--- a/TS Jatai Ghanam Project/TS 1.3/TS 1.3 Jatai Tamil Corrections.docx
+++ b/TS Jatai Ghanam Project/TS 1.3/TS 1.3 Jatai Tamil Corrections.docx
@@ -1,7 +1,634 @@
 
 <file path=word/document.xml><?xml version="1.0" encoding="utf-8"?>
-<w:document xmlns:wpc="http://schemas.microsoft.com/office/word/2010/wordprocessingCanvas" xmlns:cx="http://schemas.microsoft.com/office/drawing/2014/chartex" xmlns:cx1="http://schemas.microsoft.com/office/drawing/2015/9/8/chartex" xmlns:cx2="http://schemas.microsoft.com/office/drawing/2015/10/21/chartex" xmlns:cx3="http://schemas.microsoft.com/office/drawing/2016/5/9/chartex" xmlns:cx4="http://schemas.microsoft.com/office/drawing/2016/5/10/chartex" xmlns:cx5="http://schemas.microsoft.com/office/drawing/2016/5/11/chartex" xmlns:cx6="http://schemas.microsoft.com/office/drawing/2016/5/12/chartex" xmlns:cx7="http://schemas.microsoft.com/office/drawing/2016/5/13/chartex" xmlns:cx8="http://schemas.microsoft.com/office/drawing/2016/5/14/chartex" xmlns:mc="http://schemas.openxmlformats.org/markup-compatibility/2006" xmlns:aink="http://schemas.microsoft.com/office/drawing/2016/ink" xmlns:am3d="http://schemas.microsoft.com/office/drawing/2017/model3d" xmlns:o="urn:schemas-microsoft-com:office:office" xmlns:oel="http://schemas.microsoft.com/office/2019/extlst" xmlns:r="http://schemas.openxmlformats.org/officeDocument/2006/relationships" xmlns:m="http://schemas.openxmlformats.org/officeDocument/2006/math" xmlns:v="urn:schemas-microsoft-com:vml" xmlns:wp14="http://schemas.microsoft.com/office/word/2010/wordprocessingDrawing" xmlns:wp="http://schemas.openxmlformats.org/drawingml/2006/wordprocessingDrawing" xmlns:w10="urn:schemas-microsoft-com:office:word" xmlns:w="http://schemas.openxmlformats.org/wordprocessingml/2006/main" xmlns:w14="http://schemas.microsoft.com/office/word/2010/wordml" xmlns:w15="http://schemas.microsoft.com/office/word/2012/wordml" xmlns:w16cex="http://schemas.microsoft.com/office/word/2018/wordml/cex" xmlns:w16cid="http://schemas.microsoft.com/office/word/2016/wordml/cid" xmlns:w16="http://schemas.microsoft.com/office/word/2018/wordml" xmlns:w16sdtdh="http://schemas.microsoft.com/office/word/2020/wordml/sdtdatahash" xmlns:w16se="http://schemas.microsoft.com/office/word/2015/wordml/symex" xmlns:wpg="http://schemas.microsoft.com/office/word/2010/wordprocessingGroup" xmlns:wpi="http://schemas.microsoft.com/office/word/2010/wordprocessingInk" xmlns:wne="http://schemas.microsoft.com/office/word/2006/wordml" xmlns:wps="http://schemas.microsoft.com/office/word/2010/wordprocessingShape" mc:Ignorable="w14 w15 w16se w16cid w16 w16cex w16sdtdh wp14">
+<w:document xmlns:wpc="http://schemas.microsoft.com/office/word/2010/wordprocessingCanvas" xmlns:cx="http://schemas.microsoft.com/office/drawing/2014/chartex" xmlns:cx1="http://schemas.microsoft.com/office/drawing/2015/9/8/chartex" xmlns:cx2="http://schemas.microsoft.com/office/drawing/2015/10/21/chartex" xmlns:cx3="http://schemas.microsoft.com/office/drawing/2016/5/9/chartex" xmlns:cx4="http://schemas.microsoft.com/office/drawing/2016/5/10/chartex" xmlns:cx5="http://schemas.microsoft.com/office/drawing/2016/5/11/chartex" xmlns:cx6="http://schemas.microsoft.com/office/drawing/2016/5/12/chartex" xmlns:cx7="http://schemas.microsoft.com/office/drawing/2016/5/13/chartex" xmlns:cx8="http://schemas.microsoft.com/office/drawing/2016/5/14/chartex" xmlns:mc="http://schemas.openxmlformats.org/markup-compatibility/2006" xmlns:aink="http://schemas.microsoft.com/office/drawing/2016/ink" xmlns:am3d="http://schemas.microsoft.com/office/drawing/2017/model3d" xmlns:o="urn:schemas-microsoft-com:office:office" xmlns:oel="http://schemas.microsoft.com/office/2019/extlst" xmlns:r="http://schemas.openxmlformats.org/officeDocument/2006/relationships" xmlns:m="http://schemas.openxmlformats.org/officeDocument/2006/math" xmlns:v="urn:schemas-microsoft-com:vml" xmlns:wp14="http://schemas.microsoft.com/office/word/2010/wordprocessingDrawing" xmlns:wp="http://schemas.openxmlformats.org/drawingml/2006/wordprocessingDrawing" xmlns:w10="urn:schemas-microsoft-com:office:word" xmlns:w="http://schemas.openxmlformats.org/wordprocessingml/2006/main" xmlns:w14="http://schemas.microsoft.com/office/word/2010/wordml" xmlns:w15="http://schemas.microsoft.com/office/word/2012/wordml" xmlns:w16cex="http://schemas.microsoft.com/office/word/2018/wordml/cex" xmlns:w16cid="http://schemas.microsoft.com/office/word/2016/wordml/cid" xmlns:w16="http://schemas.microsoft.com/office/word/2018/wordml" xmlns:w16du="http://schemas.microsoft.com/office/word/2023/wordml/word16du" xmlns:w16sdtdh="http://schemas.microsoft.com/office/word/2020/wordml/sdtdatahash" xmlns:w16sdtfl="http://schemas.microsoft.com/office/word/2024/wordml/sdtformatlock" xmlns:w16se="http://schemas.microsoft.com/office/word/2015/wordml/symex" xmlns:wpg="http://schemas.microsoft.com/office/word/2010/wordprocessingGroup" xmlns:wpi="http://schemas.microsoft.com/office/word/2010/wordprocessingInk" xmlns:wne="http://schemas.microsoft.com/office/word/2006/wordml" xmlns:wps="http://schemas.microsoft.com/office/word/2010/wordprocessingShape" mc:Ignorable="w14 w15 w16se w16cid w16 w16cex w16sdtdh w16sdtfl w16du wp14">
   <w:body>
+    <w:p>
+      <w:pPr>
+        <w:spacing w:before="0" w:line="240" w:lineRule="auto"/>
+        <w:jc w:val="center"/>
+        <w:rPr>
+          <w:b/>
+          <w:bCs/>
+          <w:sz w:val="32"/>
+          <w:szCs w:val="32"/>
+          <w:u w:val="single"/>
+        </w:rPr>
+      </w:pPr>
+      <w:r>
+        <w:rPr>
+          <w:b/>
+          <w:bCs/>
+          <w:sz w:val="32"/>
+          <w:szCs w:val="32"/>
+          <w:u w:val="single"/>
+        </w:rPr>
+        <w:t xml:space="preserve">TS Jatai – TS 1.3 </w:t>
+      </w:r>
+      <w:r>
+        <w:rPr>
+          <w:b/>
+          <w:bCs/>
+          <w:sz w:val="32"/>
+          <w:szCs w:val="32"/>
+          <w:u w:val="single"/>
+        </w:rPr>
+        <w:t>Tamil</w:t>
+      </w:r>
+      <w:r>
+        <w:rPr>
+          <w:b/>
+          <w:bCs/>
+          <w:sz w:val="32"/>
+          <w:szCs w:val="32"/>
+          <w:u w:val="single"/>
+        </w:rPr>
+        <w:t xml:space="preserve"> </w:t>
+      </w:r>
+      <w:r>
+        <w:rPr>
+          <w:b/>
+          <w:bCs/>
+          <w:sz w:val="32"/>
+          <w:szCs w:val="32"/>
+          <w:u w:val="single"/>
+        </w:rPr>
+        <w:t xml:space="preserve">Corrections – Observed till </w:t>
+      </w:r>
+      <w:r>
+        <w:rPr>
+          <w:b/>
+          <w:bCs/>
+          <w:sz w:val="32"/>
+          <w:szCs w:val="32"/>
+          <w:highlight w:val="red"/>
+          <w:u w:val="single"/>
+        </w:rPr>
+        <w:t>????</w:t>
+      </w:r>
+    </w:p>
+    <w:p>
+      <w:pPr>
+        <w:spacing w:before="0" w:line="240" w:lineRule="auto"/>
+        <w:jc w:val="center"/>
+        <w:rPr>
+          <w:b/>
+          <w:bCs/>
+          <w:sz w:val="28"/>
+          <w:szCs w:val="32"/>
+        </w:rPr>
+      </w:pPr>
+      <w:r>
+        <w:rPr>
+          <w:b/>
+          <w:bCs/>
+          <w:sz w:val="28"/>
+          <w:szCs w:val="32"/>
+        </w:rPr>
+        <w:t>(ignore those which are already incorporated in your book’s version and date)</w:t>
+      </w:r>
+    </w:p>
+    <w:tbl>
+      <w:tblPr>
+        <w:tblW w:w="13970" w:type="dxa"/>
+        <w:tblInd w:w="-792" w:type="dxa"/>
+        <w:tblBorders>
+          <w:top w:val="single" w:sz="4" w:space="0" w:color="000000"/>
+          <w:left w:val="single" w:sz="4" w:space="0" w:color="000000"/>
+          <w:bottom w:val="single" w:sz="4" w:space="0" w:color="000000"/>
+          <w:right w:val="single" w:sz="4" w:space="0" w:color="000000"/>
+          <w:insideH w:val="single" w:sz="4" w:space="0" w:color="000000"/>
+          <w:insideV w:val="single" w:sz="4" w:space="0" w:color="000000"/>
+        </w:tblBorders>
+        <w:tblLook w:val="04A0" w:firstRow="1" w:lastRow="0" w:firstColumn="1" w:lastColumn="0" w:noHBand="0" w:noVBand="1"/>
+      </w:tblPr>
+      <w:tblGrid>
+        <w:gridCol w:w="6883"/>
+        <w:gridCol w:w="7087"/>
+      </w:tblGrid>
+      <w:tr>
+        <w:tc>
+          <w:tcPr>
+            <w:tcW w:w="6883" w:type="dxa"/>
+          </w:tcPr>
+          <w:p>
+            <w:pPr>
+              <w:spacing w:before="0" w:line="240" w:lineRule="auto"/>
+              <w:jc w:val="center"/>
+              <w:rPr>
+                <w:b/>
+                <w:sz w:val="32"/>
+                <w:szCs w:val="32"/>
+              </w:rPr>
+            </w:pPr>
+            <w:r>
+              <w:rPr>
+                <w:b/>
+                <w:sz w:val="32"/>
+                <w:szCs w:val="32"/>
+              </w:rPr>
+              <w:t>As Printed</w:t>
+            </w:r>
+          </w:p>
+        </w:tc>
+        <w:tc>
+          <w:tcPr>
+            <w:tcW w:w="7087" w:type="dxa"/>
+          </w:tcPr>
+          <w:p>
+            <w:pPr>
+              <w:spacing w:before="0" w:line="240" w:lineRule="auto"/>
+              <w:ind w:right="-18"/>
+              <w:jc w:val="center"/>
+              <w:rPr>
+                <w:b/>
+                <w:sz w:val="32"/>
+                <w:szCs w:val="32"/>
+              </w:rPr>
+            </w:pPr>
+            <w:r>
+              <w:rPr>
+                <w:b/>
+                <w:sz w:val="32"/>
+                <w:szCs w:val="32"/>
+              </w:rPr>
+              <w:t>To be read as or corrected as</w:t>
+            </w:r>
+            <w:r>
+              <w:rPr>
+                <w:b/>
+                <w:sz w:val="32"/>
+                <w:szCs w:val="32"/>
+              </w:rPr>
+              <w:t xml:space="preserve"> </w:t>
+            </w:r>
+          </w:p>
+        </w:tc>
+      </w:tr>
+      <w:tr>
+        <w:trPr>
+          <w:trHeight w:val="1480"/>
+        </w:trPr>
+        <w:tc>
+          <w:tcPr>
+            <w:tcW w:w="6883" w:type="dxa"/>
+          </w:tcPr>
+          <w:p>
+            <w:pPr>
+              <w:widowControl w:val="0"/>
+              <w:autoSpaceDE w:val="0"/>
+              <w:autoSpaceDN w:val="0"/>
+              <w:adjustRightInd w:val="0"/>
+              <w:spacing w:line="240" w:lineRule="auto"/>
+              <w:rPr>
+                <w:rFonts w:ascii="BRH Devanagari Extra" w:hAnsi="BRH Devanagari Extra" w:cs="BRH Devanagari Extra"/>
+                <w:color w:val="000000"/>
+                <w:sz w:val="32"/>
+                <w:szCs w:val="40"/>
+              </w:rPr>
+            </w:pPr>
+            <w:r>
+              <w:rPr>
+                <w:rFonts w:cs="BRH Devanagari Extra"/>
+                <w:color w:val="000000"/>
+                <w:szCs w:val="40"/>
+              </w:rPr>
+              <w:t>5</w:t>
+            </w:r>
+            <w:r>
+              <w:rPr>
+                <w:rFonts w:ascii="BRH Devanagari Extra" w:hAnsi="BRH Devanagari Extra" w:cs="BRH Devanagari Extra"/>
+                <w:color w:val="000000"/>
+                <w:sz w:val="32"/>
+                <w:szCs w:val="40"/>
+              </w:rPr>
+              <w:t xml:space="preserve">)   </w:t>
+            </w:r>
+            <w:r>
+              <w:rPr>
+                <w:rFonts w:cs="BRH Devanagari Extra"/>
+                <w:color w:val="000000"/>
+                <w:szCs w:val="40"/>
+              </w:rPr>
+              <w:t>1</w:t>
+            </w:r>
+            <w:r>
+              <w:rPr>
+                <w:rFonts w:ascii="BRH Devanagari Extra" w:hAnsi="BRH Devanagari Extra" w:cs="BRH Devanagari Extra"/>
+                <w:color w:val="000000"/>
+                <w:sz w:val="32"/>
+                <w:szCs w:val="40"/>
+              </w:rPr>
+              <w:t>.</w:t>
+            </w:r>
+            <w:r>
+              <w:rPr>
+                <w:rFonts w:cs="BRH Devanagari Extra"/>
+                <w:color w:val="000000"/>
+                <w:szCs w:val="40"/>
+              </w:rPr>
+              <w:t>3</w:t>
+            </w:r>
+            <w:r>
+              <w:rPr>
+                <w:rFonts w:ascii="BRH Devanagari Extra" w:hAnsi="BRH Devanagari Extra" w:cs="BRH Devanagari Extra"/>
+                <w:color w:val="000000"/>
+                <w:sz w:val="32"/>
+                <w:szCs w:val="40"/>
+              </w:rPr>
+              <w:t>.</w:t>
+            </w:r>
+            <w:r>
+              <w:rPr>
+                <w:rFonts w:cs="BRH Devanagari Extra"/>
+                <w:color w:val="000000"/>
+                <w:szCs w:val="40"/>
+              </w:rPr>
+              <w:t>14</w:t>
+            </w:r>
+            <w:r>
+              <w:rPr>
+                <w:rFonts w:ascii="BRH Devanagari Extra" w:hAnsi="BRH Devanagari Extra" w:cs="BRH Devanagari Extra"/>
+                <w:color w:val="000000"/>
+                <w:sz w:val="32"/>
+                <w:szCs w:val="40"/>
+              </w:rPr>
+              <w:t>.</w:t>
+            </w:r>
+            <w:r>
+              <w:rPr>
+                <w:rFonts w:cs="BRH Devanagari Extra"/>
+                <w:color w:val="000000"/>
+                <w:szCs w:val="40"/>
+              </w:rPr>
+              <w:t>4</w:t>
+            </w:r>
+            <w:r>
+              <w:rPr>
+                <w:rFonts w:ascii="BRH Devanagari Extra" w:hAnsi="BRH Devanagari Extra" w:cs="BRH Devanagari Extra"/>
+                <w:color w:val="000000"/>
+                <w:sz w:val="32"/>
+                <w:szCs w:val="40"/>
+              </w:rPr>
+              <w:t>(</w:t>
+            </w:r>
+            <w:r>
+              <w:rPr>
+                <w:rFonts w:cs="BRH Devanagari Extra"/>
+                <w:color w:val="000000"/>
+                <w:szCs w:val="40"/>
+              </w:rPr>
+              <w:t>3</w:t>
+            </w:r>
+            <w:r>
+              <w:rPr>
+                <w:rFonts w:ascii="BRH Devanagari Extra" w:hAnsi="BRH Devanagari Extra" w:cs="BRH Devanagari Extra"/>
+                <w:color w:val="000000"/>
+                <w:sz w:val="32"/>
+                <w:szCs w:val="40"/>
+              </w:rPr>
+              <w:t>)- U</w:t>
+            </w:r>
+            <w:r>
+              <w:rPr>
+                <w:rFonts w:ascii="BRH Malayalam Extra" w:hAnsi="BRH Malayalam Extra" w:cs="BRH Devanagari Extra"/>
+                <w:color w:val="000000"/>
+                <w:szCs w:val="40"/>
+              </w:rPr>
+              <w:t>–</w:t>
+            </w:r>
+            <w:r>
+              <w:rPr>
+                <w:rFonts w:ascii="BRH Devanagari Extra" w:hAnsi="BRH Devanagari Extra" w:cs="BRH Devanagari Extra"/>
+                <w:color w:val="000000"/>
+                <w:sz w:val="32"/>
+                <w:szCs w:val="40"/>
+              </w:rPr>
+              <w:t>ÌrÉqÉç ||</w:t>
+            </w:r>
+          </w:p>
+          <w:p>
+            <w:pPr>
+              <w:widowControl w:val="0"/>
+              <w:autoSpaceDE w:val="0"/>
+              <w:autoSpaceDN w:val="0"/>
+              <w:adjustRightInd w:val="0"/>
+              <w:spacing w:line="240" w:lineRule="auto"/>
+              <w:rPr>
+                <w:rFonts w:cs="Latha"/>
+                <w:b/>
+                <w:bCs/>
+                <w:sz w:val="32"/>
+                <w:szCs w:val="44"/>
+                <w:cs/>
+                <w:lang w:bidi="ta-IN"/>
+              </w:rPr>
+            </w:pPr>
+            <w:r>
+              <w:rPr>
+                <w:rFonts w:ascii="BRH Devanagari Extra" w:hAnsi="BRH Devanagari Extra" w:cs="BRH Devanagari Extra"/>
+                <w:color w:val="000000"/>
+                <w:sz w:val="32"/>
+                <w:szCs w:val="40"/>
+              </w:rPr>
+              <w:t>U</w:t>
+            </w:r>
+            <w:r>
+              <w:rPr>
+                <w:rFonts w:ascii="BRH Malayalam Extra" w:hAnsi="BRH Malayalam Extra" w:cs="BRH Devanagari Extra"/>
+                <w:color w:val="000000"/>
+                <w:szCs w:val="40"/>
+              </w:rPr>
+              <w:t>–</w:t>
+            </w:r>
+            <w:r>
+              <w:rPr>
+                <w:rFonts w:ascii="BRH Devanagari Extra" w:hAnsi="BRH Devanagari Extra" w:cs="BRH Devanagari Extra"/>
+                <w:color w:val="000000"/>
+                <w:sz w:val="32"/>
+                <w:szCs w:val="40"/>
+              </w:rPr>
+              <w:t xml:space="preserve">ÌrÉÍqÉÌiÉþ </w:t>
+            </w:r>
+            <w:r>
+              <w:rPr>
+                <w:rFonts w:ascii="BRH Devanagari Extra" w:hAnsi="BRH Devanagari Extra" w:cs="BRH Devanagari Extra"/>
+                <w:color w:val="000000"/>
+                <w:sz w:val="32"/>
+                <w:szCs w:val="40"/>
+                <w:highlight w:val="yellow"/>
+              </w:rPr>
+              <w:t>UÌ</w:t>
+            </w:r>
+            <w:r>
+              <w:rPr>
+                <w:rFonts w:ascii="BRH Devanagari Extra" w:hAnsi="BRH Devanagari Extra" w:cs="BRH Devanagari Extra"/>
+                <w:color w:val="000000"/>
+                <w:sz w:val="32"/>
+                <w:szCs w:val="40"/>
+              </w:rPr>
+              <w:t xml:space="preserve">rÉqÉç | </w:t>
+            </w:r>
+          </w:p>
+        </w:tc>
+        <w:tc>
+          <w:tcPr>
+            <w:tcW w:w="7087" w:type="dxa"/>
+          </w:tcPr>
+          <w:p>
+            <w:pPr>
+              <w:widowControl w:val="0"/>
+              <w:autoSpaceDE w:val="0"/>
+              <w:autoSpaceDN w:val="0"/>
+              <w:adjustRightInd w:val="0"/>
+              <w:spacing w:line="240" w:lineRule="auto"/>
+              <w:rPr>
+                <w:rFonts w:ascii="BRH Devanagari Extra" w:hAnsi="BRH Devanagari Extra" w:cs="BRH Devanagari Extra"/>
+                <w:color w:val="000000"/>
+                <w:sz w:val="32"/>
+                <w:szCs w:val="40"/>
+                <w:lang w:val="it-IT"/>
+              </w:rPr>
+            </w:pPr>
+            <w:r>
+              <w:rPr>
+                <w:rFonts w:cs="BRH Devanagari Extra"/>
+                <w:color w:val="000000"/>
+                <w:szCs w:val="40"/>
+                <w:lang w:val="it-IT"/>
+              </w:rPr>
+              <w:t>5</w:t>
+            </w:r>
+            <w:r>
+              <w:rPr>
+                <w:rFonts w:ascii="BRH Devanagari Extra" w:hAnsi="BRH Devanagari Extra" w:cs="BRH Devanagari Extra"/>
+                <w:color w:val="000000"/>
+                <w:sz w:val="32"/>
+                <w:szCs w:val="40"/>
+                <w:lang w:val="it-IT"/>
+              </w:rPr>
+              <w:t xml:space="preserve">)   </w:t>
+            </w:r>
+            <w:r>
+              <w:rPr>
+                <w:rFonts w:cs="BRH Devanagari Extra"/>
+                <w:color w:val="000000"/>
+                <w:szCs w:val="40"/>
+                <w:lang w:val="it-IT"/>
+              </w:rPr>
+              <w:t>1</w:t>
+            </w:r>
+            <w:r>
+              <w:rPr>
+                <w:rFonts w:ascii="BRH Devanagari Extra" w:hAnsi="BRH Devanagari Extra" w:cs="BRH Devanagari Extra"/>
+                <w:color w:val="000000"/>
+                <w:sz w:val="32"/>
+                <w:szCs w:val="40"/>
+                <w:lang w:val="it-IT"/>
+              </w:rPr>
+              <w:t>.</w:t>
+            </w:r>
+            <w:r>
+              <w:rPr>
+                <w:rFonts w:cs="BRH Devanagari Extra"/>
+                <w:color w:val="000000"/>
+                <w:szCs w:val="40"/>
+                <w:lang w:val="it-IT"/>
+              </w:rPr>
+              <w:t>3</w:t>
+            </w:r>
+            <w:r>
+              <w:rPr>
+                <w:rFonts w:ascii="BRH Devanagari Extra" w:hAnsi="BRH Devanagari Extra" w:cs="BRH Devanagari Extra"/>
+                <w:color w:val="000000"/>
+                <w:sz w:val="32"/>
+                <w:szCs w:val="40"/>
+                <w:lang w:val="it-IT"/>
+              </w:rPr>
+              <w:t>.</w:t>
+            </w:r>
+            <w:r>
+              <w:rPr>
+                <w:rFonts w:cs="BRH Devanagari Extra"/>
+                <w:color w:val="000000"/>
+                <w:szCs w:val="40"/>
+                <w:lang w:val="it-IT"/>
+              </w:rPr>
+              <w:t>14</w:t>
+            </w:r>
+            <w:r>
+              <w:rPr>
+                <w:rFonts w:ascii="BRH Devanagari Extra" w:hAnsi="BRH Devanagari Extra" w:cs="BRH Devanagari Extra"/>
+                <w:color w:val="000000"/>
+                <w:sz w:val="32"/>
+                <w:szCs w:val="40"/>
+                <w:lang w:val="it-IT"/>
+              </w:rPr>
+              <w:t>.</w:t>
+            </w:r>
+            <w:r>
+              <w:rPr>
+                <w:rFonts w:cs="BRH Devanagari Extra"/>
+                <w:color w:val="000000"/>
+                <w:szCs w:val="40"/>
+                <w:lang w:val="it-IT"/>
+              </w:rPr>
+              <w:t>4</w:t>
+            </w:r>
+            <w:r>
+              <w:rPr>
+                <w:rFonts w:ascii="BRH Devanagari Extra" w:hAnsi="BRH Devanagari Extra" w:cs="BRH Devanagari Extra"/>
+                <w:color w:val="000000"/>
+                <w:sz w:val="32"/>
+                <w:szCs w:val="40"/>
+                <w:lang w:val="it-IT"/>
+              </w:rPr>
+              <w:t>(</w:t>
+            </w:r>
+            <w:r>
+              <w:rPr>
+                <w:rFonts w:cs="BRH Devanagari Extra"/>
+                <w:color w:val="000000"/>
+                <w:szCs w:val="40"/>
+                <w:lang w:val="it-IT"/>
+              </w:rPr>
+              <w:t>3</w:t>
+            </w:r>
+            <w:r>
+              <w:rPr>
+                <w:rFonts w:ascii="BRH Devanagari Extra" w:hAnsi="BRH Devanagari Extra" w:cs="BRH Devanagari Extra"/>
+                <w:color w:val="000000"/>
+                <w:sz w:val="32"/>
+                <w:szCs w:val="40"/>
+                <w:lang w:val="it-IT"/>
+              </w:rPr>
+              <w:t>)- U</w:t>
+            </w:r>
+            <w:r>
+              <w:rPr>
+                <w:rFonts w:ascii="BRH Malayalam Extra" w:hAnsi="BRH Malayalam Extra" w:cs="BRH Devanagari Extra"/>
+                <w:color w:val="000000"/>
+                <w:szCs w:val="40"/>
+                <w:lang w:val="it-IT"/>
+              </w:rPr>
+              <w:t>–</w:t>
+            </w:r>
+            <w:r>
+              <w:rPr>
+                <w:rFonts w:ascii="BRH Devanagari Extra" w:hAnsi="BRH Devanagari Extra" w:cs="BRH Devanagari Extra"/>
+                <w:color w:val="000000"/>
+                <w:sz w:val="32"/>
+                <w:szCs w:val="40"/>
+                <w:lang w:val="it-IT"/>
+              </w:rPr>
+              <w:t>ÌrÉqÉç ||</w:t>
+            </w:r>
+          </w:p>
+          <w:p>
+            <w:pPr>
+              <w:widowControl w:val="0"/>
+              <w:autoSpaceDE w:val="0"/>
+              <w:autoSpaceDN w:val="0"/>
+              <w:adjustRightInd w:val="0"/>
+              <w:spacing w:line="240" w:lineRule="auto"/>
+              <w:rPr>
+                <w:rFonts w:cs="Latha"/>
+                <w:b/>
+                <w:bCs/>
+                <w:sz w:val="32"/>
+                <w:szCs w:val="44"/>
+                <w:cs/>
+                <w:lang w:bidi="ta-IN"/>
+              </w:rPr>
+            </w:pPr>
+            <w:r>
+              <w:rPr>
+                <w:rFonts w:ascii="BRH Devanagari Extra" w:hAnsi="BRH Devanagari Extra" w:cs="BRH Devanagari Extra"/>
+                <w:color w:val="000000"/>
+                <w:sz w:val="32"/>
+                <w:szCs w:val="40"/>
+                <w:lang w:val="it-IT"/>
+              </w:rPr>
+              <w:t>U</w:t>
+            </w:r>
+            <w:r>
+              <w:rPr>
+                <w:rFonts w:ascii="BRH Malayalam Extra" w:hAnsi="BRH Malayalam Extra" w:cs="BRH Devanagari Extra"/>
+                <w:color w:val="000000"/>
+                <w:szCs w:val="40"/>
+                <w:lang w:val="it-IT"/>
+              </w:rPr>
+              <w:t>–</w:t>
+            </w:r>
+            <w:r>
+              <w:rPr>
+                <w:rFonts w:ascii="BRH Devanagari Extra" w:hAnsi="BRH Devanagari Extra" w:cs="BRH Devanagari Extra"/>
+                <w:color w:val="000000"/>
+                <w:sz w:val="32"/>
+                <w:szCs w:val="40"/>
+                <w:lang w:val="it-IT"/>
+              </w:rPr>
+              <w:t xml:space="preserve">ÌrÉÍqÉÌiÉþ </w:t>
+            </w:r>
+            <w:r>
+              <w:rPr>
+                <w:rFonts w:ascii="BRH Devanagari Extra" w:hAnsi="BRH Devanagari Extra" w:cs="BRH Devanagari Extra"/>
+                <w:color w:val="000000"/>
+                <w:sz w:val="32"/>
+                <w:szCs w:val="40"/>
+                <w:highlight w:val="green"/>
+                <w:lang w:val="it-IT"/>
+              </w:rPr>
+              <w:t>UÌ</w:t>
+            </w:r>
+            <w:r>
+              <w:rPr>
+                <w:rFonts w:ascii="BRH Malayalam Extra" w:hAnsi="BRH Malayalam Extra" w:cs="BRH Devanagari Extra"/>
+                <w:color w:val="000000"/>
+                <w:szCs w:val="40"/>
+                <w:lang w:val="it-IT"/>
+              </w:rPr>
+              <w:t>–</w:t>
+            </w:r>
+            <w:r>
+              <w:rPr>
+                <w:rFonts w:ascii="BRH Devanagari Extra" w:hAnsi="BRH Devanagari Extra" w:cs="BRH Devanagari Extra"/>
+                <w:color w:val="000000"/>
+                <w:sz w:val="32"/>
+                <w:szCs w:val="40"/>
+                <w:lang w:val="it-IT"/>
+              </w:rPr>
+              <w:t xml:space="preserve">rÉqÉç | </w:t>
+            </w:r>
+          </w:p>
+        </w:tc>
+      </w:tr>
+    </w:tbl>
+    <w:p>
+      <w:pPr>
+        <w:spacing w:before="0" w:line="240" w:lineRule="auto"/>
+        <w:jc w:val="center"/>
+        <w:rPr>
+          <w:b/>
+          <w:bCs/>
+          <w:sz w:val="32"/>
+          <w:szCs w:val="32"/>
+          <w:u w:val="single"/>
+        </w:rPr>
+      </w:pPr>
+    </w:p>
+    <w:p>
+      <w:pPr>
+        <w:spacing w:before="0" w:line="240" w:lineRule="auto"/>
+        <w:jc w:val="center"/>
+        <w:rPr>
+          <w:b/>
+          <w:bCs/>
+          <w:sz w:val="32"/>
+          <w:szCs w:val="32"/>
+          <w:u w:val="single"/>
+        </w:rPr>
+      </w:pPr>
+    </w:p>
     <w:p>
       <w:pPr>
         <w:spacing w:before="0" w:line="240" w:lineRule="auto"/>
@@ -1420,6 +2047,7 @@
                 <w:cs/>
                 <w:lang w:bidi="ta-IN"/>
               </w:rPr>
+              <w:lastRenderedPageBreak/>
               <w:t>வலக</w:t>
             </w:r>
             <w:r>
@@ -1953,6 +2581,7 @@
                 <w:cs/>
                 <w:lang w:bidi="ta-IN"/>
               </w:rPr>
+              <w:lastRenderedPageBreak/>
               <w:t>36</w:t>
             </w:r>
             <w:r>
@@ -3090,6 +3719,7 @@
                 <w:cs/>
                 <w:lang w:bidi="ta-IN"/>
               </w:rPr>
+              <w:lastRenderedPageBreak/>
               <w:t>வலக</w:t>
             </w:r>
             <w:r>
@@ -3625,6 +4255,7 @@
                 <w:cs/>
                 <w:lang w:bidi="ta-IN"/>
               </w:rPr>
+              <w:lastRenderedPageBreak/>
               <w:t>21</w:t>
             </w:r>
             <w:r>
@@ -4127,7 +4758,6 @@
                 <w:szCs w:val="28"/>
                 <w:lang w:bidi="ta-IN"/>
               </w:rPr>
-              <w:lastRenderedPageBreak/>
               <w:t>(</w:t>
             </w:r>
             <w:r>
@@ -4269,7 +4899,6 @@
                 <w:cs/>
                 <w:lang w:bidi="ta-IN"/>
               </w:rPr>
-              <w:lastRenderedPageBreak/>
               <w:t>74)</w:t>
             </w:r>
             <w:r>
@@ -6413,6 +7042,7 @@
                 <w:cs/>
                 <w:lang w:bidi="ta-IN"/>
               </w:rPr>
+              <w:lastRenderedPageBreak/>
               <w:t>42</w:t>
             </w:r>
             <w:r>
@@ -7838,7 +8468,6 @@
                 <w:cs/>
                 <w:lang w:bidi="ta-IN"/>
               </w:rPr>
-              <w:lastRenderedPageBreak/>
               <w:t>அ</w:t>
             </w:r>
             <w:r>
@@ -8168,7 +8797,6 @@
                 <w:cs/>
                 <w:lang w:bidi="ta-IN"/>
               </w:rPr>
-              <w:lastRenderedPageBreak/>
               <w:t>14)</w:t>
             </w:r>
             <w:r>
@@ -8387,7 +9015,6 @@
                 <w:cs/>
                 <w:lang w:bidi="ta-IN"/>
               </w:rPr>
-              <w:lastRenderedPageBreak/>
               <w:t>அ</w:t>
             </w:r>
             <w:r>
@@ -10305,6 +10932,7 @@
                 <w:cs/>
                 <w:lang w:bidi="ta-IN"/>
               </w:rPr>
+              <w:lastRenderedPageBreak/>
               <w:t>ஏ</w:t>
             </w:r>
             <w:r>
@@ -10380,6 +11008,7 @@
                 <w:cs/>
                 <w:lang w:bidi="ta-IN"/>
               </w:rPr>
+              <w:lastRenderedPageBreak/>
               <w:t>26</w:t>
             </w:r>
             <w:r>
@@ -10915,7 +11544,17 @@
                 <w:cs/>
                 <w:lang w:bidi="ta-IN"/>
               </w:rPr>
-              <w:t>ஜ ஏ</w:t>
+              <w:t xml:space="preserve">ஜ </w:t>
+            </w:r>
+            <w:r>
+              <w:rPr>
+                <w:rFonts w:ascii="Latha" w:hAnsi="Latha" w:cs="Latha"/>
+                <w:szCs w:val="28"/>
+                <w:cs/>
+                <w:lang w:bidi="ta-IN"/>
+              </w:rPr>
+              <w:lastRenderedPageBreak/>
+              <w:t>ஏ</w:t>
             </w:r>
             <w:r>
               <w:rPr>
@@ -10982,6 +11621,7 @@
                 <w:cs/>
                 <w:lang w:bidi="ta-IN"/>
               </w:rPr>
+              <w:lastRenderedPageBreak/>
               <w:t>24</w:t>
             </w:r>
             <w:r>
@@ -11900,7 +12540,6 @@
                 <w:cs/>
                 <w:lang w:bidi="ta-IN"/>
               </w:rPr>
-              <w:lastRenderedPageBreak/>
               <w:t>24</w:t>
             </w:r>
             <w:r>
@@ -12495,7 +13134,6 @@
                 <w:cs/>
                 <w:lang w:bidi="ta-IN"/>
               </w:rPr>
-              <w:lastRenderedPageBreak/>
               <w:t>26</w:t>
             </w:r>
             <w:r>
@@ -12901,7 +13539,6 @@
                 <w:cs/>
                 <w:lang w:bidi="ta-IN"/>
               </w:rPr>
-              <w:lastRenderedPageBreak/>
               <w:t>43</w:t>
             </w:r>
             <w:r>
@@ -15635,6 +16272,7 @@
                 <w:cs/>
                 <w:lang w:bidi="ta-IN"/>
               </w:rPr>
+              <w:lastRenderedPageBreak/>
               <w:t>20</w:t>
             </w:r>
             <w:r>
@@ -16050,7 +16688,6 @@
                 <w:cs/>
                 <w:lang w:bidi="ta-IN"/>
               </w:rPr>
-              <w:lastRenderedPageBreak/>
               <w:t>22</w:t>
             </w:r>
             <w:r>
@@ -16657,7 +17294,6 @@
                 <w:cs/>
                 <w:lang w:bidi="ta-IN"/>
               </w:rPr>
-              <w:lastRenderedPageBreak/>
               <w:t>20</w:t>
             </w:r>
             <w:r>
@@ -17347,7 +17983,6 @@
                 <w:cs/>
                 <w:lang w:bidi="ta-IN"/>
               </w:rPr>
-              <w:lastRenderedPageBreak/>
               <w:t>ஶுக்</w:t>
             </w:r>
             <w:r>
@@ -17650,7 +18285,6 @@
                 <w:cs/>
                 <w:lang w:bidi="ta-IN"/>
               </w:rPr>
-              <w:lastRenderedPageBreak/>
               <w:t>3</w:t>
             </w:r>
             <w:r>
@@ -20733,6 +21367,7 @@
                 <w:cs/>
                 <w:lang w:bidi="ta-IN"/>
               </w:rPr>
+              <w:lastRenderedPageBreak/>
               <w:t>5</w:t>
             </w:r>
             <w:r>
@@ -20940,7 +21575,6 @@
                 <w:cs/>
                 <w:lang w:bidi="ta-IN"/>
               </w:rPr>
-              <w:lastRenderedPageBreak/>
               <w:t>அ</w:t>
             </w:r>
             <w:r>
@@ -21482,7 +22116,6 @@
                 <w:cs/>
                 <w:lang w:bidi="ta-IN"/>
               </w:rPr>
-              <w:lastRenderedPageBreak/>
               <w:t>5</w:t>
             </w:r>
             <w:r>
@@ -21690,7 +22323,6 @@
                 <w:cs/>
                 <w:lang w:bidi="ta-IN"/>
               </w:rPr>
-              <w:lastRenderedPageBreak/>
               <w:t>அ</w:t>
             </w:r>
             <w:r>
@@ -22237,7 +22869,6 @@
                 <w:cs/>
                 <w:lang w:bidi="ta-IN"/>
               </w:rPr>
-              <w:lastRenderedPageBreak/>
               <w:t>8</w:t>
             </w:r>
             <w:r>
@@ -24040,6 +24671,7 @@
                 <w:cs/>
                 <w:lang w:bidi="ta-IN"/>
               </w:rPr>
+              <w:lastRenderedPageBreak/>
               <w:t>39</w:t>
             </w:r>
             <w:r>
@@ -24284,7 +24916,6 @@
                 <w:cs/>
                 <w:lang w:bidi="ta-IN"/>
               </w:rPr>
-              <w:lastRenderedPageBreak/>
               <w:t>உ</w:t>
             </w:r>
             <w:r>
@@ -25030,6 +25661,7 @@
                 <w:cs/>
                 <w:lang w:bidi="ta-IN"/>
               </w:rPr>
+              <w:lastRenderedPageBreak/>
               <w:t>39</w:t>
             </w:r>
             <w:r>
@@ -32126,7 +32758,7 @@
 </file>
 
 <file path=word/endnotes.xml><?xml version="1.0" encoding="utf-8"?>
-<w:endnotes xmlns:wpc="http://schemas.microsoft.com/office/word/2010/wordprocessingCanvas" xmlns:cx="http://schemas.microsoft.com/office/drawing/2014/chartex" xmlns:cx1="http://schemas.microsoft.com/office/drawing/2015/9/8/chartex" xmlns:cx2="http://schemas.microsoft.com/office/drawing/2015/10/21/chartex" xmlns:cx3="http://schemas.microsoft.com/office/drawing/2016/5/9/chartex" xmlns:cx4="http://schemas.microsoft.com/office/drawing/2016/5/10/chartex" xmlns:cx5="http://schemas.microsoft.com/office/drawing/2016/5/11/chartex" xmlns:cx6="http://schemas.microsoft.com/office/drawing/2016/5/12/chartex" xmlns:cx7="http://schemas.microsoft.com/office/drawing/2016/5/13/chartex" xmlns:cx8="http://schemas.microsoft.com/office/drawing/2016/5/14/chartex" xmlns:mc="http://schemas.openxmlformats.org/markup-compatibility/2006" xmlns:aink="http://schemas.microsoft.com/office/drawing/2016/ink" xmlns:am3d="http://schemas.microsoft.com/office/drawing/2017/model3d" xmlns:o="urn:schemas-microsoft-com:office:office" xmlns:oel="http://schemas.microsoft.com/office/2019/extlst" xmlns:r="http://schemas.openxmlformats.org/officeDocument/2006/relationships" xmlns:m="http://schemas.openxmlformats.org/officeDocument/2006/math" xmlns:v="urn:schemas-microsoft-com:vml" xmlns:wp14="http://schemas.microsoft.com/office/word/2010/wordprocessingDrawing" xmlns:wp="http://schemas.openxmlformats.org/drawingml/2006/wordprocessingDrawing" xmlns:w10="urn:schemas-microsoft-com:office:word" xmlns:w="http://schemas.openxmlformats.org/wordprocessingml/2006/main" xmlns:w14="http://schemas.microsoft.com/office/word/2010/wordml" xmlns:w15="http://schemas.microsoft.com/office/word/2012/wordml" xmlns:w16cex="http://schemas.microsoft.com/office/word/2018/wordml/cex" xmlns:w16cid="http://schemas.microsoft.com/office/word/2016/wordml/cid" xmlns:w16="http://schemas.microsoft.com/office/word/2018/wordml" xmlns:w16sdtdh="http://schemas.microsoft.com/office/word/2020/wordml/sdtdatahash" xmlns:w16se="http://schemas.microsoft.com/office/word/2015/wordml/symex" xmlns:wpg="http://schemas.microsoft.com/office/word/2010/wordprocessingGroup" xmlns:wpi="http://schemas.microsoft.com/office/word/2010/wordprocessingInk" xmlns:wne="http://schemas.microsoft.com/office/word/2006/wordml" xmlns:wps="http://schemas.microsoft.com/office/word/2010/wordprocessingShape" mc:Ignorable="w14 w15 w16se w16cid w16 w16cex w16sdtdh wp14">
+<w:endnotes xmlns:wpc="http://schemas.microsoft.com/office/word/2010/wordprocessingCanvas" xmlns:cx="http://schemas.microsoft.com/office/drawing/2014/chartex" xmlns:cx1="http://schemas.microsoft.com/office/drawing/2015/9/8/chartex" xmlns:cx2="http://schemas.microsoft.com/office/drawing/2015/10/21/chartex" xmlns:cx3="http://schemas.microsoft.com/office/drawing/2016/5/9/chartex" xmlns:cx4="http://schemas.microsoft.com/office/drawing/2016/5/10/chartex" xmlns:cx5="http://schemas.microsoft.com/office/drawing/2016/5/11/chartex" xmlns:cx6="http://schemas.microsoft.com/office/drawing/2016/5/12/chartex" xmlns:cx7="http://schemas.microsoft.com/office/drawing/2016/5/13/chartex" xmlns:cx8="http://schemas.microsoft.com/office/drawing/2016/5/14/chartex" xmlns:mc="http://schemas.openxmlformats.org/markup-compatibility/2006" xmlns:aink="http://schemas.microsoft.com/office/drawing/2016/ink" xmlns:am3d="http://schemas.microsoft.com/office/drawing/2017/model3d" xmlns:o="urn:schemas-microsoft-com:office:office" xmlns:oel="http://schemas.microsoft.com/office/2019/extlst" xmlns:r="http://schemas.openxmlformats.org/officeDocument/2006/relationships" xmlns:m="http://schemas.openxmlformats.org/officeDocument/2006/math" xmlns:v="urn:schemas-microsoft-com:vml" xmlns:wp14="http://schemas.microsoft.com/office/word/2010/wordprocessingDrawing" xmlns:wp="http://schemas.openxmlformats.org/drawingml/2006/wordprocessingDrawing" xmlns:w10="urn:schemas-microsoft-com:office:word" xmlns:w="http://schemas.openxmlformats.org/wordprocessingml/2006/main" xmlns:w14="http://schemas.microsoft.com/office/word/2010/wordml" xmlns:w15="http://schemas.microsoft.com/office/word/2012/wordml" xmlns:w16cex="http://schemas.microsoft.com/office/word/2018/wordml/cex" xmlns:w16cid="http://schemas.microsoft.com/office/word/2016/wordml/cid" xmlns:w16="http://schemas.microsoft.com/office/word/2018/wordml" xmlns:w16du="http://schemas.microsoft.com/office/word/2023/wordml/word16du" xmlns:w16sdtdh="http://schemas.microsoft.com/office/word/2020/wordml/sdtdatahash" xmlns:w16sdtfl="http://schemas.microsoft.com/office/word/2024/wordml/sdtformatlock" xmlns:w16se="http://schemas.microsoft.com/office/word/2015/wordml/symex" xmlns:wpg="http://schemas.microsoft.com/office/word/2010/wordprocessingGroup" xmlns:wpi="http://schemas.microsoft.com/office/word/2010/wordprocessingInk" xmlns:wne="http://schemas.microsoft.com/office/word/2006/wordml" xmlns:wps="http://schemas.microsoft.com/office/word/2010/wordprocessingShape" mc:Ignorable="w14 w15 w16se w16cid w16 w16cex w16sdtdh w16sdtfl w16du wp14">
   <w:endnote w:type="separator" w:id="-1">
     <w:p>
       <w:pPr>
@@ -32151,7 +32783,7 @@
 </file>
 
 <file path=word/footer1.xml><?xml version="1.0" encoding="utf-8"?>
-<w:ftr xmlns:wpc="http://schemas.microsoft.com/office/word/2010/wordprocessingCanvas" xmlns:cx="http://schemas.microsoft.com/office/drawing/2014/chartex" xmlns:cx1="http://schemas.microsoft.com/office/drawing/2015/9/8/chartex" xmlns:cx2="http://schemas.microsoft.com/office/drawing/2015/10/21/chartex" xmlns:cx3="http://schemas.microsoft.com/office/drawing/2016/5/9/chartex" xmlns:cx4="http://schemas.microsoft.com/office/drawing/2016/5/10/chartex" xmlns:cx5="http://schemas.microsoft.com/office/drawing/2016/5/11/chartex" xmlns:cx6="http://schemas.microsoft.com/office/drawing/2016/5/12/chartex" xmlns:cx7="http://schemas.microsoft.com/office/drawing/2016/5/13/chartex" xmlns:cx8="http://schemas.microsoft.com/office/drawing/2016/5/14/chartex" xmlns:mc="http://schemas.openxmlformats.org/markup-compatibility/2006" xmlns:aink="http://schemas.microsoft.com/office/drawing/2016/ink" xmlns:am3d="http://schemas.microsoft.com/office/drawing/2017/model3d" xmlns:o="urn:schemas-microsoft-com:office:office" xmlns:oel="http://schemas.microsoft.com/office/2019/extlst" xmlns:r="http://schemas.openxmlformats.org/officeDocument/2006/relationships" xmlns:m="http://schemas.openxmlformats.org/officeDocument/2006/math" xmlns:v="urn:schemas-microsoft-com:vml" xmlns:wp14="http://schemas.microsoft.com/office/word/2010/wordprocessingDrawing" xmlns:wp="http://schemas.openxmlformats.org/drawingml/2006/wordprocessingDrawing" xmlns:w10="urn:schemas-microsoft-com:office:word" xmlns:w="http://schemas.openxmlformats.org/wordprocessingml/2006/main" xmlns:w14="http://schemas.microsoft.com/office/word/2010/wordml" xmlns:w15="http://schemas.microsoft.com/office/word/2012/wordml" xmlns:w16cex="http://schemas.microsoft.com/office/word/2018/wordml/cex" xmlns:w16cid="http://schemas.microsoft.com/office/word/2016/wordml/cid" xmlns:w16="http://schemas.microsoft.com/office/word/2018/wordml" xmlns:w16sdtdh="http://schemas.microsoft.com/office/word/2020/wordml/sdtdatahash" xmlns:w16se="http://schemas.microsoft.com/office/word/2015/wordml/symex" xmlns:wpg="http://schemas.microsoft.com/office/word/2010/wordprocessingGroup" xmlns:wpi="http://schemas.microsoft.com/office/word/2010/wordprocessingInk" xmlns:wne="http://schemas.microsoft.com/office/word/2006/wordml" xmlns:wps="http://schemas.microsoft.com/office/word/2010/wordprocessingShape" mc:Ignorable="w14 w15 w16se w16cid w16 w16cex w16sdtdh wp14">
+<w:ftr xmlns:wpc="http://schemas.microsoft.com/office/word/2010/wordprocessingCanvas" xmlns:cx="http://schemas.microsoft.com/office/drawing/2014/chartex" xmlns:cx1="http://schemas.microsoft.com/office/drawing/2015/9/8/chartex" xmlns:cx2="http://schemas.microsoft.com/office/drawing/2015/10/21/chartex" xmlns:cx3="http://schemas.microsoft.com/office/drawing/2016/5/9/chartex" xmlns:cx4="http://schemas.microsoft.com/office/drawing/2016/5/10/chartex" xmlns:cx5="http://schemas.microsoft.com/office/drawing/2016/5/11/chartex" xmlns:cx6="http://schemas.microsoft.com/office/drawing/2016/5/12/chartex" xmlns:cx7="http://schemas.microsoft.com/office/drawing/2016/5/13/chartex" xmlns:cx8="http://schemas.microsoft.com/office/drawing/2016/5/14/chartex" xmlns:mc="http://schemas.openxmlformats.org/markup-compatibility/2006" xmlns:aink="http://schemas.microsoft.com/office/drawing/2016/ink" xmlns:am3d="http://schemas.microsoft.com/office/drawing/2017/model3d" xmlns:o="urn:schemas-microsoft-com:office:office" xmlns:oel="http://schemas.microsoft.com/office/2019/extlst" xmlns:r="http://schemas.openxmlformats.org/officeDocument/2006/relationships" xmlns:m="http://schemas.openxmlformats.org/officeDocument/2006/math" xmlns:v="urn:schemas-microsoft-com:vml" xmlns:wp14="http://schemas.microsoft.com/office/word/2010/wordprocessingDrawing" xmlns:wp="http://schemas.openxmlformats.org/drawingml/2006/wordprocessingDrawing" xmlns:w10="urn:schemas-microsoft-com:office:word" xmlns:w="http://schemas.openxmlformats.org/wordprocessingml/2006/main" xmlns:w14="http://schemas.microsoft.com/office/word/2010/wordml" xmlns:w15="http://schemas.microsoft.com/office/word/2012/wordml" xmlns:w16cex="http://schemas.microsoft.com/office/word/2018/wordml/cex" xmlns:w16cid="http://schemas.microsoft.com/office/word/2016/wordml/cid" xmlns:w16="http://schemas.microsoft.com/office/word/2018/wordml" xmlns:w16du="http://schemas.microsoft.com/office/word/2023/wordml/word16du" xmlns:w16sdtdh="http://schemas.microsoft.com/office/word/2020/wordml/sdtdatahash" xmlns:w16sdtfl="http://schemas.microsoft.com/office/word/2024/wordml/sdtformatlock" xmlns:w16se="http://schemas.microsoft.com/office/word/2015/wordml/symex" xmlns:wpg="http://schemas.microsoft.com/office/word/2010/wordprocessingGroup" xmlns:wpi="http://schemas.microsoft.com/office/word/2010/wordprocessingInk" xmlns:wne="http://schemas.microsoft.com/office/word/2006/wordml" xmlns:wps="http://schemas.microsoft.com/office/word/2010/wordprocessingShape" mc:Ignorable="w14 w15 w16se w16cid w16 w16cex w16sdtdh w16sdtfl w16du wp14">
   <w:p>
     <w:pPr>
       <w:pBdr>
@@ -32319,7 +32951,7 @@
 </file>
 
 <file path=word/footer2.xml><?xml version="1.0" encoding="utf-8"?>
-<w:ftr xmlns:wpc="http://schemas.microsoft.com/office/word/2010/wordprocessingCanvas" xmlns:cx="http://schemas.microsoft.com/office/drawing/2014/chartex" xmlns:cx1="http://schemas.microsoft.com/office/drawing/2015/9/8/chartex" xmlns:cx2="http://schemas.microsoft.com/office/drawing/2015/10/21/chartex" xmlns:cx3="http://schemas.microsoft.com/office/drawing/2016/5/9/chartex" xmlns:cx4="http://schemas.microsoft.com/office/drawing/2016/5/10/chartex" xmlns:cx5="http://schemas.microsoft.com/office/drawing/2016/5/11/chartex" xmlns:cx6="http://schemas.microsoft.com/office/drawing/2016/5/12/chartex" xmlns:cx7="http://schemas.microsoft.com/office/drawing/2016/5/13/chartex" xmlns:cx8="http://schemas.microsoft.com/office/drawing/2016/5/14/chartex" xmlns:mc="http://schemas.openxmlformats.org/markup-compatibility/2006" xmlns:aink="http://schemas.microsoft.com/office/drawing/2016/ink" xmlns:am3d="http://schemas.microsoft.com/office/drawing/2017/model3d" xmlns:o="urn:schemas-microsoft-com:office:office" xmlns:oel="http://schemas.microsoft.com/office/2019/extlst" xmlns:r="http://schemas.openxmlformats.org/officeDocument/2006/relationships" xmlns:m="http://schemas.openxmlformats.org/officeDocument/2006/math" xmlns:v="urn:schemas-microsoft-com:vml" xmlns:wp14="http://schemas.microsoft.com/office/word/2010/wordprocessingDrawing" xmlns:wp="http://schemas.openxmlformats.org/drawingml/2006/wordprocessingDrawing" xmlns:w10="urn:schemas-microsoft-com:office:word" xmlns:w="http://schemas.openxmlformats.org/wordprocessingml/2006/main" xmlns:w14="http://schemas.microsoft.com/office/word/2010/wordml" xmlns:w15="http://schemas.microsoft.com/office/word/2012/wordml" xmlns:w16cex="http://schemas.microsoft.com/office/word/2018/wordml/cex" xmlns:w16cid="http://schemas.microsoft.com/office/word/2016/wordml/cid" xmlns:w16="http://schemas.microsoft.com/office/word/2018/wordml" xmlns:w16sdtdh="http://schemas.microsoft.com/office/word/2020/wordml/sdtdatahash" xmlns:w16se="http://schemas.microsoft.com/office/word/2015/wordml/symex" xmlns:wpg="http://schemas.microsoft.com/office/word/2010/wordprocessingGroup" xmlns:wpi="http://schemas.microsoft.com/office/word/2010/wordprocessingInk" xmlns:wne="http://schemas.microsoft.com/office/word/2006/wordml" xmlns:wps="http://schemas.microsoft.com/office/word/2010/wordprocessingShape" mc:Ignorable="w14 w15 w16se w16cid w16 w16cex w16sdtdh wp14">
+<w:ftr xmlns:wpc="http://schemas.microsoft.com/office/word/2010/wordprocessingCanvas" xmlns:cx="http://schemas.microsoft.com/office/drawing/2014/chartex" xmlns:cx1="http://schemas.microsoft.com/office/drawing/2015/9/8/chartex" xmlns:cx2="http://schemas.microsoft.com/office/drawing/2015/10/21/chartex" xmlns:cx3="http://schemas.microsoft.com/office/drawing/2016/5/9/chartex" xmlns:cx4="http://schemas.microsoft.com/office/drawing/2016/5/10/chartex" xmlns:cx5="http://schemas.microsoft.com/office/drawing/2016/5/11/chartex" xmlns:cx6="http://schemas.microsoft.com/office/drawing/2016/5/12/chartex" xmlns:cx7="http://schemas.microsoft.com/office/drawing/2016/5/13/chartex" xmlns:cx8="http://schemas.microsoft.com/office/drawing/2016/5/14/chartex" xmlns:mc="http://schemas.openxmlformats.org/markup-compatibility/2006" xmlns:aink="http://schemas.microsoft.com/office/drawing/2016/ink" xmlns:am3d="http://schemas.microsoft.com/office/drawing/2017/model3d" xmlns:o="urn:schemas-microsoft-com:office:office" xmlns:oel="http://schemas.microsoft.com/office/2019/extlst" xmlns:r="http://schemas.openxmlformats.org/officeDocument/2006/relationships" xmlns:m="http://schemas.openxmlformats.org/officeDocument/2006/math" xmlns:v="urn:schemas-microsoft-com:vml" xmlns:wp14="http://schemas.microsoft.com/office/word/2010/wordprocessingDrawing" xmlns:wp="http://schemas.openxmlformats.org/drawingml/2006/wordprocessingDrawing" xmlns:w10="urn:schemas-microsoft-com:office:word" xmlns:w="http://schemas.openxmlformats.org/wordprocessingml/2006/main" xmlns:w14="http://schemas.microsoft.com/office/word/2010/wordml" xmlns:w15="http://schemas.microsoft.com/office/word/2012/wordml" xmlns:w16cex="http://schemas.microsoft.com/office/word/2018/wordml/cex" xmlns:w16cid="http://schemas.microsoft.com/office/word/2016/wordml/cid" xmlns:w16="http://schemas.microsoft.com/office/word/2018/wordml" xmlns:w16du="http://schemas.microsoft.com/office/word/2023/wordml/word16du" xmlns:w16sdtdh="http://schemas.microsoft.com/office/word/2020/wordml/sdtdatahash" xmlns:w16sdtfl="http://schemas.microsoft.com/office/word/2024/wordml/sdtformatlock" xmlns:w16se="http://schemas.microsoft.com/office/word/2015/wordml/symex" xmlns:wpg="http://schemas.microsoft.com/office/word/2010/wordprocessingGroup" xmlns:wpi="http://schemas.microsoft.com/office/word/2010/wordprocessingInk" xmlns:wne="http://schemas.microsoft.com/office/word/2006/wordml" xmlns:wps="http://schemas.microsoft.com/office/word/2010/wordprocessingShape" mc:Ignorable="w14 w15 w16se w16cid w16 w16cex w16sdtdh w16sdtfl w16du wp14">
   <w:p>
     <w:pPr>
       <w:pBdr>
@@ -32528,7 +33160,7 @@
 </file>
 
 <file path=word/footnotes.xml><?xml version="1.0" encoding="utf-8"?>
-<w:footnotes xmlns:wpc="http://schemas.microsoft.com/office/word/2010/wordprocessingCanvas" xmlns:cx="http://schemas.microsoft.com/office/drawing/2014/chartex" xmlns:cx1="http://schemas.microsoft.com/office/drawing/2015/9/8/chartex" xmlns:cx2="http://schemas.microsoft.com/office/drawing/2015/10/21/chartex" xmlns:cx3="http://schemas.microsoft.com/office/drawing/2016/5/9/chartex" xmlns:cx4="http://schemas.microsoft.com/office/drawing/2016/5/10/chartex" xmlns:cx5="http://schemas.microsoft.com/office/drawing/2016/5/11/chartex" xmlns:cx6="http://schemas.microsoft.com/office/drawing/2016/5/12/chartex" xmlns:cx7="http://schemas.microsoft.com/office/drawing/2016/5/13/chartex" xmlns:cx8="http://schemas.microsoft.com/office/drawing/2016/5/14/chartex" xmlns:mc="http://schemas.openxmlformats.org/markup-compatibility/2006" xmlns:aink="http://schemas.microsoft.com/office/drawing/2016/ink" xmlns:am3d="http://schemas.microsoft.com/office/drawing/2017/model3d" xmlns:o="urn:schemas-microsoft-com:office:office" xmlns:oel="http://schemas.microsoft.com/office/2019/extlst" xmlns:r="http://schemas.openxmlformats.org/officeDocument/2006/relationships" xmlns:m="http://schemas.openxmlformats.org/officeDocument/2006/math" xmlns:v="urn:schemas-microsoft-com:vml" xmlns:wp14="http://schemas.microsoft.com/office/word/2010/wordprocessingDrawing" xmlns:wp="http://schemas.openxmlformats.org/drawingml/2006/wordprocessingDrawing" xmlns:w10="urn:schemas-microsoft-com:office:word" xmlns:w="http://schemas.openxmlformats.org/wordprocessingml/2006/main" xmlns:w14="http://schemas.microsoft.com/office/word/2010/wordml" xmlns:w15="http://schemas.microsoft.com/office/word/2012/wordml" xmlns:w16cex="http://schemas.microsoft.com/office/word/2018/wordml/cex" xmlns:w16cid="http://schemas.microsoft.com/office/word/2016/wordml/cid" xmlns:w16="http://schemas.microsoft.com/office/word/2018/wordml" xmlns:w16sdtdh="http://schemas.microsoft.com/office/word/2020/wordml/sdtdatahash" xmlns:w16se="http://schemas.microsoft.com/office/word/2015/wordml/symex" xmlns:wpg="http://schemas.microsoft.com/office/word/2010/wordprocessingGroup" xmlns:wpi="http://schemas.microsoft.com/office/word/2010/wordprocessingInk" xmlns:wne="http://schemas.microsoft.com/office/word/2006/wordml" xmlns:wps="http://schemas.microsoft.com/office/word/2010/wordprocessingShape" mc:Ignorable="w14 w15 w16se w16cid w16 w16cex w16sdtdh wp14">
+<w:footnotes xmlns:wpc="http://schemas.microsoft.com/office/word/2010/wordprocessingCanvas" xmlns:cx="http://schemas.microsoft.com/office/drawing/2014/chartex" xmlns:cx1="http://schemas.microsoft.com/office/drawing/2015/9/8/chartex" xmlns:cx2="http://schemas.microsoft.com/office/drawing/2015/10/21/chartex" xmlns:cx3="http://schemas.microsoft.com/office/drawing/2016/5/9/chartex" xmlns:cx4="http://schemas.microsoft.com/office/drawing/2016/5/10/chartex" xmlns:cx5="http://schemas.microsoft.com/office/drawing/2016/5/11/chartex" xmlns:cx6="http://schemas.microsoft.com/office/drawing/2016/5/12/chartex" xmlns:cx7="http://schemas.microsoft.com/office/drawing/2016/5/13/chartex" xmlns:cx8="http://schemas.microsoft.com/office/drawing/2016/5/14/chartex" xmlns:mc="http://schemas.openxmlformats.org/markup-compatibility/2006" xmlns:aink="http://schemas.microsoft.com/office/drawing/2016/ink" xmlns:am3d="http://schemas.microsoft.com/office/drawing/2017/model3d" xmlns:o="urn:schemas-microsoft-com:office:office" xmlns:oel="http://schemas.microsoft.com/office/2019/extlst" xmlns:r="http://schemas.openxmlformats.org/officeDocument/2006/relationships" xmlns:m="http://schemas.openxmlformats.org/officeDocument/2006/math" xmlns:v="urn:schemas-microsoft-com:vml" xmlns:wp14="http://schemas.microsoft.com/office/word/2010/wordprocessingDrawing" xmlns:wp="http://schemas.openxmlformats.org/drawingml/2006/wordprocessingDrawing" xmlns:w10="urn:schemas-microsoft-com:office:word" xmlns:w="http://schemas.openxmlformats.org/wordprocessingml/2006/main" xmlns:w14="http://schemas.microsoft.com/office/word/2010/wordml" xmlns:w15="http://schemas.microsoft.com/office/word/2012/wordml" xmlns:w16cex="http://schemas.microsoft.com/office/word/2018/wordml/cex" xmlns:w16cid="http://schemas.microsoft.com/office/word/2016/wordml/cid" xmlns:w16="http://schemas.microsoft.com/office/word/2018/wordml" xmlns:w16du="http://schemas.microsoft.com/office/word/2023/wordml/word16du" xmlns:w16sdtdh="http://schemas.microsoft.com/office/word/2020/wordml/sdtdatahash" xmlns:w16sdtfl="http://schemas.microsoft.com/office/word/2024/wordml/sdtformatlock" xmlns:w16se="http://schemas.microsoft.com/office/word/2015/wordml/symex" xmlns:wpg="http://schemas.microsoft.com/office/word/2010/wordprocessingGroup" xmlns:wpi="http://schemas.microsoft.com/office/word/2010/wordprocessingInk" xmlns:wne="http://schemas.microsoft.com/office/word/2006/wordml" xmlns:wps="http://schemas.microsoft.com/office/word/2010/wordprocessingShape" mc:Ignorable="w14 w15 w16se w16cid w16 w16cex w16sdtdh w16sdtfl w16du wp14">
   <w:footnote w:type="separator" w:id="-1">
     <w:p>
       <w:pPr>
@@ -32553,7 +33185,7 @@
 </file>
 
 <file path=word/header1.xml><?xml version="1.0" encoding="utf-8"?>
-<w:hdr xmlns:wpc="http://schemas.microsoft.com/office/word/2010/wordprocessingCanvas" xmlns:cx="http://schemas.microsoft.com/office/drawing/2014/chartex" xmlns:cx1="http://schemas.microsoft.com/office/drawing/2015/9/8/chartex" xmlns:cx2="http://schemas.microsoft.com/office/drawing/2015/10/21/chartex" xmlns:cx3="http://schemas.microsoft.com/office/drawing/2016/5/9/chartex" xmlns:cx4="http://schemas.microsoft.com/office/drawing/2016/5/10/chartex" xmlns:cx5="http://schemas.microsoft.com/office/drawing/2016/5/11/chartex" xmlns:cx6="http://schemas.microsoft.com/office/drawing/2016/5/12/chartex" xmlns:cx7="http://schemas.microsoft.com/office/drawing/2016/5/13/chartex" xmlns:cx8="http://schemas.microsoft.com/office/drawing/2016/5/14/chartex" xmlns:mc="http://schemas.openxmlformats.org/markup-compatibility/2006" xmlns:aink="http://schemas.microsoft.com/office/drawing/2016/ink" xmlns:am3d="http://schemas.microsoft.com/office/drawing/2017/model3d" xmlns:o="urn:schemas-microsoft-com:office:office" xmlns:oel="http://schemas.microsoft.com/office/2019/extlst" xmlns:r="http://schemas.openxmlformats.org/officeDocument/2006/relationships" xmlns:m="http://schemas.openxmlformats.org/officeDocument/2006/math" xmlns:v="urn:schemas-microsoft-com:vml" xmlns:wp14="http://schemas.microsoft.com/office/word/2010/wordprocessingDrawing" xmlns:wp="http://schemas.openxmlformats.org/drawingml/2006/wordprocessingDrawing" xmlns:w10="urn:schemas-microsoft-com:office:word" xmlns:w="http://schemas.openxmlformats.org/wordprocessingml/2006/main" xmlns:w14="http://schemas.microsoft.com/office/word/2010/wordml" xmlns:w15="http://schemas.microsoft.com/office/word/2012/wordml" xmlns:w16cex="http://schemas.microsoft.com/office/word/2018/wordml/cex" xmlns:w16cid="http://schemas.microsoft.com/office/word/2016/wordml/cid" xmlns:w16="http://schemas.microsoft.com/office/word/2018/wordml" xmlns:w16sdtdh="http://schemas.microsoft.com/office/word/2020/wordml/sdtdatahash" xmlns:w16se="http://schemas.microsoft.com/office/word/2015/wordml/symex" xmlns:wpg="http://schemas.microsoft.com/office/word/2010/wordprocessingGroup" xmlns:wpi="http://schemas.microsoft.com/office/word/2010/wordprocessingInk" xmlns:wne="http://schemas.microsoft.com/office/word/2006/wordml" xmlns:wps="http://schemas.microsoft.com/office/word/2010/wordprocessingShape" mc:Ignorable="w14 w15 w16se w16cid w16 w16cex w16sdtdh wp14">
+<w:hdr xmlns:wpc="http://schemas.microsoft.com/office/word/2010/wordprocessingCanvas" xmlns:cx="http://schemas.microsoft.com/office/drawing/2014/chartex" xmlns:cx1="http://schemas.microsoft.com/office/drawing/2015/9/8/chartex" xmlns:cx2="http://schemas.microsoft.com/office/drawing/2015/10/21/chartex" xmlns:cx3="http://schemas.microsoft.com/office/drawing/2016/5/9/chartex" xmlns:cx4="http://schemas.microsoft.com/office/drawing/2016/5/10/chartex" xmlns:cx5="http://schemas.microsoft.com/office/drawing/2016/5/11/chartex" xmlns:cx6="http://schemas.microsoft.com/office/drawing/2016/5/12/chartex" xmlns:cx7="http://schemas.microsoft.com/office/drawing/2016/5/13/chartex" xmlns:cx8="http://schemas.microsoft.com/office/drawing/2016/5/14/chartex" xmlns:mc="http://schemas.openxmlformats.org/markup-compatibility/2006" xmlns:aink="http://schemas.microsoft.com/office/drawing/2016/ink" xmlns:am3d="http://schemas.microsoft.com/office/drawing/2017/model3d" xmlns:o="urn:schemas-microsoft-com:office:office" xmlns:oel="http://schemas.microsoft.com/office/2019/extlst" xmlns:r="http://schemas.openxmlformats.org/officeDocument/2006/relationships" xmlns:m="http://schemas.openxmlformats.org/officeDocument/2006/math" xmlns:v="urn:schemas-microsoft-com:vml" xmlns:wp14="http://schemas.microsoft.com/office/word/2010/wordprocessingDrawing" xmlns:wp="http://schemas.openxmlformats.org/drawingml/2006/wordprocessingDrawing" xmlns:w10="urn:schemas-microsoft-com:office:word" xmlns:w="http://schemas.openxmlformats.org/wordprocessingml/2006/main" xmlns:w14="http://schemas.microsoft.com/office/word/2010/wordml" xmlns:w15="http://schemas.microsoft.com/office/word/2012/wordml" xmlns:w16cex="http://schemas.microsoft.com/office/word/2018/wordml/cex" xmlns:w16cid="http://schemas.microsoft.com/office/word/2016/wordml/cid" xmlns:w16="http://schemas.microsoft.com/office/word/2018/wordml" xmlns:w16du="http://schemas.microsoft.com/office/word/2023/wordml/word16du" xmlns:w16sdtdh="http://schemas.microsoft.com/office/word/2020/wordml/sdtdatahash" xmlns:w16sdtfl="http://schemas.microsoft.com/office/word/2024/wordml/sdtformatlock" xmlns:w16se="http://schemas.microsoft.com/office/word/2015/wordml/symex" xmlns:wpg="http://schemas.microsoft.com/office/word/2010/wordprocessingGroup" xmlns:wpi="http://schemas.microsoft.com/office/word/2010/wordprocessingInk" xmlns:wne="http://schemas.microsoft.com/office/word/2006/wordml" xmlns:wps="http://schemas.microsoft.com/office/word/2010/wordprocessingShape" mc:Ignorable="w14 w15 w16se w16cid w16 w16cex w16sdtdh w16sdtfl w16du wp14">
   <w:p>
     <w:pPr>
       <w:pStyle w:val="Header"/>
@@ -32574,7 +33206,7 @@
 </file>
 
 <file path=word/header2.xml><?xml version="1.0" encoding="utf-8"?>
-<w:hdr xmlns:wpc="http://schemas.microsoft.com/office/word/2010/wordprocessingCanvas" xmlns:cx="http://schemas.microsoft.com/office/drawing/2014/chartex" xmlns:cx1="http://schemas.microsoft.com/office/drawing/2015/9/8/chartex" xmlns:cx2="http://schemas.microsoft.com/office/drawing/2015/10/21/chartex" xmlns:cx3="http://schemas.microsoft.com/office/drawing/2016/5/9/chartex" xmlns:cx4="http://schemas.microsoft.com/office/drawing/2016/5/10/chartex" xmlns:cx5="http://schemas.microsoft.com/office/drawing/2016/5/11/chartex" xmlns:cx6="http://schemas.microsoft.com/office/drawing/2016/5/12/chartex" xmlns:cx7="http://schemas.microsoft.com/office/drawing/2016/5/13/chartex" xmlns:cx8="http://schemas.microsoft.com/office/drawing/2016/5/14/chartex" xmlns:mc="http://schemas.openxmlformats.org/markup-compatibility/2006" xmlns:aink="http://schemas.microsoft.com/office/drawing/2016/ink" xmlns:am3d="http://schemas.microsoft.com/office/drawing/2017/model3d" xmlns:o="urn:schemas-microsoft-com:office:office" xmlns:oel="http://schemas.microsoft.com/office/2019/extlst" xmlns:r="http://schemas.openxmlformats.org/officeDocument/2006/relationships" xmlns:m="http://schemas.openxmlformats.org/officeDocument/2006/math" xmlns:v="urn:schemas-microsoft-com:vml" xmlns:wp14="http://schemas.microsoft.com/office/word/2010/wordprocessingDrawing" xmlns:wp="http://schemas.openxmlformats.org/drawingml/2006/wordprocessingDrawing" xmlns:w10="urn:schemas-microsoft-com:office:word" xmlns:w="http://schemas.openxmlformats.org/wordprocessingml/2006/main" xmlns:w14="http://schemas.microsoft.com/office/word/2010/wordml" xmlns:w15="http://schemas.microsoft.com/office/word/2012/wordml" xmlns:w16cex="http://schemas.microsoft.com/office/word/2018/wordml/cex" xmlns:w16cid="http://schemas.microsoft.com/office/word/2016/wordml/cid" xmlns:w16="http://schemas.microsoft.com/office/word/2018/wordml" xmlns:w16sdtdh="http://schemas.microsoft.com/office/word/2020/wordml/sdtdatahash" xmlns:w16se="http://schemas.microsoft.com/office/word/2015/wordml/symex" xmlns:wpg="http://schemas.microsoft.com/office/word/2010/wordprocessingGroup" xmlns:wpi="http://schemas.microsoft.com/office/word/2010/wordprocessingInk" xmlns:wne="http://schemas.microsoft.com/office/word/2006/wordml" xmlns:wps="http://schemas.microsoft.com/office/word/2010/wordprocessingShape" mc:Ignorable="w14 w15 w16se w16cid w16 w16cex w16sdtdh wp14">
+<w:hdr xmlns:wpc="http://schemas.microsoft.com/office/word/2010/wordprocessingCanvas" xmlns:cx="http://schemas.microsoft.com/office/drawing/2014/chartex" xmlns:cx1="http://schemas.microsoft.com/office/drawing/2015/9/8/chartex" xmlns:cx2="http://schemas.microsoft.com/office/drawing/2015/10/21/chartex" xmlns:cx3="http://schemas.microsoft.com/office/drawing/2016/5/9/chartex" xmlns:cx4="http://schemas.microsoft.com/office/drawing/2016/5/10/chartex" xmlns:cx5="http://schemas.microsoft.com/office/drawing/2016/5/11/chartex" xmlns:cx6="http://schemas.microsoft.com/office/drawing/2016/5/12/chartex" xmlns:cx7="http://schemas.microsoft.com/office/drawing/2016/5/13/chartex" xmlns:cx8="http://schemas.microsoft.com/office/drawing/2016/5/14/chartex" xmlns:mc="http://schemas.openxmlformats.org/markup-compatibility/2006" xmlns:aink="http://schemas.microsoft.com/office/drawing/2016/ink" xmlns:am3d="http://schemas.microsoft.com/office/drawing/2017/model3d" xmlns:o="urn:schemas-microsoft-com:office:office" xmlns:oel="http://schemas.microsoft.com/office/2019/extlst" xmlns:r="http://schemas.openxmlformats.org/officeDocument/2006/relationships" xmlns:m="http://schemas.openxmlformats.org/officeDocument/2006/math" xmlns:v="urn:schemas-microsoft-com:vml" xmlns:wp14="http://schemas.microsoft.com/office/word/2010/wordprocessingDrawing" xmlns:wp="http://schemas.openxmlformats.org/drawingml/2006/wordprocessingDrawing" xmlns:w10="urn:schemas-microsoft-com:office:word" xmlns:w="http://schemas.openxmlformats.org/wordprocessingml/2006/main" xmlns:w14="http://schemas.microsoft.com/office/word/2010/wordml" xmlns:w15="http://schemas.microsoft.com/office/word/2012/wordml" xmlns:w16cex="http://schemas.microsoft.com/office/word/2018/wordml/cex" xmlns:w16cid="http://schemas.microsoft.com/office/word/2016/wordml/cid" xmlns:w16="http://schemas.microsoft.com/office/word/2018/wordml" xmlns:w16du="http://schemas.microsoft.com/office/word/2023/wordml/word16du" xmlns:w16sdtdh="http://schemas.microsoft.com/office/word/2020/wordml/sdtdatahash" xmlns:w16sdtfl="http://schemas.microsoft.com/office/word/2024/wordml/sdtformatlock" xmlns:w16se="http://schemas.microsoft.com/office/word/2015/wordml/symex" xmlns:wpg="http://schemas.microsoft.com/office/word/2010/wordprocessingGroup" xmlns:wpi="http://schemas.microsoft.com/office/word/2010/wordprocessingInk" xmlns:wne="http://schemas.microsoft.com/office/word/2006/wordml" xmlns:wps="http://schemas.microsoft.com/office/word/2010/wordprocessingShape" mc:Ignorable="w14 w15 w16se w16cid w16 w16cex w16sdtdh w16sdtfl w16du wp14">
   <w:p>
     <w:pPr>
       <w:pStyle w:val="Header"/>
@@ -32587,7 +33219,7 @@
 </file>
 
 <file path=word/styles.xml><?xml version="1.0" encoding="utf-8"?>
-<w:styles xmlns:mc="http://schemas.openxmlformats.org/markup-compatibility/2006" xmlns:r="http://schemas.openxmlformats.org/officeDocument/2006/relationships" xmlns:w="http://schemas.openxmlformats.org/wordprocessingml/2006/main" xmlns:w14="http://schemas.microsoft.com/office/word/2010/wordml" xmlns:w15="http://schemas.microsoft.com/office/word/2012/wordml" xmlns:w16cex="http://schemas.microsoft.com/office/word/2018/wordml/cex" xmlns:w16cid="http://schemas.microsoft.com/office/word/2016/wordml/cid" xmlns:w16="http://schemas.microsoft.com/office/word/2018/wordml" xmlns:w16sdtdh="http://schemas.microsoft.com/office/word/2020/wordml/sdtdatahash" xmlns:w16se="http://schemas.microsoft.com/office/word/2015/wordml/symex" mc:Ignorable="w14 w15 w16se w16cid w16 w16cex w16sdtdh">
+<w:styles xmlns:mc="http://schemas.openxmlformats.org/markup-compatibility/2006" xmlns:r="http://schemas.openxmlformats.org/officeDocument/2006/relationships" xmlns:w="http://schemas.openxmlformats.org/wordprocessingml/2006/main" xmlns:w14="http://schemas.microsoft.com/office/word/2010/wordml" xmlns:w15="http://schemas.microsoft.com/office/word/2012/wordml" xmlns:w16cex="http://schemas.microsoft.com/office/word/2018/wordml/cex" xmlns:w16cid="http://schemas.microsoft.com/office/word/2016/wordml/cid" xmlns:w16="http://schemas.microsoft.com/office/word/2018/wordml" xmlns:w16du="http://schemas.microsoft.com/office/word/2023/wordml/word16du" xmlns:w16sdtdh="http://schemas.microsoft.com/office/word/2020/wordml/sdtdatahash" xmlns:w16sdtfl="http://schemas.microsoft.com/office/word/2024/wordml/sdtformatlock" xmlns:w16se="http://schemas.microsoft.com/office/word/2015/wordml/symex" mc:Ignorable="w14 w15 w16se w16cid w16 w16cex w16sdtdh w16sdtfl w16du">
   <w:docDefaults>
     <w:rPrDefault>
       <w:rPr>

--- a/TS Jatai Ghanam Project/TS 1.3/TS 1.3 Jatai Tamil Corrections.docx
+++ b/TS Jatai Ghanam Project/TS 1.3/TS 1.3 Jatai Tamil Corrections.docx
@@ -163,136 +163,780 @@
           </w:tcPr>
           <w:p>
             <w:pPr>
-              <w:widowControl w:val="0"/>
               <w:autoSpaceDE w:val="0"/>
               <w:autoSpaceDN w:val="0"/>
               <w:adjustRightInd w:val="0"/>
-              <w:spacing w:line="240" w:lineRule="auto"/>
-              <w:rPr>
-                <w:rFonts w:ascii="BRH Devanagari Extra" w:hAnsi="BRH Devanagari Extra" w:cs="BRH Devanagari Extra"/>
-                <w:color w:val="000000"/>
-                <w:sz w:val="32"/>
-                <w:szCs w:val="40"/>
+              <w:rPr>
+                <w:rFonts w:ascii="Latha" w:hAnsi="Latha" w:cs="Latha"/>
+                <w:szCs w:val="28"/>
+                <w:lang w:bidi="ta-IN"/>
               </w:rPr>
             </w:pPr>
             <w:r>
               <w:rPr>
-                <w:rFonts w:cs="BRH Devanagari Extra"/>
-                <w:color w:val="000000"/>
-                <w:szCs w:val="40"/>
+                <w:rFonts w:cs="Latha"/>
+                <w:b/>
+                <w:bCs/>
+                <w:szCs w:val="28"/>
+                <w:cs/>
+                <w:lang w:bidi="ta-IN"/>
+              </w:rPr>
+              <w:t>6</w:t>
+            </w:r>
+            <w:r>
+              <w:rPr>
+                <w:rFonts w:cs="Latha"/>
+                <w:b/>
+                <w:bCs/>
+                <w:szCs w:val="28"/>
+                <w:lang w:bidi="ta-IN"/>
+              </w:rPr>
+              <w:t>)</w:t>
+            </w:r>
+            <w:r>
+              <w:rPr>
+                <w:rFonts w:ascii="Latha" w:hAnsi="Latha" w:cs="Latha"/>
+                <w:szCs w:val="28"/>
+                <w:lang w:bidi="ta-IN"/>
+              </w:rPr>
+              <w:t xml:space="preserve">    </w:t>
+            </w:r>
+            <w:r>
+              <w:rPr>
+                <w:rFonts w:cs="Latha"/>
+                <w:b/>
+                <w:bCs/>
+                <w:szCs w:val="28"/>
+                <w:cs/>
+                <w:lang w:bidi="ta-IN"/>
+              </w:rPr>
+              <w:t>1.3.7</w:t>
+            </w:r>
+            <w:r>
+              <w:rPr>
+                <w:rFonts w:cs="Latha"/>
+                <w:b/>
+                <w:bCs/>
+                <w:szCs w:val="28"/>
+                <w:lang w:bidi="ta-IN"/>
+              </w:rPr>
+              <w:t>.2</w:t>
+            </w:r>
+            <w:r>
+              <w:rPr>
+                <w:rFonts w:cs="Latha"/>
+                <w:b/>
+                <w:bCs/>
+                <w:szCs w:val="28"/>
+                <w:lang w:bidi="ta-IN"/>
+              </w:rPr>
+              <w:t>(</w:t>
+            </w:r>
+            <w:r>
+              <w:rPr>
+                <w:rFonts w:cs="Latha"/>
+                <w:b/>
+                <w:bCs/>
+                <w:szCs w:val="28"/>
+                <w:cs/>
+                <w:lang w:bidi="ta-IN"/>
+              </w:rPr>
+              <w:t>4)</w:t>
+            </w:r>
+            <w:r>
+              <w:rPr>
+                <w:rFonts w:ascii="Latha" w:hAnsi="Latha" w:cs="Latha"/>
+                <w:szCs w:val="28"/>
+                <w:lang w:bidi="ta-IN"/>
+              </w:rPr>
+              <w:t xml:space="preserve">- </w:t>
+            </w:r>
+            <w:r>
+              <w:rPr>
+                <w:rFonts w:ascii="Latha" w:hAnsi="Latha" w:cs="Latha"/>
+                <w:szCs w:val="28"/>
+                <w:cs/>
+                <w:lang w:bidi="ta-IN"/>
+              </w:rPr>
+              <w:t>அ</w:t>
+            </w:r>
+            <w:r>
+              <w:rPr>
+                <w:rFonts w:ascii="BRH Tamil Tab Extra" w:hAnsi="BRH Tamil Tab Extra" w:cs="Latha"/>
+                <w:b/>
+                <w:bCs/>
+                <w:sz w:val="32"/>
+                <w:szCs w:val="28"/>
+                <w:lang w:bidi="ta-IN"/>
+              </w:rPr>
+              <w:t>…</w:t>
+            </w:r>
+            <w:r>
+              <w:rPr>
+                <w:rFonts w:ascii="Latha" w:hAnsi="Latha" w:cs="Latha"/>
+                <w:szCs w:val="28"/>
+                <w:cs/>
+                <w:lang w:bidi="ta-IN"/>
+              </w:rPr>
+              <w:t>ரே</w:t>
+            </w:r>
+            <w:r>
+              <w:rPr>
+                <w:rFonts w:ascii="BRH Tamil Tab Extra" w:hAnsi="BRH Tamil Tab Extra" w:cs="Latha"/>
+                <w:b/>
+                <w:bCs/>
+                <w:sz w:val="32"/>
+                <w:szCs w:val="28"/>
+                <w:lang w:bidi="ta-IN"/>
+              </w:rPr>
+              <w:t>…</w:t>
+            </w:r>
+            <w:r>
+              <w:rPr>
+                <w:rFonts w:ascii="Latha" w:hAnsi="Latha" w:cs="Latha"/>
+                <w:szCs w:val="28"/>
+                <w:cs/>
+                <w:lang w:bidi="ta-IN"/>
+              </w:rPr>
+              <w:t>பஸௌ</w:t>
+            </w:r>
+            <w:r>
+              <w:rPr>
+                <w:rFonts w:ascii="BRH Tamil Tab Extra" w:hAnsi="BRH Tamil Tab Extra" w:cs="Latha"/>
+                <w:b/>
+                <w:bCs/>
+                <w:sz w:val="32"/>
+                <w:szCs w:val="28"/>
+                <w:lang w:bidi="ta-IN"/>
+              </w:rPr>
+              <w:t>‡</w:t>
+            </w:r>
+            <w:r>
+              <w:rPr>
+                <w:rFonts w:ascii="Latha" w:hAnsi="Latha" w:cs="Latha"/>
+                <w:szCs w:val="28"/>
+                <w:lang w:bidi="ta-IN"/>
+              </w:rPr>
+              <w:t xml:space="preserve"> ||</w:t>
+            </w:r>
+          </w:p>
+          <w:p>
+            <w:pPr>
+              <w:autoSpaceDE w:val="0"/>
+              <w:autoSpaceDN w:val="0"/>
+              <w:adjustRightInd w:val="0"/>
+              <w:rPr>
+                <w:rFonts w:cs="Latha"/>
+                <w:b/>
+                <w:bCs/>
+                <w:szCs w:val="28"/>
+                <w:cs/>
+                <w:lang w:bidi="ta-IN"/>
+              </w:rPr>
+            </w:pPr>
+            <w:r>
+              <w:rPr>
+                <w:rFonts w:ascii="Latha" w:hAnsi="Latha" w:cs="Latha"/>
+                <w:szCs w:val="28"/>
+                <w:cs/>
+                <w:lang w:bidi="ta-IN"/>
+              </w:rPr>
+              <w:t>அ</w:t>
+            </w:r>
+            <w:r>
+              <w:rPr>
+                <w:rFonts w:ascii="BRH Tamil Tab Extra" w:hAnsi="BRH Tamil Tab Extra" w:cs="Latha"/>
+                <w:b/>
+                <w:bCs/>
+                <w:sz w:val="32"/>
+                <w:szCs w:val="28"/>
+                <w:lang w:bidi="ta-IN"/>
+              </w:rPr>
+              <w:t>…</w:t>
+            </w:r>
+            <w:r>
+              <w:rPr>
+                <w:rFonts w:ascii="Latha" w:hAnsi="Latha" w:cs="Latha"/>
+                <w:szCs w:val="28"/>
+                <w:cs/>
+                <w:lang w:bidi="ta-IN"/>
+              </w:rPr>
+              <w:t>ரே</w:t>
+            </w:r>
+            <w:r>
+              <w:rPr>
+                <w:rFonts w:ascii="BRH Tamil Tab Extra" w:hAnsi="BRH Tamil Tab Extra" w:cs="Latha"/>
+                <w:b/>
+                <w:bCs/>
+                <w:sz w:val="32"/>
+                <w:szCs w:val="28"/>
+                <w:lang w:bidi="ta-IN"/>
+              </w:rPr>
+              <w:t>…</w:t>
+            </w:r>
+            <w:r>
+              <w:rPr>
+                <w:rFonts w:ascii="Latha" w:hAnsi="Latha" w:cs="Latha"/>
+                <w:szCs w:val="28"/>
+                <w:cs/>
+                <w:lang w:bidi="ta-IN"/>
+              </w:rPr>
+              <w:t>ப</w:t>
+            </w:r>
+            <w:r>
+              <w:rPr>
+                <w:rFonts w:ascii="Latha" w:hAnsi="Latha" w:cs="Latha"/>
+                <w:szCs w:val="28"/>
+                <w:highlight w:val="yellow"/>
+                <w:cs/>
+                <w:lang w:bidi="ta-IN"/>
+              </w:rPr>
+              <w:t>ஸா</w:t>
+            </w:r>
+            <w:r>
+              <w:rPr>
+                <w:rFonts w:ascii="Latha" w:hAnsi="Latha" w:cs="Latha"/>
+                <w:szCs w:val="28"/>
+                <w:cs/>
+                <w:lang w:bidi="ta-IN"/>
+              </w:rPr>
+              <w:t>வித்ய</w:t>
+            </w:r>
+            <w:r>
+              <w:rPr>
+                <w:rFonts w:ascii="BRH Tamil Tab Extra" w:hAnsi="BRH Tamil Tab Extra" w:cs="Latha"/>
+                <w:b/>
+                <w:bCs/>
+                <w:sz w:val="32"/>
+                <w:szCs w:val="28"/>
+                <w:lang w:bidi="ta-IN"/>
+              </w:rPr>
+              <w:t>†</w:t>
+            </w:r>
+            <w:r>
+              <w:rPr>
+                <w:rFonts w:ascii="Latha" w:hAnsi="Latha" w:cs="Latha"/>
+                <w:szCs w:val="28"/>
+                <w:cs/>
+                <w:lang w:bidi="ta-IN"/>
+              </w:rPr>
+              <w:t>ரே</w:t>
+            </w:r>
+            <w:r>
+              <w:rPr>
+                <w:rFonts w:ascii="BRH Tamil Tab Extra" w:hAnsi="BRH Tamil Tab Extra" w:cs="Latha"/>
+                <w:b/>
+                <w:bCs/>
+                <w:sz w:val="32"/>
+                <w:szCs w:val="28"/>
+                <w:lang w:bidi="ta-IN"/>
+              </w:rPr>
+              <w:t>…</w:t>
+            </w:r>
+            <w:r>
+              <w:rPr>
+                <w:rFonts w:ascii="Latha" w:hAnsi="Latha" w:cs="Latha"/>
+                <w:szCs w:val="28"/>
+                <w:cs/>
+                <w:lang w:bidi="ta-IN"/>
+              </w:rPr>
+              <w:t>பஸௌ</w:t>
+            </w:r>
+            <w:r>
+              <w:rPr>
+                <w:rFonts w:ascii="BRH Tamil Tab Extra" w:hAnsi="BRH Tamil Tab Extra" w:cs="Latha"/>
+                <w:b/>
+                <w:bCs/>
+                <w:sz w:val="32"/>
+                <w:szCs w:val="28"/>
+                <w:lang w:bidi="ta-IN"/>
+              </w:rPr>
+              <w:t>‡</w:t>
+            </w:r>
+            <w:r>
+              <w:rPr>
+                <w:rFonts w:ascii="Latha" w:hAnsi="Latha" w:cs="Latha"/>
+                <w:szCs w:val="28"/>
+                <w:lang w:bidi="ta-IN"/>
+              </w:rPr>
+              <w:t xml:space="preserve"> |</w:t>
+            </w:r>
+          </w:p>
+        </w:tc>
+        <w:tc>
+          <w:tcPr>
+            <w:tcW w:w="7087" w:type="dxa"/>
+          </w:tcPr>
+          <w:p>
+            <w:pPr>
+              <w:autoSpaceDE w:val="0"/>
+              <w:autoSpaceDN w:val="0"/>
+              <w:adjustRightInd w:val="0"/>
+              <w:rPr>
+                <w:rFonts w:ascii="Latha" w:hAnsi="Latha" w:cs="Latha"/>
+                <w:szCs w:val="28"/>
+                <w:lang w:bidi="ta-IN"/>
+              </w:rPr>
+            </w:pPr>
+            <w:r>
+              <w:rPr>
+                <w:rFonts w:cs="Latha"/>
+                <w:b/>
+                <w:bCs/>
+                <w:szCs w:val="28"/>
+                <w:cs/>
+                <w:lang w:bidi="ta-IN"/>
+              </w:rPr>
+              <w:t>6</w:t>
+            </w:r>
+            <w:r>
+              <w:rPr>
+                <w:rFonts w:cs="Latha"/>
+                <w:b/>
+                <w:bCs/>
+                <w:szCs w:val="28"/>
+                <w:lang w:bidi="ta-IN"/>
+              </w:rPr>
+              <w:t>)</w:t>
+            </w:r>
+            <w:r>
+              <w:rPr>
+                <w:rFonts w:ascii="Latha" w:hAnsi="Latha" w:cs="Latha"/>
+                <w:szCs w:val="28"/>
+                <w:lang w:bidi="ta-IN"/>
+              </w:rPr>
+              <w:t xml:space="preserve">    </w:t>
+            </w:r>
+            <w:r>
+              <w:rPr>
+                <w:rFonts w:cs="Latha"/>
+                <w:b/>
+                <w:bCs/>
+                <w:szCs w:val="28"/>
+                <w:cs/>
+                <w:lang w:bidi="ta-IN"/>
+              </w:rPr>
+              <w:t>1.3.7</w:t>
+            </w:r>
+            <w:r>
+              <w:rPr>
+                <w:rFonts w:cs="Latha"/>
+                <w:b/>
+                <w:bCs/>
+                <w:szCs w:val="28"/>
+                <w:lang w:bidi="ta-IN"/>
+              </w:rPr>
+              <w:t>.2</w:t>
+            </w:r>
+            <w:r>
+              <w:rPr>
+                <w:rFonts w:cs="Latha"/>
+                <w:b/>
+                <w:bCs/>
+                <w:szCs w:val="28"/>
+                <w:lang w:bidi="ta-IN"/>
+              </w:rPr>
+              <w:t>(</w:t>
+            </w:r>
+            <w:r>
+              <w:rPr>
+                <w:rFonts w:cs="Latha"/>
+                <w:b/>
+                <w:bCs/>
+                <w:szCs w:val="28"/>
+                <w:cs/>
+                <w:lang w:bidi="ta-IN"/>
+              </w:rPr>
+              <w:t>4)</w:t>
+            </w:r>
+            <w:r>
+              <w:rPr>
+                <w:rFonts w:ascii="Latha" w:hAnsi="Latha" w:cs="Latha"/>
+                <w:szCs w:val="28"/>
+                <w:lang w:bidi="ta-IN"/>
+              </w:rPr>
+              <w:t xml:space="preserve">- </w:t>
+            </w:r>
+            <w:r>
+              <w:rPr>
+                <w:rFonts w:ascii="Latha" w:hAnsi="Latha" w:cs="Latha"/>
+                <w:szCs w:val="28"/>
+                <w:cs/>
+                <w:lang w:bidi="ta-IN"/>
+              </w:rPr>
+              <w:t>அ</w:t>
+            </w:r>
+            <w:r>
+              <w:rPr>
+                <w:rFonts w:ascii="BRH Tamil Tab Extra" w:hAnsi="BRH Tamil Tab Extra" w:cs="Latha"/>
+                <w:b/>
+                <w:bCs/>
+                <w:sz w:val="32"/>
+                <w:szCs w:val="28"/>
+                <w:lang w:bidi="ta-IN"/>
+              </w:rPr>
+              <w:t>…</w:t>
+            </w:r>
+            <w:r>
+              <w:rPr>
+                <w:rFonts w:ascii="Latha" w:hAnsi="Latha" w:cs="Latha"/>
+                <w:szCs w:val="28"/>
+                <w:cs/>
+                <w:lang w:bidi="ta-IN"/>
+              </w:rPr>
+              <w:t>ரே</w:t>
+            </w:r>
+            <w:r>
+              <w:rPr>
+                <w:rFonts w:ascii="BRH Tamil Tab Extra" w:hAnsi="BRH Tamil Tab Extra" w:cs="Latha"/>
+                <w:b/>
+                <w:bCs/>
+                <w:sz w:val="32"/>
+                <w:szCs w:val="28"/>
+                <w:lang w:bidi="ta-IN"/>
+              </w:rPr>
+              <w:t>…</w:t>
+            </w:r>
+            <w:r>
+              <w:rPr>
+                <w:rFonts w:ascii="Latha" w:hAnsi="Latha" w:cs="Latha"/>
+                <w:szCs w:val="28"/>
+                <w:cs/>
+                <w:lang w:bidi="ta-IN"/>
+              </w:rPr>
+              <w:t>பஸௌ</w:t>
+            </w:r>
+            <w:r>
+              <w:rPr>
+                <w:rFonts w:ascii="BRH Tamil Tab Extra" w:hAnsi="BRH Tamil Tab Extra" w:cs="Latha"/>
+                <w:b/>
+                <w:bCs/>
+                <w:sz w:val="32"/>
+                <w:szCs w:val="28"/>
+                <w:lang w:bidi="ta-IN"/>
+              </w:rPr>
+              <w:t>‡</w:t>
+            </w:r>
+            <w:r>
+              <w:rPr>
+                <w:rFonts w:ascii="Latha" w:hAnsi="Latha" w:cs="Latha"/>
+                <w:szCs w:val="28"/>
+                <w:lang w:bidi="ta-IN"/>
+              </w:rPr>
+              <w:t xml:space="preserve"> ||</w:t>
+            </w:r>
+          </w:p>
+          <w:p>
+            <w:pPr>
+              <w:autoSpaceDE w:val="0"/>
+              <w:autoSpaceDN w:val="0"/>
+              <w:adjustRightInd w:val="0"/>
+              <w:rPr>
+                <w:rFonts w:cs="Latha"/>
+                <w:b/>
+                <w:bCs/>
+                <w:szCs w:val="28"/>
+                <w:cs/>
+                <w:lang w:bidi="ta-IN"/>
+              </w:rPr>
+            </w:pPr>
+            <w:r>
+              <w:rPr>
+                <w:rFonts w:ascii="Latha" w:hAnsi="Latha" w:cs="Latha"/>
+                <w:szCs w:val="28"/>
+                <w:cs/>
+                <w:lang w:bidi="ta-IN"/>
+              </w:rPr>
+              <w:t>அ</w:t>
+            </w:r>
+            <w:r>
+              <w:rPr>
+                <w:rFonts w:ascii="BRH Tamil Tab Extra" w:hAnsi="BRH Tamil Tab Extra" w:cs="Latha"/>
+                <w:b/>
+                <w:bCs/>
+                <w:sz w:val="32"/>
+                <w:szCs w:val="28"/>
+                <w:lang w:bidi="ta-IN"/>
+              </w:rPr>
+              <w:t>…</w:t>
+            </w:r>
+            <w:r>
+              <w:rPr>
+                <w:rFonts w:ascii="Latha" w:hAnsi="Latha" w:cs="Latha"/>
+                <w:szCs w:val="28"/>
+                <w:cs/>
+                <w:lang w:bidi="ta-IN"/>
+              </w:rPr>
+              <w:t>ரே</w:t>
+            </w:r>
+            <w:r>
+              <w:rPr>
+                <w:rFonts w:ascii="BRH Tamil Tab Extra" w:hAnsi="BRH Tamil Tab Extra" w:cs="Latha"/>
+                <w:b/>
+                <w:bCs/>
+                <w:sz w:val="32"/>
+                <w:szCs w:val="28"/>
+                <w:lang w:bidi="ta-IN"/>
+              </w:rPr>
+              <w:t>…</w:t>
+            </w:r>
+            <w:r>
+              <w:rPr>
+                <w:rFonts w:ascii="Latha" w:hAnsi="Latha" w:cs="Latha"/>
+                <w:szCs w:val="28"/>
+                <w:cs/>
+                <w:lang w:bidi="ta-IN"/>
+              </w:rPr>
+              <w:t>ப</w:t>
+            </w:r>
+            <w:r>
+              <w:rPr>
+                <w:rFonts w:ascii="Latha" w:hAnsi="Latha" w:cs="Latha"/>
+                <w:szCs w:val="28"/>
+                <w:highlight w:val="green"/>
+                <w:cs/>
+                <w:lang w:bidi="ta-IN"/>
+              </w:rPr>
+              <w:t>ஸா</w:t>
+            </w:r>
+            <w:r>
+              <w:rPr>
+                <w:rFonts w:ascii="BRH Tamil Tab Extra" w:hAnsi="BRH Tamil Tab Extra" w:cs="Latha"/>
+                <w:b/>
+                <w:bCs/>
+                <w:sz w:val="32"/>
+                <w:szCs w:val="28"/>
+                <w:lang w:bidi="ta-IN"/>
+              </w:rPr>
+              <w:t>…</w:t>
+            </w:r>
+            <w:r>
+              <w:rPr>
+                <w:rFonts w:ascii="Latha" w:hAnsi="Latha" w:cs="Latha"/>
+                <w:szCs w:val="28"/>
+                <w:cs/>
+                <w:lang w:bidi="ta-IN"/>
+              </w:rPr>
+              <w:t>வித்ய</w:t>
+            </w:r>
+            <w:r>
+              <w:rPr>
+                <w:rFonts w:ascii="BRH Tamil Tab Extra" w:hAnsi="BRH Tamil Tab Extra" w:cs="Latha"/>
+                <w:b/>
+                <w:bCs/>
+                <w:sz w:val="32"/>
+                <w:szCs w:val="28"/>
+                <w:lang w:bidi="ta-IN"/>
+              </w:rPr>
+              <w:t>†</w:t>
+            </w:r>
+            <w:r>
+              <w:rPr>
+                <w:rFonts w:ascii="Latha" w:hAnsi="Latha" w:cs="Latha"/>
+                <w:szCs w:val="28"/>
+                <w:cs/>
+                <w:lang w:bidi="ta-IN"/>
+              </w:rPr>
+              <w:t>ரே</w:t>
+            </w:r>
+            <w:r>
+              <w:rPr>
+                <w:rFonts w:ascii="BRH Tamil Tab Extra" w:hAnsi="BRH Tamil Tab Extra" w:cs="Latha"/>
+                <w:b/>
+                <w:bCs/>
+                <w:sz w:val="32"/>
+                <w:szCs w:val="28"/>
+                <w:lang w:bidi="ta-IN"/>
+              </w:rPr>
+              <w:t>…</w:t>
+            </w:r>
+            <w:r>
+              <w:rPr>
+                <w:rFonts w:ascii="Latha" w:hAnsi="Latha" w:cs="Latha"/>
+                <w:szCs w:val="28"/>
+                <w:cs/>
+                <w:lang w:bidi="ta-IN"/>
+              </w:rPr>
+              <w:t>பஸௌ</w:t>
+            </w:r>
+            <w:r>
+              <w:rPr>
+                <w:rFonts w:ascii="BRH Tamil Tab Extra" w:hAnsi="BRH Tamil Tab Extra" w:cs="Latha"/>
+                <w:b/>
+                <w:bCs/>
+                <w:sz w:val="32"/>
+                <w:szCs w:val="28"/>
+                <w:lang w:bidi="ta-IN"/>
+              </w:rPr>
+              <w:t>‡</w:t>
+            </w:r>
+            <w:r>
+              <w:rPr>
+                <w:rFonts w:ascii="Latha" w:hAnsi="Latha" w:cs="Latha"/>
+                <w:szCs w:val="28"/>
+                <w:lang w:bidi="ta-IN"/>
+              </w:rPr>
+              <w:t xml:space="preserve"> |</w:t>
+            </w:r>
+          </w:p>
+        </w:tc>
+      </w:tr>
+      <w:tr>
+        <w:trPr>
+          <w:trHeight w:val="1480"/>
+        </w:trPr>
+        <w:tc>
+          <w:tcPr>
+            <w:tcW w:w="6883" w:type="dxa"/>
+          </w:tcPr>
+          <w:p>
+            <w:pPr>
+              <w:autoSpaceDE w:val="0"/>
+              <w:autoSpaceDN w:val="0"/>
+              <w:adjustRightInd w:val="0"/>
+              <w:rPr>
+                <w:rFonts w:ascii="Latha" w:hAnsi="Latha" w:cs="Latha"/>
+                <w:szCs w:val="28"/>
+                <w:lang w:bidi="ta-IN"/>
+              </w:rPr>
+            </w:pPr>
+            <w:r>
+              <w:rPr>
+                <w:rFonts w:cs="Latha"/>
+                <w:b/>
+                <w:bCs/>
+                <w:szCs w:val="28"/>
+                <w:cs/>
+                <w:lang w:bidi="ta-IN"/>
               </w:rPr>
               <w:t>5</w:t>
             </w:r>
             <w:r>
               <w:rPr>
-                <w:rFonts w:ascii="BRH Devanagari Extra" w:hAnsi="BRH Devanagari Extra" w:cs="BRH Devanagari Extra"/>
-                <w:color w:val="000000"/>
-                <w:sz w:val="32"/>
-                <w:szCs w:val="40"/>
-              </w:rPr>
-              <w:t xml:space="preserve">)   </w:t>
-            </w:r>
-            <w:r>
-              <w:rPr>
-                <w:rFonts w:cs="BRH Devanagari Extra"/>
-                <w:color w:val="000000"/>
-                <w:szCs w:val="40"/>
-              </w:rPr>
-              <w:t>1</w:t>
-            </w:r>
-            <w:r>
-              <w:rPr>
-                <w:rFonts w:ascii="BRH Devanagari Extra" w:hAnsi="BRH Devanagari Extra" w:cs="BRH Devanagari Extra"/>
-                <w:color w:val="000000"/>
-                <w:sz w:val="32"/>
-                <w:szCs w:val="40"/>
-              </w:rPr>
-              <w:t>.</w:t>
-            </w:r>
-            <w:r>
-              <w:rPr>
-                <w:rFonts w:cs="BRH Devanagari Extra"/>
-                <w:color w:val="000000"/>
-                <w:szCs w:val="40"/>
+                <w:rFonts w:cs="Latha"/>
+                <w:b/>
+                <w:bCs/>
+                <w:szCs w:val="28"/>
+                <w:lang w:bidi="ta-IN"/>
+              </w:rPr>
+              <w:t>)</w:t>
+            </w:r>
+            <w:r>
+              <w:rPr>
+                <w:rFonts w:ascii="Latha" w:hAnsi="Latha" w:cs="Latha"/>
+                <w:szCs w:val="28"/>
+                <w:lang w:bidi="ta-IN"/>
+              </w:rPr>
+              <w:t xml:space="preserve">    </w:t>
+            </w:r>
+            <w:r>
+              <w:rPr>
+                <w:rFonts w:cs="Latha"/>
+                <w:b/>
+                <w:bCs/>
+                <w:szCs w:val="28"/>
+                <w:cs/>
+                <w:lang w:bidi="ta-IN"/>
+              </w:rPr>
+              <w:t>1.3.</w:t>
+            </w:r>
+            <w:r>
+              <w:rPr>
+                <w:rFonts w:cs="Latha"/>
+                <w:b/>
+                <w:bCs/>
+                <w:szCs w:val="28"/>
+                <w:cs/>
+                <w:lang w:bidi="ta-IN"/>
+              </w:rPr>
+              <w:t>14</w:t>
+            </w:r>
+            <w:r>
+              <w:rPr>
+                <w:rFonts w:cs="Latha"/>
+                <w:b/>
+                <w:bCs/>
+                <w:szCs w:val="28"/>
+                <w:lang w:bidi="ta-IN"/>
+              </w:rPr>
+              <w:t>.4</w:t>
+            </w:r>
+            <w:r>
+              <w:rPr>
+                <w:rFonts w:cs="Latha"/>
+                <w:b/>
+                <w:bCs/>
+                <w:szCs w:val="28"/>
+                <w:lang w:bidi="ta-IN"/>
+              </w:rPr>
+              <w:t>(</w:t>
+            </w:r>
+            <w:r>
+              <w:rPr>
+                <w:rFonts w:cs="Latha"/>
+                <w:b/>
+                <w:bCs/>
+                <w:szCs w:val="28"/>
+                <w:cs/>
+                <w:lang w:bidi="ta-IN"/>
               </w:rPr>
               <w:t>3</w:t>
             </w:r>
             <w:r>
               <w:rPr>
-                <w:rFonts w:ascii="BRH Devanagari Extra" w:hAnsi="BRH Devanagari Extra" w:cs="BRH Devanagari Extra"/>
-                <w:color w:val="000000"/>
-                <w:sz w:val="32"/>
-                <w:szCs w:val="40"/>
-              </w:rPr>
-              <w:t>.</w:t>
-            </w:r>
-            <w:r>
-              <w:rPr>
-                <w:rFonts w:cs="BRH Devanagari Extra"/>
-                <w:color w:val="000000"/>
-                <w:szCs w:val="40"/>
-              </w:rPr>
-              <w:t>14</w:t>
-            </w:r>
-            <w:r>
-              <w:rPr>
-                <w:rFonts w:ascii="BRH Devanagari Extra" w:hAnsi="BRH Devanagari Extra" w:cs="BRH Devanagari Extra"/>
-                <w:color w:val="000000"/>
-                <w:sz w:val="32"/>
-                <w:szCs w:val="40"/>
-              </w:rPr>
-              <w:t>.</w:t>
-            </w:r>
-            <w:r>
-              <w:rPr>
-                <w:rFonts w:cs="BRH Devanagari Extra"/>
-                <w:color w:val="000000"/>
-                <w:szCs w:val="40"/>
-              </w:rPr>
-              <w:t>4</w:t>
-            </w:r>
-            <w:r>
-              <w:rPr>
-                <w:rFonts w:ascii="BRH Devanagari Extra" w:hAnsi="BRH Devanagari Extra" w:cs="BRH Devanagari Extra"/>
-                <w:color w:val="000000"/>
-                <w:sz w:val="32"/>
-                <w:szCs w:val="40"/>
-              </w:rPr>
-              <w:t>(</w:t>
-            </w:r>
-            <w:r>
-              <w:rPr>
-                <w:rFonts w:cs="BRH Devanagari Extra"/>
-                <w:color w:val="000000"/>
-                <w:szCs w:val="40"/>
-              </w:rPr>
-              <w:t>3</w:t>
-            </w:r>
-            <w:r>
-              <w:rPr>
-                <w:rFonts w:ascii="BRH Devanagari Extra" w:hAnsi="BRH Devanagari Extra" w:cs="BRH Devanagari Extra"/>
-                <w:color w:val="000000"/>
-                <w:sz w:val="32"/>
-                <w:szCs w:val="40"/>
-              </w:rPr>
-              <w:t>)- U</w:t>
-            </w:r>
-            <w:r>
-              <w:rPr>
-                <w:rFonts w:ascii="BRH Malayalam Extra" w:hAnsi="BRH Malayalam Extra" w:cs="BRH Devanagari Extra"/>
-                <w:color w:val="000000"/>
-                <w:szCs w:val="40"/>
-              </w:rPr>
-              <w:t>–</w:t>
-            </w:r>
-            <w:r>
-              <w:rPr>
-                <w:rFonts w:ascii="BRH Devanagari Extra" w:hAnsi="BRH Devanagari Extra" w:cs="BRH Devanagari Extra"/>
-                <w:color w:val="000000"/>
-                <w:sz w:val="32"/>
-                <w:szCs w:val="40"/>
-              </w:rPr>
-              <w:t>ÌrÉqÉç ||</w:t>
+                <w:rFonts w:cs="Latha"/>
+                <w:b/>
+                <w:bCs/>
+                <w:szCs w:val="28"/>
+                <w:cs/>
+                <w:lang w:bidi="ta-IN"/>
+              </w:rPr>
+              <w:t>)</w:t>
+            </w:r>
+            <w:r>
+              <w:rPr>
+                <w:rFonts w:ascii="Latha" w:hAnsi="Latha" w:cs="Latha"/>
+                <w:szCs w:val="28"/>
+                <w:lang w:bidi="ta-IN"/>
+              </w:rPr>
+              <w:t xml:space="preserve">- </w:t>
+            </w:r>
+            <w:r>
+              <w:rPr>
+                <w:rFonts w:ascii="Latha" w:hAnsi="Latha" w:cs="Latha"/>
+                <w:szCs w:val="28"/>
+                <w:cs/>
+                <w:lang w:bidi="ta-IN"/>
+              </w:rPr>
+              <w:t>ர</w:t>
+            </w:r>
+            <w:r>
+              <w:rPr>
+                <w:rFonts w:ascii="BRH Tamil Tab Extra" w:hAnsi="BRH Tamil Tab Extra" w:cs="Latha"/>
+                <w:b/>
+                <w:bCs/>
+                <w:sz w:val="32"/>
+                <w:szCs w:val="28"/>
+                <w:lang w:bidi="ta-IN"/>
+              </w:rPr>
+              <w:t>…</w:t>
+            </w:r>
+            <w:r>
+              <w:rPr>
+                <w:rFonts w:ascii="Latha" w:hAnsi="Latha" w:cs="Latha"/>
+                <w:szCs w:val="28"/>
+                <w:cs/>
+                <w:lang w:bidi="ta-IN"/>
+              </w:rPr>
+              <w:t xml:space="preserve">யிம் </w:t>
+            </w:r>
+            <w:r>
+              <w:rPr>
+                <w:rFonts w:ascii="Latha" w:hAnsi="Latha" w:cs="Latha"/>
+                <w:szCs w:val="28"/>
+                <w:lang w:bidi="ta-IN"/>
+              </w:rPr>
+              <w:t>||</w:t>
             </w:r>
           </w:p>
           <w:p>
@@ -314,48 +958,78 @@
             </w:pPr>
             <w:r>
               <w:rPr>
-                <w:rFonts w:ascii="BRH Devanagari Extra" w:hAnsi="BRH Devanagari Extra" w:cs="BRH Devanagari Extra"/>
-                <w:color w:val="000000"/>
-                <w:sz w:val="32"/>
-                <w:szCs w:val="40"/>
-              </w:rPr>
-              <w:t>U</w:t>
-            </w:r>
-            <w:r>
-              <w:rPr>
-                <w:rFonts w:ascii="BRH Malayalam Extra" w:hAnsi="BRH Malayalam Extra" w:cs="BRH Devanagari Extra"/>
-                <w:color w:val="000000"/>
-                <w:szCs w:val="40"/>
-              </w:rPr>
-              <w:t>–</w:t>
-            </w:r>
-            <w:r>
-              <w:rPr>
-                <w:rFonts w:ascii="BRH Devanagari Extra" w:hAnsi="BRH Devanagari Extra" w:cs="BRH Devanagari Extra"/>
-                <w:color w:val="000000"/>
-                <w:sz w:val="32"/>
-                <w:szCs w:val="40"/>
-              </w:rPr>
-              <w:t xml:space="preserve">ÌrÉÍqÉÌiÉþ </w:t>
-            </w:r>
-            <w:r>
-              <w:rPr>
-                <w:rFonts w:ascii="BRH Devanagari Extra" w:hAnsi="BRH Devanagari Extra" w:cs="BRH Devanagari Extra"/>
-                <w:color w:val="000000"/>
-                <w:sz w:val="32"/>
-                <w:szCs w:val="40"/>
+                <w:rFonts w:ascii="Latha" w:hAnsi="Latha" w:cs="Latha"/>
+                <w:szCs w:val="28"/>
+                <w:cs/>
+                <w:lang w:bidi="ta-IN"/>
+              </w:rPr>
+              <w:t>ர</w:t>
+            </w:r>
+            <w:r>
+              <w:rPr>
+                <w:rFonts w:ascii="BRH Tamil Tab Extra" w:hAnsi="BRH Tamil Tab Extra" w:cs="Latha"/>
+                <w:b/>
+                <w:bCs/>
+                <w:sz w:val="32"/>
+                <w:szCs w:val="28"/>
+                <w:lang w:bidi="ta-IN"/>
+              </w:rPr>
+              <w:t>…</w:t>
+            </w:r>
+            <w:r>
+              <w:rPr>
+                <w:rFonts w:ascii="Latha" w:hAnsi="Latha" w:cs="Latha"/>
+                <w:szCs w:val="28"/>
+                <w:cs/>
+                <w:lang w:bidi="ta-IN"/>
+              </w:rPr>
+              <w:t>யிமிதி</w:t>
+            </w:r>
+            <w:r>
+              <w:rPr>
+                <w:rFonts w:ascii="BRH Tamil Tab Extra" w:hAnsi="BRH Tamil Tab Extra" w:cs="Latha"/>
+                <w:b/>
+                <w:bCs/>
+                <w:sz w:val="32"/>
+                <w:szCs w:val="28"/>
+                <w:lang w:bidi="ta-IN"/>
+              </w:rPr>
+              <w:t>†</w:t>
+            </w:r>
+            <w:r>
+              <w:rPr>
+                <w:rFonts w:ascii="Latha" w:hAnsi="Latha" w:cs="Latha"/>
+                <w:szCs w:val="28"/>
+                <w:lang w:bidi="ta-IN"/>
+              </w:rPr>
+              <w:t xml:space="preserve"> </w:t>
+            </w:r>
+            <w:r>
+              <w:rPr>
+                <w:rFonts w:ascii="Latha" w:hAnsi="Latha" w:cs="Latha"/>
+                <w:szCs w:val="28"/>
                 <w:highlight w:val="yellow"/>
-              </w:rPr>
-              <w:t>UÌ</w:t>
-            </w:r>
-            <w:r>
-              <w:rPr>
-                <w:rFonts w:ascii="BRH Devanagari Extra" w:hAnsi="BRH Devanagari Extra" w:cs="BRH Devanagari Extra"/>
-                <w:color w:val="000000"/>
-                <w:sz w:val="32"/>
-                <w:szCs w:val="40"/>
-              </w:rPr>
-              <w:t xml:space="preserve">rÉqÉç | </w:t>
+                <w:cs/>
+                <w:lang w:bidi="ta-IN"/>
+              </w:rPr>
+              <w:t>ர</w:t>
+            </w:r>
+            <w:r>
+              <w:rPr>
+                <w:rFonts w:ascii="Latha" w:hAnsi="Latha" w:cs="Latha"/>
+                <w:szCs w:val="28"/>
+                <w:cs/>
+                <w:lang w:bidi="ta-IN"/>
+              </w:rPr>
+              <w:t xml:space="preserve">யிம் </w:t>
+            </w:r>
+            <w:r>
+              <w:rPr>
+                <w:rFonts w:ascii="Latha" w:hAnsi="Latha" w:cs="Latha"/>
+                <w:szCs w:val="28"/>
+                <w:lang w:bidi="ta-IN"/>
+              </w:rPr>
+              <w:t>|</w:t>
             </w:r>
           </w:p>
         </w:tc>
@@ -365,151 +1039,152 @@
           </w:tcPr>
           <w:p>
             <w:pPr>
-              <w:widowControl w:val="0"/>
               <w:autoSpaceDE w:val="0"/>
               <w:autoSpaceDN w:val="0"/>
               <w:adjustRightInd w:val="0"/>
-              <w:spacing w:line="240" w:lineRule="auto"/>
-              <w:rPr>
-                <w:rFonts w:ascii="BRH Devanagari Extra" w:hAnsi="BRH Devanagari Extra" w:cs="BRH Devanagari Extra"/>
-                <w:color w:val="000000"/>
-                <w:sz w:val="32"/>
-                <w:szCs w:val="40"/>
-                <w:lang w:val="it-IT"/>
+              <w:rPr>
+                <w:rFonts w:ascii="Latha" w:hAnsi="Latha" w:cs="Latha"/>
+                <w:szCs w:val="28"/>
+                <w:lang w:bidi="ta-IN"/>
               </w:rPr>
             </w:pPr>
             <w:r>
               <w:rPr>
-                <w:rFonts w:cs="BRH Devanagari Extra"/>
-                <w:color w:val="000000"/>
-                <w:szCs w:val="40"/>
-                <w:lang w:val="it-IT"/>
+                <w:rFonts w:cs="Latha"/>
+                <w:b/>
+                <w:bCs/>
+                <w:szCs w:val="28"/>
+                <w:cs/>
+                <w:lang w:bidi="ta-IN"/>
               </w:rPr>
               <w:t>5</w:t>
             </w:r>
             <w:r>
               <w:rPr>
-                <w:rFonts w:ascii="BRH Devanagari Extra" w:hAnsi="BRH Devanagari Extra" w:cs="BRH Devanagari Extra"/>
-                <w:color w:val="000000"/>
-                <w:sz w:val="32"/>
-                <w:szCs w:val="40"/>
-                <w:lang w:val="it-IT"/>
-              </w:rPr>
-              <w:t xml:space="preserve">)   </w:t>
-            </w:r>
-            <w:r>
-              <w:rPr>
-                <w:rFonts w:cs="BRH Devanagari Extra"/>
-                <w:color w:val="000000"/>
-                <w:szCs w:val="40"/>
-                <w:lang w:val="it-IT"/>
-              </w:rPr>
-              <w:t>1</w:t>
-            </w:r>
-            <w:r>
-              <w:rPr>
-                <w:rFonts w:ascii="BRH Devanagari Extra" w:hAnsi="BRH Devanagari Extra" w:cs="BRH Devanagari Extra"/>
-                <w:color w:val="000000"/>
-                <w:sz w:val="32"/>
-                <w:szCs w:val="40"/>
-                <w:lang w:val="it-IT"/>
-              </w:rPr>
-              <w:t>.</w:t>
-            </w:r>
-            <w:r>
-              <w:rPr>
-                <w:rFonts w:cs="BRH Devanagari Extra"/>
-                <w:color w:val="000000"/>
-                <w:szCs w:val="40"/>
-                <w:lang w:val="it-IT"/>
+                <w:rFonts w:cs="Latha"/>
+                <w:b/>
+                <w:bCs/>
+                <w:szCs w:val="28"/>
+                <w:lang w:bidi="ta-IN"/>
+              </w:rPr>
+              <w:t>)</w:t>
+            </w:r>
+            <w:r>
+              <w:rPr>
+                <w:rFonts w:ascii="Latha" w:hAnsi="Latha" w:cs="Latha"/>
+                <w:szCs w:val="28"/>
+                <w:lang w:bidi="ta-IN"/>
+              </w:rPr>
+              <w:t xml:space="preserve">    </w:t>
+            </w:r>
+            <w:r>
+              <w:rPr>
+                <w:rFonts w:cs="Latha"/>
+                <w:b/>
+                <w:bCs/>
+                <w:szCs w:val="28"/>
+                <w:cs/>
+                <w:lang w:bidi="ta-IN"/>
+              </w:rPr>
+              <w:t>1.3.</w:t>
+            </w:r>
+            <w:r>
+              <w:rPr>
+                <w:rFonts w:cs="Latha"/>
+                <w:b/>
+                <w:bCs/>
+                <w:szCs w:val="28"/>
+                <w:cs/>
+                <w:lang w:bidi="ta-IN"/>
+              </w:rPr>
+              <w:t>14</w:t>
+            </w:r>
+            <w:r>
+              <w:rPr>
+                <w:rFonts w:cs="Latha"/>
+                <w:b/>
+                <w:bCs/>
+                <w:szCs w:val="28"/>
+                <w:lang w:bidi="ta-IN"/>
+              </w:rPr>
+              <w:t>.4</w:t>
+            </w:r>
+            <w:r>
+              <w:rPr>
+                <w:rFonts w:cs="Latha"/>
+                <w:b/>
+                <w:bCs/>
+                <w:szCs w:val="28"/>
+                <w:lang w:bidi="ta-IN"/>
+              </w:rPr>
+              <w:t>(</w:t>
+            </w:r>
+            <w:r>
+              <w:rPr>
+                <w:rFonts w:cs="Latha"/>
+                <w:b/>
+                <w:bCs/>
+                <w:szCs w:val="28"/>
+                <w:cs/>
+                <w:lang w:bidi="ta-IN"/>
               </w:rPr>
               <w:t>3</w:t>
             </w:r>
             <w:r>
               <w:rPr>
-                <w:rFonts w:ascii="BRH Devanagari Extra" w:hAnsi="BRH Devanagari Extra" w:cs="BRH Devanagari Extra"/>
-                <w:color w:val="000000"/>
-                <w:sz w:val="32"/>
-                <w:szCs w:val="40"/>
-                <w:lang w:val="it-IT"/>
-              </w:rPr>
-              <w:t>.</w:t>
-            </w:r>
-            <w:r>
-              <w:rPr>
-                <w:rFonts w:cs="BRH Devanagari Extra"/>
-                <w:color w:val="000000"/>
-                <w:szCs w:val="40"/>
-                <w:lang w:val="it-IT"/>
-              </w:rPr>
-              <w:t>14</w:t>
-            </w:r>
-            <w:r>
-              <w:rPr>
-                <w:rFonts w:ascii="BRH Devanagari Extra" w:hAnsi="BRH Devanagari Extra" w:cs="BRH Devanagari Extra"/>
-                <w:color w:val="000000"/>
-                <w:sz w:val="32"/>
-                <w:szCs w:val="40"/>
-                <w:lang w:val="it-IT"/>
-              </w:rPr>
-              <w:t>.</w:t>
-            </w:r>
-            <w:r>
-              <w:rPr>
-                <w:rFonts w:cs="BRH Devanagari Extra"/>
-                <w:color w:val="000000"/>
-                <w:szCs w:val="40"/>
-                <w:lang w:val="it-IT"/>
-              </w:rPr>
-              <w:t>4</w:t>
-            </w:r>
-            <w:r>
-              <w:rPr>
-                <w:rFonts w:ascii="BRH Devanagari Extra" w:hAnsi="BRH Devanagari Extra" w:cs="BRH Devanagari Extra"/>
-                <w:color w:val="000000"/>
-                <w:sz w:val="32"/>
-                <w:szCs w:val="40"/>
-                <w:lang w:val="it-IT"/>
-              </w:rPr>
-              <w:t>(</w:t>
-            </w:r>
-            <w:r>
-              <w:rPr>
-                <w:rFonts w:cs="BRH Devanagari Extra"/>
-                <w:color w:val="000000"/>
-                <w:szCs w:val="40"/>
-                <w:lang w:val="it-IT"/>
-              </w:rPr>
-              <w:t>3</w:t>
-            </w:r>
-            <w:r>
-              <w:rPr>
-                <w:rFonts w:ascii="BRH Devanagari Extra" w:hAnsi="BRH Devanagari Extra" w:cs="BRH Devanagari Extra"/>
-                <w:color w:val="000000"/>
-                <w:sz w:val="32"/>
-                <w:szCs w:val="40"/>
-                <w:lang w:val="it-IT"/>
-              </w:rPr>
-              <w:t>)- U</w:t>
-            </w:r>
-            <w:r>
-              <w:rPr>
-                <w:rFonts w:ascii="BRH Malayalam Extra" w:hAnsi="BRH Malayalam Extra" w:cs="BRH Devanagari Extra"/>
-                <w:color w:val="000000"/>
-                <w:szCs w:val="40"/>
-                <w:lang w:val="it-IT"/>
-              </w:rPr>
-              <w:t>–</w:t>
-            </w:r>
-            <w:r>
-              <w:rPr>
-                <w:rFonts w:ascii="BRH Devanagari Extra" w:hAnsi="BRH Devanagari Extra" w:cs="BRH Devanagari Extra"/>
-                <w:color w:val="000000"/>
-                <w:sz w:val="32"/>
-                <w:szCs w:val="40"/>
-                <w:lang w:val="it-IT"/>
-              </w:rPr>
-              <w:t>ÌrÉqÉç ||</w:t>
+                <w:rFonts w:cs="Latha"/>
+                <w:b/>
+                <w:bCs/>
+                <w:szCs w:val="28"/>
+                <w:cs/>
+                <w:lang w:bidi="ta-IN"/>
+              </w:rPr>
+              <w:t>)</w:t>
+            </w:r>
+            <w:r>
+              <w:rPr>
+                <w:rFonts w:ascii="Latha" w:hAnsi="Latha" w:cs="Latha"/>
+                <w:szCs w:val="28"/>
+                <w:lang w:bidi="ta-IN"/>
+              </w:rPr>
+              <w:t xml:space="preserve">- </w:t>
+            </w:r>
+            <w:r>
+              <w:rPr>
+                <w:rFonts w:ascii="Latha" w:hAnsi="Latha" w:cs="Latha"/>
+                <w:szCs w:val="28"/>
+                <w:cs/>
+                <w:lang w:bidi="ta-IN"/>
+              </w:rPr>
+              <w:t>ர</w:t>
+            </w:r>
+            <w:r>
+              <w:rPr>
+                <w:rFonts w:ascii="BRH Tamil Tab Extra" w:hAnsi="BRH Tamil Tab Extra" w:cs="Latha"/>
+                <w:b/>
+                <w:bCs/>
+                <w:sz w:val="32"/>
+                <w:szCs w:val="28"/>
+                <w:lang w:bidi="ta-IN"/>
+              </w:rPr>
+              <w:t>…</w:t>
+            </w:r>
+            <w:r>
+              <w:rPr>
+                <w:rFonts w:ascii="Latha" w:hAnsi="Latha" w:cs="Latha"/>
+                <w:szCs w:val="28"/>
+                <w:cs/>
+                <w:lang w:bidi="ta-IN"/>
+              </w:rPr>
+              <w:t xml:space="preserve">யிம் </w:t>
+            </w:r>
+            <w:r>
+              <w:rPr>
+                <w:rFonts w:ascii="Latha" w:hAnsi="Latha" w:cs="Latha"/>
+                <w:szCs w:val="28"/>
+                <w:lang w:bidi="ta-IN"/>
+              </w:rPr>
+              <w:t>||</w:t>
             </w:r>
           </w:p>
           <w:p>
@@ -531,62 +1206,89 @@
             </w:pPr>
             <w:r>
               <w:rPr>
-                <w:rFonts w:ascii="BRH Devanagari Extra" w:hAnsi="BRH Devanagari Extra" w:cs="BRH Devanagari Extra"/>
-                <w:color w:val="000000"/>
-                <w:sz w:val="32"/>
-                <w:szCs w:val="40"/>
-                <w:lang w:val="it-IT"/>
-              </w:rPr>
-              <w:t>U</w:t>
-            </w:r>
-            <w:r>
-              <w:rPr>
-                <w:rFonts w:ascii="BRH Malayalam Extra" w:hAnsi="BRH Malayalam Extra" w:cs="BRH Devanagari Extra"/>
-                <w:color w:val="000000"/>
-                <w:szCs w:val="40"/>
-                <w:lang w:val="it-IT"/>
-              </w:rPr>
-              <w:t>–</w:t>
-            </w:r>
-            <w:r>
-              <w:rPr>
-                <w:rFonts w:ascii="BRH Devanagari Extra" w:hAnsi="BRH Devanagari Extra" w:cs="BRH Devanagari Extra"/>
-                <w:color w:val="000000"/>
-                <w:sz w:val="32"/>
-                <w:szCs w:val="40"/>
-                <w:lang w:val="it-IT"/>
-              </w:rPr>
-              <w:t xml:space="preserve">ÌrÉÍqÉÌiÉþ </w:t>
-            </w:r>
-            <w:r>
-              <w:rPr>
-                <w:rFonts w:ascii="BRH Devanagari Extra" w:hAnsi="BRH Devanagari Extra" w:cs="BRH Devanagari Extra"/>
-                <w:color w:val="000000"/>
-                <w:sz w:val="32"/>
-                <w:szCs w:val="40"/>
+                <w:rFonts w:ascii="Latha" w:hAnsi="Latha" w:cs="Latha"/>
+                <w:szCs w:val="28"/>
+                <w:cs/>
+                <w:lang w:bidi="ta-IN"/>
+              </w:rPr>
+              <w:t>ர</w:t>
+            </w:r>
+            <w:r>
+              <w:rPr>
+                <w:rFonts w:ascii="BRH Tamil Tab Extra" w:hAnsi="BRH Tamil Tab Extra" w:cs="Latha"/>
+                <w:b/>
+                <w:bCs/>
+                <w:sz w:val="32"/>
+                <w:szCs w:val="28"/>
+                <w:lang w:bidi="ta-IN"/>
+              </w:rPr>
+              <w:t>…</w:t>
+            </w:r>
+            <w:r>
+              <w:rPr>
+                <w:rFonts w:ascii="Latha" w:hAnsi="Latha" w:cs="Latha"/>
+                <w:szCs w:val="28"/>
+                <w:cs/>
+                <w:lang w:bidi="ta-IN"/>
+              </w:rPr>
+              <w:t>யிமிதி</w:t>
+            </w:r>
+            <w:r>
+              <w:rPr>
+                <w:rFonts w:ascii="BRH Tamil Tab Extra" w:hAnsi="BRH Tamil Tab Extra" w:cs="Latha"/>
+                <w:b/>
+                <w:bCs/>
+                <w:sz w:val="32"/>
+                <w:szCs w:val="28"/>
+                <w:lang w:bidi="ta-IN"/>
+              </w:rPr>
+              <w:t>†</w:t>
+            </w:r>
+            <w:r>
+              <w:rPr>
+                <w:rFonts w:ascii="Latha" w:hAnsi="Latha" w:cs="Latha"/>
+                <w:szCs w:val="28"/>
+                <w:lang w:bidi="ta-IN"/>
+              </w:rPr>
+              <w:t xml:space="preserve"> </w:t>
+            </w:r>
+            <w:r>
+              <w:rPr>
+                <w:rFonts w:ascii="Latha" w:hAnsi="Latha" w:cs="Latha"/>
+                <w:szCs w:val="28"/>
                 <w:highlight w:val="green"/>
-                <w:lang w:val="it-IT"/>
-              </w:rPr>
-              <w:t>UÌ</w:t>
-            </w:r>
-            <w:r>
-              <w:rPr>
-                <w:rFonts w:ascii="BRH Malayalam Extra" w:hAnsi="BRH Malayalam Extra" w:cs="BRH Devanagari Extra"/>
-                <w:color w:val="000000"/>
-                <w:szCs w:val="40"/>
-                <w:lang w:val="it-IT"/>
-              </w:rPr>
-              <w:t>–</w:t>
-            </w:r>
-            <w:r>
-              <w:rPr>
-                <w:rFonts w:ascii="BRH Devanagari Extra" w:hAnsi="BRH Devanagari Extra" w:cs="BRH Devanagari Extra"/>
-                <w:color w:val="000000"/>
-                <w:sz w:val="32"/>
-                <w:szCs w:val="40"/>
-                <w:lang w:val="it-IT"/>
-              </w:rPr>
-              <w:t xml:space="preserve">rÉqÉç | </w:t>
+                <w:cs/>
+                <w:lang w:bidi="ta-IN"/>
+              </w:rPr>
+              <w:t>ர</w:t>
+            </w:r>
+            <w:r>
+              <w:rPr>
+                <w:rFonts w:ascii="BRH Tamil Tab Extra" w:hAnsi="BRH Tamil Tab Extra" w:cs="Latha"/>
+                <w:b/>
+                <w:bCs/>
+                <w:sz w:val="32"/>
+                <w:szCs w:val="28"/>
+                <w:lang w:bidi="ta-IN"/>
+              </w:rPr>
+              <w:t>…</w:t>
+            </w:r>
+            <w:r>
+              <w:rPr>
+                <w:rFonts w:ascii="Latha" w:hAnsi="Latha" w:cs="Latha"/>
+                <w:szCs w:val="28"/>
+                <w:cs/>
+                <w:lang w:bidi="ta-IN"/>
+              </w:rPr>
+              <w:t xml:space="preserve">யிம் </w:t>
+            </w:r>
+            <w:r>
+              <w:rPr>
+                <w:rFonts w:ascii="Latha" w:hAnsi="Latha" w:cs="Latha"/>
+                <w:szCs w:val="28"/>
+                <w:lang w:bidi="ta-IN"/>
+              </w:rPr>
+              <w:t>|</w:t>
             </w:r>
           </w:p>
         </w:tc>
@@ -1607,6 +2309,7 @@
                 <w:cs/>
                 <w:lang w:bidi="ta-IN"/>
               </w:rPr>
+              <w:lastRenderedPageBreak/>
               <w:t>38</w:t>
             </w:r>
             <w:r>
@@ -2046,7 +2749,6 @@
                 <w:cs/>
                 <w:lang w:bidi="ta-IN"/>
               </w:rPr>
-              <w:lastRenderedPageBreak/>
               <w:t>வலக</w:t>
             </w:r>
             <w:r>
@@ -3136,6 +3838,7 @@
                 <w:cs/>
                 <w:lang w:bidi="ta-IN"/>
               </w:rPr>
+              <w:lastRenderedPageBreak/>
               <w:t>ரக்ஷோ</w:t>
             </w:r>
             <w:r>
@@ -3718,7 +4421,6 @@
                 <w:cs/>
                 <w:lang w:bidi="ta-IN"/>
               </w:rPr>
-              <w:lastRenderedPageBreak/>
               <w:t>வலக</w:t>
             </w:r>
             <w:r>
@@ -6248,7 +6950,17 @@
                 <w:cs/>
                 <w:lang w:bidi="ta-IN"/>
               </w:rPr>
-              <w:t>யம் ஜர்</w:t>
+              <w:t xml:space="preserve">யம் </w:t>
+            </w:r>
+            <w:r>
+              <w:rPr>
+                <w:rFonts w:ascii="Latha" w:hAnsi="Latha" w:cs="Latha"/>
+                <w:szCs w:val="28"/>
+                <w:cs/>
+                <w:lang w:bidi="ta-IN"/>
+              </w:rPr>
+              <w:lastRenderedPageBreak/>
+              <w:t>ஜர்</w:t>
             </w:r>
             <w:r>
               <w:rPr>
@@ -6455,6 +7167,7 @@
                 <w:cs/>
                 <w:lang w:bidi="ta-IN"/>
               </w:rPr>
+              <w:lastRenderedPageBreak/>
               <w:t>32</w:t>
             </w:r>
             <w:r>
@@ -6909,6 +7622,7 @@
                 <w:cs/>
                 <w:lang w:bidi="ta-IN"/>
               </w:rPr>
+              <w:lastRenderedPageBreak/>
               <w:t>ஜர்</w:t>
             </w:r>
             <w:r>
@@ -7041,6 +7755,7 @@
                 <w:cs/>
                 <w:lang w:bidi="ta-IN"/>
               </w:rPr>
+              <w:lastRenderedPageBreak/>
               <w:t>42</w:t>
             </w:r>
             <w:r>
@@ -7347,7 +8062,6 @@
                 <w:cs/>
                 <w:lang w:bidi="ta-IN"/>
               </w:rPr>
-              <w:lastRenderedPageBreak/>
               <w:t>போஷே</w:t>
             </w:r>
             <w:r>
@@ -7618,7 +8332,6 @@
                 <w:cs/>
                 <w:lang w:bidi="ta-IN"/>
               </w:rPr>
-              <w:lastRenderedPageBreak/>
               <w:t>42</w:t>
             </w:r>
             <w:r>
@@ -7925,7 +8638,6 @@
                 <w:cs/>
                 <w:lang w:bidi="ta-IN"/>
               </w:rPr>
-              <w:lastRenderedPageBreak/>
               <w:t>போஷே</w:t>
             </w:r>
             <w:r>
@@ -8223,7 +8935,6 @@
                 <w:cs/>
                 <w:lang w:bidi="ta-IN"/>
               </w:rPr>
-              <w:lastRenderedPageBreak/>
               <w:t>14)</w:t>
             </w:r>
             <w:r>
@@ -10606,6 +11317,7 @@
                 <w:cs/>
                 <w:lang w:bidi="ta-IN"/>
               </w:rPr>
+              <w:lastRenderedPageBreak/>
               <w:t>அ</w:t>
             </w:r>
             <w:r>
@@ -10953,6 +11665,7 @@
                 <w:cs/>
                 <w:lang w:bidi="ta-IN"/>
               </w:rPr>
+              <w:lastRenderedPageBreak/>
               <w:t>26</w:t>
             </w:r>
             <w:r>
@@ -11206,329 +11919,345 @@
               <w:adjustRightInd w:val="0"/>
               <w:spacing w:before="0" w:line="240" w:lineRule="auto"/>
               <w:rPr>
-                <w:rFonts w:cs="Latha"/>
-                <w:b/>
-                <w:bCs/>
-                <w:szCs w:val="28"/>
-                <w:cs/>
-                <w:lang w:bidi="ta-IN"/>
-              </w:rPr>
-            </w:pPr>
-            <w:r>
-              <w:rPr>
-                <w:rFonts w:ascii="Latha" w:hAnsi="Latha" w:cs="Latha"/>
-                <w:szCs w:val="28"/>
-                <w:cs/>
-                <w:lang w:bidi="ta-IN"/>
-              </w:rPr>
-              <w:t>அ</w:t>
-            </w:r>
-            <w:r>
-              <w:rPr>
-                <w:rFonts w:ascii="BRH Tamil Tab Extra" w:hAnsi="BRH Tamil Tab Extra" w:cs="Latha"/>
-                <w:b/>
-                <w:bCs/>
-                <w:szCs w:val="28"/>
-                <w:lang w:bidi="ta-IN"/>
-              </w:rPr>
-              <w:t>…</w:t>
-            </w:r>
-            <w:r>
-              <w:rPr>
-                <w:rFonts w:ascii="Latha" w:hAnsi="Latha" w:cs="Latha"/>
-                <w:szCs w:val="28"/>
-                <w:cs/>
-                <w:lang w:bidi="ta-IN"/>
-              </w:rPr>
-              <w:t>தி</w:t>
-            </w:r>
-            <w:r>
-              <w:rPr>
-                <w:rFonts w:ascii="BRH Tamil Tab Extra" w:hAnsi="BRH Tamil Tab Extra" w:cs="Latha"/>
-                <w:b/>
-                <w:bCs/>
-                <w:szCs w:val="28"/>
-                <w:lang w:bidi="ta-IN"/>
-              </w:rPr>
-              <w:t>…</w:t>
-            </w:r>
-            <w:r>
-              <w:rPr>
-                <w:rFonts w:ascii="Latha" w:hAnsi="Latha" w:cs="Latha"/>
-                <w:b/>
-                <w:bCs/>
-                <w:position w:val="-12"/>
-                <w:szCs w:val="28"/>
-                <w:cs/>
-                <w:lang w:bidi="ta-IN"/>
-              </w:rPr>
-              <w:t>4</w:t>
-            </w:r>
-            <w:r>
-              <w:rPr>
-                <w:rFonts w:ascii="Latha" w:hAnsi="Latha" w:cs="Latha"/>
-                <w:szCs w:val="28"/>
-                <w:cs/>
-                <w:lang w:bidi="ta-IN"/>
-              </w:rPr>
-              <w:t>ரா</w:t>
-            </w:r>
-            <w:r>
-              <w:rPr>
-                <w:rFonts w:ascii="BRH Tamil Tab Extra" w:hAnsi="BRH Tamil Tab Extra" w:cs="Latha"/>
-                <w:b/>
-                <w:bCs/>
-                <w:szCs w:val="28"/>
-                <w:lang w:bidi="ta-IN"/>
-              </w:rPr>
-              <w:t>…</w:t>
-            </w:r>
-            <w:r>
-              <w:rPr>
-                <w:rFonts w:ascii="Latha" w:hAnsi="Latha" w:cs="Latha"/>
-                <w:szCs w:val="28"/>
-                <w:cs/>
-                <w:lang w:bidi="ta-IN"/>
-              </w:rPr>
-              <w:t>ஜ ஏ</w:t>
-            </w:r>
-            <w:r>
-              <w:rPr>
-                <w:rFonts w:ascii="BRH Tamil Tab Extra" w:hAnsi="BRH Tamil Tab Extra" w:cs="Latha"/>
-                <w:b/>
-                <w:bCs/>
-                <w:szCs w:val="28"/>
-                <w:lang w:bidi="ta-IN"/>
-              </w:rPr>
-              <w:t>…</w:t>
-            </w:r>
-            <w:r>
-              <w:rPr>
-                <w:rFonts w:ascii="Latha" w:hAnsi="Latha" w:cs="Latha"/>
-                <w:szCs w:val="28"/>
-                <w:cs/>
-                <w:lang w:bidi="ta-IN"/>
-              </w:rPr>
-              <w:t>ஷ ஏ</w:t>
-            </w:r>
-            <w:r>
-              <w:rPr>
-                <w:rFonts w:ascii="BRH Tamil Tab Extra" w:hAnsi="BRH Tamil Tab Extra" w:cs="Latha"/>
-                <w:b/>
-                <w:bCs/>
-                <w:szCs w:val="28"/>
-                <w:highlight w:val="green"/>
-                <w:lang w:bidi="ta-IN"/>
-              </w:rPr>
-              <w:t>…</w:t>
-            </w:r>
-            <w:r>
-              <w:rPr>
-                <w:rFonts w:ascii="Latha" w:hAnsi="Latha" w:cs="Latha"/>
-                <w:szCs w:val="28"/>
-                <w:highlight w:val="green"/>
-                <w:cs/>
-                <w:lang w:bidi="ta-IN"/>
-              </w:rPr>
-              <w:t>ஷோ</w:t>
-            </w:r>
-            <w:r>
-              <w:rPr>
-                <w:rFonts w:ascii="BRH Tamil Tab Extra" w:hAnsi="BRH Tamil Tab Extra" w:cs="Latha"/>
-                <w:b/>
-                <w:bCs/>
-                <w:sz w:val="28"/>
-                <w:szCs w:val="28"/>
-                <w:lang w:bidi="ta-IN"/>
-              </w:rPr>
-              <w:t>†</w:t>
-            </w:r>
-            <w:r>
-              <w:rPr>
-                <w:rFonts w:ascii="Latha" w:hAnsi="Latha" w:cs="Latha"/>
-                <w:szCs w:val="28"/>
-                <w:cs/>
-                <w:lang w:bidi="ta-IN"/>
-              </w:rPr>
-              <w:t xml:space="preserve"> </w:t>
-            </w:r>
-            <w:r>
-              <w:rPr>
-                <w:rFonts w:ascii="BRH Devanagari Extra" w:hAnsi="BRH Devanagari Extra" w:cs="Latha"/>
-                <w:b/>
-                <w:bCs/>
-                <w:sz w:val="32"/>
-                <w:szCs w:val="28"/>
-                <w:lang w:bidi="ta-IN"/>
-              </w:rPr>
-              <w:t>Å</w:t>
-            </w:r>
-            <w:r>
-              <w:rPr>
-                <w:rFonts w:ascii="Latha" w:hAnsi="Latha" w:cs="Latha"/>
-                <w:szCs w:val="28"/>
-                <w:cs/>
-                <w:lang w:bidi="ta-IN"/>
-              </w:rPr>
-              <w:t>தி</w:t>
-            </w:r>
-            <w:r>
-              <w:rPr>
-                <w:rFonts w:ascii="Latha" w:hAnsi="Latha" w:cs="Latha"/>
-                <w:b/>
-                <w:bCs/>
-                <w:position w:val="-12"/>
-                <w:szCs w:val="28"/>
-                <w:cs/>
-                <w:lang w:bidi="ta-IN"/>
-              </w:rPr>
-              <w:t>4</w:t>
-            </w:r>
-            <w:r>
-              <w:rPr>
-                <w:rFonts w:ascii="Latha" w:hAnsi="Latha" w:cs="Latha"/>
-                <w:szCs w:val="28"/>
-                <w:cs/>
-                <w:lang w:bidi="ta-IN"/>
-              </w:rPr>
-              <w:t>ரா</w:t>
-            </w:r>
-            <w:r>
-              <w:rPr>
-                <w:rFonts w:ascii="BRH Tamil Tab Extra" w:hAnsi="BRH Tamil Tab Extra" w:cs="Latha"/>
-                <w:b/>
-                <w:bCs/>
-                <w:szCs w:val="28"/>
-                <w:lang w:bidi="ta-IN"/>
-              </w:rPr>
-              <w:t>…</w:t>
-            </w:r>
-            <w:r>
-              <w:rPr>
-                <w:rFonts w:ascii="Latha" w:hAnsi="Latha" w:cs="Latha"/>
-                <w:szCs w:val="28"/>
-                <w:cs/>
-                <w:lang w:bidi="ta-IN"/>
-              </w:rPr>
-              <w:t>ஜோ</w:t>
-            </w:r>
-            <w:r>
-              <w:rPr>
-                <w:rFonts w:ascii="BRH Tamil Tab Extra" w:hAnsi="BRH Tamil Tab Extra" w:cs="Latha"/>
-                <w:b/>
-                <w:bCs/>
-                <w:szCs w:val="28"/>
-                <w:lang w:bidi="ta-IN"/>
-              </w:rPr>
-              <w:t>†</w:t>
-            </w:r>
-            <w:r>
-              <w:rPr>
-                <w:rFonts w:ascii="Latha" w:hAnsi="Latha" w:cs="Latha"/>
-                <w:szCs w:val="28"/>
-                <w:lang w:bidi="ta-IN"/>
-              </w:rPr>
-              <w:t xml:space="preserve"> </w:t>
-            </w:r>
-            <w:r>
-              <w:rPr>
-                <w:rFonts w:ascii="BRH Devanagari Extra" w:hAnsi="BRH Devanagari Extra" w:cs="Latha"/>
-                <w:b/>
-                <w:bCs/>
-                <w:sz w:val="32"/>
-                <w:szCs w:val="28"/>
-                <w:lang w:bidi="ta-IN"/>
-              </w:rPr>
-              <w:t>Å</w:t>
-            </w:r>
-            <w:r>
-              <w:rPr>
-                <w:rFonts w:ascii="Latha" w:hAnsi="Latha" w:cs="Latha"/>
-                <w:szCs w:val="28"/>
-                <w:cs/>
-                <w:lang w:bidi="ta-IN"/>
-              </w:rPr>
-              <w:t>தி</w:t>
-            </w:r>
-            <w:r>
-              <w:rPr>
-                <w:rFonts w:ascii="Latha" w:hAnsi="Latha" w:cs="Latha"/>
-                <w:b/>
-                <w:bCs/>
-                <w:position w:val="-12"/>
-                <w:szCs w:val="28"/>
-                <w:cs/>
-                <w:lang w:bidi="ta-IN"/>
-              </w:rPr>
-              <w:t>4</w:t>
-            </w:r>
-            <w:r>
-              <w:rPr>
-                <w:rFonts w:ascii="Latha" w:hAnsi="Latha" w:cs="Latha"/>
-                <w:szCs w:val="28"/>
-                <w:cs/>
-                <w:lang w:bidi="ta-IN"/>
-              </w:rPr>
-              <w:t>ரா</w:t>
-            </w:r>
-            <w:r>
-              <w:rPr>
-                <w:rFonts w:ascii="BRH Tamil Tab Extra" w:hAnsi="BRH Tamil Tab Extra" w:cs="Latha"/>
-                <w:b/>
-                <w:bCs/>
-                <w:szCs w:val="28"/>
-                <w:lang w:bidi="ta-IN"/>
-              </w:rPr>
-              <w:t>…</w:t>
-            </w:r>
-            <w:r>
-              <w:rPr>
-                <w:rFonts w:ascii="Latha" w:hAnsi="Latha" w:cs="Latha"/>
-                <w:szCs w:val="28"/>
-                <w:cs/>
-                <w:lang w:bidi="ta-IN"/>
-              </w:rPr>
-              <w:t>ஜ ஏ</w:t>
-            </w:r>
-            <w:r>
-              <w:rPr>
-                <w:rFonts w:ascii="BRH Tamil Tab Extra" w:hAnsi="BRH Tamil Tab Extra" w:cs="Latha"/>
-                <w:b/>
-                <w:bCs/>
-                <w:szCs w:val="28"/>
-                <w:lang w:bidi="ta-IN"/>
-              </w:rPr>
-              <w:t>…</w:t>
-            </w:r>
-            <w:r>
-              <w:rPr>
-                <w:rFonts w:ascii="Latha" w:hAnsi="Latha" w:cs="Latha"/>
-                <w:szCs w:val="28"/>
-                <w:cs/>
-                <w:lang w:bidi="ta-IN"/>
-              </w:rPr>
-              <w:t>ஷ</w:t>
-            </w:r>
-            <w:r>
-              <w:rPr>
-                <w:rFonts w:ascii="Latha" w:hAnsi="Latha" w:cs="Latha"/>
-                <w:b/>
-                <w:bCs/>
-                <w:szCs w:val="28"/>
-                <w:cs/>
-                <w:lang w:bidi="ta-IN"/>
-              </w:rPr>
-              <w:t>:</w:t>
-            </w:r>
-            <w:r>
-              <w:rPr>
                 <w:rFonts w:ascii="BRH Devanagari Extra" w:hAnsi="BRH Devanagari Extra" w:cs="BRH Devanagari Extra"/>
                 <w:color w:val="000000"/>
                 <w:sz w:val="32"/>
                 <w:szCs w:val="40"/>
               </w:rPr>
+            </w:pPr>
+            <w:r>
+              <w:rPr>
+                <w:rFonts w:ascii="Latha" w:hAnsi="Latha" w:cs="Latha"/>
+                <w:szCs w:val="28"/>
+                <w:cs/>
+                <w:lang w:bidi="ta-IN"/>
+              </w:rPr>
+              <w:lastRenderedPageBreak/>
+              <w:t>அ</w:t>
+            </w:r>
+            <w:r>
+              <w:rPr>
+                <w:rFonts w:ascii="BRH Tamil Tab Extra" w:hAnsi="BRH Tamil Tab Extra" w:cs="Latha"/>
+                <w:b/>
+                <w:bCs/>
+                <w:szCs w:val="28"/>
+                <w:lang w:bidi="ta-IN"/>
+              </w:rPr>
+              <w:t>…</w:t>
+            </w:r>
+            <w:r>
+              <w:rPr>
+                <w:rFonts w:ascii="Latha" w:hAnsi="Latha" w:cs="Latha"/>
+                <w:szCs w:val="28"/>
+                <w:cs/>
+                <w:lang w:bidi="ta-IN"/>
+              </w:rPr>
+              <w:t>தி</w:t>
+            </w:r>
+            <w:r>
+              <w:rPr>
+                <w:rFonts w:ascii="BRH Tamil Tab Extra" w:hAnsi="BRH Tamil Tab Extra" w:cs="Latha"/>
+                <w:b/>
+                <w:bCs/>
+                <w:szCs w:val="28"/>
+                <w:lang w:bidi="ta-IN"/>
+              </w:rPr>
+              <w:t>…</w:t>
+            </w:r>
+            <w:r>
+              <w:rPr>
+                <w:rFonts w:ascii="Latha" w:hAnsi="Latha" w:cs="Latha"/>
+                <w:b/>
+                <w:bCs/>
+                <w:position w:val="-12"/>
+                <w:szCs w:val="28"/>
+                <w:cs/>
+                <w:lang w:bidi="ta-IN"/>
+              </w:rPr>
+              <w:t>4</w:t>
+            </w:r>
+            <w:r>
+              <w:rPr>
+                <w:rFonts w:ascii="Latha" w:hAnsi="Latha" w:cs="Latha"/>
+                <w:szCs w:val="28"/>
+                <w:cs/>
+                <w:lang w:bidi="ta-IN"/>
+              </w:rPr>
+              <w:t>ரா</w:t>
+            </w:r>
+            <w:r>
+              <w:rPr>
+                <w:rFonts w:ascii="BRH Tamil Tab Extra" w:hAnsi="BRH Tamil Tab Extra" w:cs="Latha"/>
+                <w:b/>
+                <w:bCs/>
+                <w:szCs w:val="28"/>
+                <w:lang w:bidi="ta-IN"/>
+              </w:rPr>
+              <w:t>…</w:t>
+            </w:r>
+            <w:r>
+              <w:rPr>
+                <w:rFonts w:ascii="Latha" w:hAnsi="Latha" w:cs="Latha"/>
+                <w:szCs w:val="28"/>
+                <w:cs/>
+                <w:lang w:bidi="ta-IN"/>
+              </w:rPr>
+              <w:t>ஜ ஏ</w:t>
+            </w:r>
+            <w:r>
+              <w:rPr>
+                <w:rFonts w:ascii="BRH Tamil Tab Extra" w:hAnsi="BRH Tamil Tab Extra" w:cs="Latha"/>
+                <w:b/>
+                <w:bCs/>
+                <w:szCs w:val="28"/>
+                <w:lang w:bidi="ta-IN"/>
+              </w:rPr>
+              <w:t>…</w:t>
+            </w:r>
+            <w:r>
+              <w:rPr>
+                <w:rFonts w:ascii="Latha" w:hAnsi="Latha" w:cs="Latha"/>
+                <w:szCs w:val="28"/>
+                <w:cs/>
+                <w:lang w:bidi="ta-IN"/>
+              </w:rPr>
+              <w:t>ஷ ஏ</w:t>
+            </w:r>
+            <w:r>
+              <w:rPr>
+                <w:rFonts w:ascii="BRH Tamil Tab Extra" w:hAnsi="BRH Tamil Tab Extra" w:cs="Latha"/>
+                <w:b/>
+                <w:bCs/>
+                <w:szCs w:val="28"/>
+                <w:highlight w:val="green"/>
+                <w:lang w:bidi="ta-IN"/>
+              </w:rPr>
+              <w:t>…</w:t>
+            </w:r>
+            <w:r>
+              <w:rPr>
+                <w:rFonts w:ascii="Latha" w:hAnsi="Latha" w:cs="Latha"/>
+                <w:szCs w:val="28"/>
+                <w:highlight w:val="green"/>
+                <w:cs/>
+                <w:lang w:bidi="ta-IN"/>
+              </w:rPr>
+              <w:t>ஷோ</w:t>
+            </w:r>
+            <w:r>
+              <w:rPr>
+                <w:rFonts w:ascii="BRH Tamil Tab Extra" w:hAnsi="BRH Tamil Tab Extra" w:cs="Latha"/>
+                <w:b/>
+                <w:bCs/>
+                <w:sz w:val="28"/>
+                <w:szCs w:val="28"/>
+                <w:lang w:bidi="ta-IN"/>
+              </w:rPr>
+              <w:t>†</w:t>
+            </w:r>
+            <w:r>
+              <w:rPr>
+                <w:rFonts w:ascii="Latha" w:hAnsi="Latha" w:cs="Latha"/>
+                <w:szCs w:val="28"/>
+                <w:cs/>
+                <w:lang w:bidi="ta-IN"/>
+              </w:rPr>
               <w:t xml:space="preserve"> </w:t>
             </w:r>
+            <w:r>
+              <w:rPr>
+                <w:rFonts w:ascii="BRH Devanagari Extra" w:hAnsi="BRH Devanagari Extra" w:cs="Latha"/>
+                <w:b/>
+                <w:bCs/>
+                <w:sz w:val="32"/>
+                <w:szCs w:val="28"/>
+                <w:lang w:bidi="ta-IN"/>
+              </w:rPr>
+              <w:t>Å</w:t>
+            </w:r>
+            <w:r>
+              <w:rPr>
+                <w:rFonts w:ascii="Latha" w:hAnsi="Latha" w:cs="Latha"/>
+                <w:szCs w:val="28"/>
+                <w:cs/>
+                <w:lang w:bidi="ta-IN"/>
+              </w:rPr>
+              <w:t>தி</w:t>
+            </w:r>
+            <w:r>
+              <w:rPr>
+                <w:rFonts w:ascii="Latha" w:hAnsi="Latha" w:cs="Latha"/>
+                <w:b/>
+                <w:bCs/>
+                <w:position w:val="-12"/>
+                <w:szCs w:val="28"/>
+                <w:cs/>
+                <w:lang w:bidi="ta-IN"/>
+              </w:rPr>
+              <w:t>4</w:t>
+            </w:r>
+            <w:r>
+              <w:rPr>
+                <w:rFonts w:ascii="Latha" w:hAnsi="Latha" w:cs="Latha"/>
+                <w:szCs w:val="28"/>
+                <w:cs/>
+                <w:lang w:bidi="ta-IN"/>
+              </w:rPr>
+              <w:t>ரா</w:t>
+            </w:r>
+            <w:r>
+              <w:rPr>
+                <w:rFonts w:ascii="BRH Tamil Tab Extra" w:hAnsi="BRH Tamil Tab Extra" w:cs="Latha"/>
+                <w:b/>
+                <w:bCs/>
+                <w:szCs w:val="28"/>
+                <w:lang w:bidi="ta-IN"/>
+              </w:rPr>
+              <w:t>…</w:t>
+            </w:r>
+            <w:r>
+              <w:rPr>
+                <w:rFonts w:ascii="Latha" w:hAnsi="Latha" w:cs="Latha"/>
+                <w:szCs w:val="28"/>
+                <w:cs/>
+                <w:lang w:bidi="ta-IN"/>
+              </w:rPr>
+              <w:t>ஜோ</w:t>
+            </w:r>
+            <w:r>
+              <w:rPr>
+                <w:rFonts w:ascii="BRH Tamil Tab Extra" w:hAnsi="BRH Tamil Tab Extra" w:cs="Latha"/>
+                <w:b/>
+                <w:bCs/>
+                <w:szCs w:val="28"/>
+                <w:lang w:bidi="ta-IN"/>
+              </w:rPr>
+              <w:t>†</w:t>
+            </w:r>
+            <w:r>
+              <w:rPr>
+                <w:rFonts w:ascii="Latha" w:hAnsi="Latha" w:cs="Latha"/>
+                <w:szCs w:val="28"/>
+                <w:lang w:bidi="ta-IN"/>
+              </w:rPr>
+              <w:t xml:space="preserve"> </w:t>
+            </w:r>
+            <w:r>
+              <w:rPr>
+                <w:rFonts w:ascii="BRH Devanagari Extra" w:hAnsi="BRH Devanagari Extra" w:cs="Latha"/>
+                <w:b/>
+                <w:bCs/>
+                <w:sz w:val="32"/>
+                <w:szCs w:val="28"/>
+                <w:lang w:bidi="ta-IN"/>
+              </w:rPr>
+              <w:t>Å</w:t>
+            </w:r>
+            <w:r>
+              <w:rPr>
+                <w:rFonts w:ascii="Latha" w:hAnsi="Latha" w:cs="Latha"/>
+                <w:szCs w:val="28"/>
+                <w:cs/>
+                <w:lang w:bidi="ta-IN"/>
+              </w:rPr>
+              <w:t>தி</w:t>
+            </w:r>
+            <w:r>
+              <w:rPr>
+                <w:rFonts w:ascii="Latha" w:hAnsi="Latha" w:cs="Latha"/>
+                <w:b/>
+                <w:bCs/>
+                <w:position w:val="-12"/>
+                <w:szCs w:val="28"/>
+                <w:cs/>
+                <w:lang w:bidi="ta-IN"/>
+              </w:rPr>
+              <w:t>4</w:t>
+            </w:r>
+            <w:r>
+              <w:rPr>
+                <w:rFonts w:ascii="Latha" w:hAnsi="Latha" w:cs="Latha"/>
+                <w:szCs w:val="28"/>
+                <w:cs/>
+                <w:lang w:bidi="ta-IN"/>
+              </w:rPr>
+              <w:t>ரா</w:t>
+            </w:r>
+            <w:r>
+              <w:rPr>
+                <w:rFonts w:ascii="BRH Tamil Tab Extra" w:hAnsi="BRH Tamil Tab Extra" w:cs="Latha"/>
+                <w:b/>
+                <w:bCs/>
+                <w:szCs w:val="28"/>
+                <w:lang w:bidi="ta-IN"/>
+              </w:rPr>
+              <w:t>…</w:t>
+            </w:r>
+            <w:r>
+              <w:rPr>
+                <w:rFonts w:ascii="Latha" w:hAnsi="Latha" w:cs="Latha"/>
+                <w:szCs w:val="28"/>
+                <w:cs/>
+                <w:lang w:bidi="ta-IN"/>
+              </w:rPr>
+              <w:t>ஜ ஏ</w:t>
+            </w:r>
+            <w:r>
+              <w:rPr>
+                <w:rFonts w:ascii="BRH Tamil Tab Extra" w:hAnsi="BRH Tamil Tab Extra" w:cs="Latha"/>
+                <w:b/>
+                <w:bCs/>
+                <w:szCs w:val="28"/>
+                <w:lang w:bidi="ta-IN"/>
+              </w:rPr>
+              <w:t>…</w:t>
+            </w:r>
+            <w:r>
+              <w:rPr>
+                <w:rFonts w:ascii="Latha" w:hAnsi="Latha" w:cs="Latha"/>
+                <w:szCs w:val="28"/>
+                <w:cs/>
+                <w:lang w:bidi="ta-IN"/>
+              </w:rPr>
+              <w:t>ஷ</w:t>
+            </w:r>
+            <w:r>
+              <w:rPr>
+                <w:rFonts w:ascii="Latha" w:hAnsi="Latha" w:cs="Latha"/>
+                <w:b/>
+                <w:bCs/>
+                <w:szCs w:val="28"/>
+                <w:cs/>
+                <w:lang w:bidi="ta-IN"/>
+              </w:rPr>
+              <w:t>:</w:t>
+            </w:r>
+            <w:r>
+              <w:rPr>
+                <w:rFonts w:ascii="BRH Devanagari Extra" w:hAnsi="BRH Devanagari Extra" w:cs="BRH Devanagari Extra"/>
+                <w:color w:val="000000"/>
+                <w:sz w:val="32"/>
+                <w:szCs w:val="40"/>
+              </w:rPr>
+              <w:t xml:space="preserve"> </w:t>
+            </w:r>
+          </w:p>
+          <w:p>
+            <w:pPr>
+              <w:widowControl w:val="0"/>
+              <w:autoSpaceDE w:val="0"/>
+              <w:autoSpaceDN w:val="0"/>
+              <w:adjustRightInd w:val="0"/>
+              <w:spacing w:before="0" w:line="240" w:lineRule="auto"/>
+              <w:rPr>
+                <w:rFonts w:cs="Latha"/>
+                <w:b/>
+                <w:bCs/>
+                <w:szCs w:val="28"/>
+                <w:cs/>
+                <w:lang w:bidi="ta-IN"/>
+              </w:rPr>
+            </w:pPr>
           </w:p>
         </w:tc>
       </w:tr>
@@ -11555,6 +12284,7 @@
                 <w:cs/>
                 <w:lang w:bidi="ta-IN"/>
               </w:rPr>
+              <w:lastRenderedPageBreak/>
               <w:t>24</w:t>
             </w:r>
             <w:r>
@@ -11740,7 +12470,6 @@
                 <w:cs/>
                 <w:lang w:bidi="ta-IN"/>
               </w:rPr>
-              <w:lastRenderedPageBreak/>
               <w:t>25</w:t>
             </w:r>
             <w:r>
@@ -12474,7 +13203,6 @@
                 <w:cs/>
                 <w:lang w:bidi="ta-IN"/>
               </w:rPr>
-              <w:lastRenderedPageBreak/>
               <w:t>24</w:t>
             </w:r>
             <w:r>
@@ -12652,7 +13380,6 @@
                 <w:cs/>
                 <w:lang w:bidi="ta-IN"/>
               </w:rPr>
-              <w:lastRenderedPageBreak/>
               <w:t>25</w:t>
             </w:r>
             <w:r>
@@ -13475,7 +14202,6 @@
                 <w:cs/>
                 <w:lang w:bidi="ta-IN"/>
               </w:rPr>
-              <w:lastRenderedPageBreak/>
               <w:t>43</w:t>
             </w:r>
             <w:r>
@@ -15066,6 +15792,7 @@
                 <w:cs/>
                 <w:lang w:bidi="ta-IN"/>
               </w:rPr>
+              <w:lastRenderedPageBreak/>
               <w:t>ப்ரி</w:t>
             </w:r>
             <w:r>
@@ -15415,6 +16142,7 @@
                 <w:cs/>
                 <w:lang w:bidi="ta-IN"/>
               </w:rPr>
+              <w:lastRenderedPageBreak/>
               <w:t>5</w:t>
             </w:r>
             <w:r>
@@ -15828,6 +16556,7 @@
                 <w:cs/>
                 <w:lang w:bidi="ta-IN"/>
               </w:rPr>
+              <w:lastRenderedPageBreak/>
               <w:t>ப்ரி</w:t>
             </w:r>
             <w:r>
@@ -16177,6 +16906,7 @@
                 <w:cs/>
                 <w:lang w:bidi="ta-IN"/>
               </w:rPr>
+              <w:lastRenderedPageBreak/>
               <w:t>20</w:t>
             </w:r>
             <w:r>
@@ -16592,7 +17322,6 @@
                 <w:cs/>
                 <w:lang w:bidi="ta-IN"/>
               </w:rPr>
-              <w:lastRenderedPageBreak/>
               <w:t>22</w:t>
             </w:r>
             <w:r>
@@ -17199,7 +17928,6 @@
                 <w:cs/>
                 <w:lang w:bidi="ta-IN"/>
               </w:rPr>
-              <w:lastRenderedPageBreak/>
               <w:t>20</w:t>
             </w:r>
             <w:r>
@@ -17605,7 +18333,6 @@
                 <w:cs/>
                 <w:lang w:bidi="ta-IN"/>
               </w:rPr>
-              <w:lastRenderedPageBreak/>
               <w:t>22</w:t>
             </w:r>
             <w:r>
@@ -18192,7 +18919,6 @@
                 <w:cs/>
                 <w:lang w:bidi="ta-IN"/>
               </w:rPr>
-              <w:lastRenderedPageBreak/>
               <w:t>3</w:t>
             </w:r>
             <w:r>
@@ -19513,6 +20239,42 @@
                 <w:b/>
                 <w:bCs/>
                 <w:szCs w:val="28"/>
+                <w:lang w:bidi="ta-IN"/>
+              </w:rPr>
+            </w:pPr>
+          </w:p>
+          <w:p>
+            <w:pPr>
+              <w:spacing w:before="0" w:line="240" w:lineRule="auto"/>
+              <w:rPr>
+                <w:rFonts w:cs="Latha"/>
+                <w:b/>
+                <w:bCs/>
+                <w:szCs w:val="28"/>
+                <w:lang w:bidi="ta-IN"/>
+              </w:rPr>
+            </w:pPr>
+          </w:p>
+          <w:p>
+            <w:pPr>
+              <w:spacing w:before="0" w:line="240" w:lineRule="auto"/>
+              <w:rPr>
+                <w:rFonts w:cs="Latha"/>
+                <w:b/>
+                <w:bCs/>
+                <w:szCs w:val="28"/>
+                <w:lang w:bidi="ta-IN"/>
+              </w:rPr>
+            </w:pPr>
+          </w:p>
+          <w:p>
+            <w:pPr>
+              <w:spacing w:before="0" w:line="240" w:lineRule="auto"/>
+              <w:rPr>
+                <w:rFonts w:cs="Latha"/>
+                <w:b/>
+                <w:bCs/>
+                <w:szCs w:val="28"/>
                 <w:cs/>
                 <w:lang w:bidi="ta-IN"/>
               </w:rPr>
@@ -19545,6 +20307,7 @@
                 <w:cs/>
                 <w:lang w:bidi="ta-IN"/>
               </w:rPr>
+              <w:lastRenderedPageBreak/>
               <w:t>1</w:t>
             </w:r>
             <w:r>
@@ -21683,7 +22446,6 @@
                 <w:cs/>
                 <w:lang w:bidi="ta-IN"/>
               </w:rPr>
-              <w:lastRenderedPageBreak/>
               <w:t>54)</w:t>
             </w:r>
             <w:r>
@@ -22024,7 +22786,6 @@
                 <w:cs/>
                 <w:lang w:bidi="ta-IN"/>
               </w:rPr>
-              <w:lastRenderedPageBreak/>
               <w:t>5</w:t>
             </w:r>
             <w:r>
@@ -22433,7 +23194,6 @@
                 <w:cs/>
                 <w:lang w:bidi="ta-IN"/>
               </w:rPr>
-              <w:lastRenderedPageBreak/>
               <w:t>54)</w:t>
             </w:r>
             <w:r>
@@ -22779,7 +23539,6 @@
                 <w:cs/>
                 <w:lang w:bidi="ta-IN"/>
               </w:rPr>
-              <w:lastRenderedPageBreak/>
               <w:t>8</w:t>
             </w:r>
             <w:r>
@@ -23738,6 +24497,7 @@
                 <w:sz w:val="36"/>
                 <w:szCs w:val="40"/>
               </w:rPr>
+              <w:lastRenderedPageBreak/>
               <w:t xml:space="preserve"> </w:t>
             </w:r>
           </w:p>
@@ -23766,6 +24526,7 @@
                 <w:cs/>
                 <w:lang w:bidi="ta-IN"/>
               </w:rPr>
+              <w:lastRenderedPageBreak/>
               <w:t>1</w:t>
             </w:r>
             <w:r>
@@ -24183,6 +24944,7 @@
                 <w:cs/>
                 <w:lang w:bidi="ta-IN"/>
               </w:rPr>
+              <w:lastRenderedPageBreak/>
               <w:t>38</w:t>
             </w:r>
             <w:r>
@@ -25002,7 +25764,6 @@
                 <w:cs/>
                 <w:lang w:bidi="ta-IN"/>
               </w:rPr>
-              <w:lastRenderedPageBreak/>
               <w:t>பாவ</w:t>
             </w:r>
             <w:r>
@@ -25162,7 +25923,6 @@
                 <w:sz w:val="32"/>
                 <w:szCs w:val="40"/>
               </w:rPr>
-              <w:lastRenderedPageBreak/>
               <w:t xml:space="preserve"> </w:t>
             </w:r>
             <w:r>
@@ -26020,7 +26780,6 @@
                 <w:cs/>
                 <w:lang w:bidi="ta-IN"/>
               </w:rPr>
-              <w:lastRenderedPageBreak/>
               <w:t>பாவ</w:t>
             </w:r>
             <w:r>
@@ -26185,7 +26944,6 @@
                 <w:cs/>
                 <w:lang w:bidi="ta-IN"/>
               </w:rPr>
-              <w:lastRenderedPageBreak/>
               <w:t>31</w:t>
             </w:r>
             <w:r>
@@ -26907,334 +27665,362 @@
               <w:adjustRightInd w:val="0"/>
               <w:spacing w:before="0" w:line="240" w:lineRule="auto"/>
               <w:rPr>
+                <w:rFonts w:ascii="Latha" w:hAnsi="Latha" w:cs="Latha"/>
+                <w:szCs w:val="28"/>
+                <w:lang w:bidi="ta-IN"/>
+              </w:rPr>
+            </w:pPr>
+            <w:r>
+              <w:rPr>
+                <w:rFonts w:ascii="Latha" w:hAnsi="Latha" w:cs="Latha"/>
+                <w:szCs w:val="28"/>
+                <w:cs/>
+                <w:lang w:bidi="ta-IN"/>
+              </w:rPr>
+              <w:t>அ</w:t>
+            </w:r>
+            <w:r>
+              <w:rPr>
+                <w:rFonts w:ascii="BRH Tamil Tab Extra" w:hAnsi="BRH Tamil Tab Extra" w:cs="Latha"/>
+                <w:b/>
+                <w:bCs/>
+                <w:sz w:val="32"/>
+                <w:szCs w:val="28"/>
+                <w:lang w:bidi="ta-IN"/>
+              </w:rPr>
+              <w:t>…</w:t>
+            </w:r>
+            <w:r>
+              <w:rPr>
+                <w:rFonts w:ascii="Latha" w:hAnsi="Latha" w:cs="Latha"/>
+                <w:szCs w:val="28"/>
+                <w:cs/>
+                <w:lang w:bidi="ta-IN"/>
+              </w:rPr>
+              <w:t>க்</w:t>
+            </w:r>
+            <w:r>
+              <w:rPr>
+                <w:rFonts w:ascii="Latha" w:hAnsi="Latha" w:cs="Latha"/>
+                <w:b/>
+                <w:bCs/>
+                <w:position w:val="-12"/>
+                <w:szCs w:val="28"/>
+                <w:cs/>
+                <w:lang w:bidi="ta-IN"/>
+              </w:rPr>
+              <w:t>3</w:t>
+            </w:r>
+            <w:r>
+              <w:rPr>
+                <w:rFonts w:ascii="Latha" w:hAnsi="Latha" w:cs="Latha"/>
+                <w:szCs w:val="28"/>
+                <w:cs/>
+                <w:lang w:bidi="ta-IN"/>
+              </w:rPr>
+              <w:t>னி</w:t>
+            </w:r>
+            <w:r>
+              <w:rPr>
+                <w:rFonts w:ascii="Latha" w:hAnsi="Latha" w:cs="Latha"/>
+                <w:b/>
+                <w:bCs/>
+                <w:szCs w:val="28"/>
+                <w:cs/>
+                <w:lang w:bidi="ta-IN"/>
+              </w:rPr>
+              <w:t>:</w:t>
+            </w:r>
+            <w:r>
+              <w:rPr>
+                <w:rFonts w:ascii="Latha" w:hAnsi="Latha" w:cs="Latha"/>
+                <w:szCs w:val="28"/>
+                <w:cs/>
+                <w:lang w:bidi="ta-IN"/>
+              </w:rPr>
+              <w:t xml:space="preserve"> ஸ்த</w:t>
+            </w:r>
+            <w:r>
+              <w:rPr>
+                <w:rFonts w:ascii="BRH Tamil Tab Extra" w:hAnsi="BRH Tamil Tab Extra" w:cs="Latha"/>
+                <w:b/>
+                <w:bCs/>
+                <w:sz w:val="32"/>
+                <w:szCs w:val="28"/>
+                <w:lang w:bidi="ta-IN"/>
+              </w:rPr>
+              <w:t>…</w:t>
+            </w:r>
+            <w:r>
+              <w:rPr>
+                <w:rFonts w:ascii="Latha" w:hAnsi="Latha" w:cs="Latha"/>
+                <w:szCs w:val="28"/>
+                <w:cs/>
+                <w:lang w:bidi="ta-IN"/>
+              </w:rPr>
+              <w:t>ன</w:t>
+            </w:r>
+            <w:r>
+              <w:rPr>
+                <w:rFonts w:ascii="Latha" w:hAnsi="Latha" w:cs="Latha"/>
+                <w:szCs w:val="28"/>
+                <w:highlight w:val="yellow"/>
+                <w:cs/>
+                <w:lang w:bidi="ta-IN"/>
+              </w:rPr>
+              <w:t>ய</w:t>
+            </w:r>
+            <w:r>
+              <w:rPr>
+                <w:rFonts w:ascii="BRH Tamil Tab Extra" w:hAnsi="BRH Tamil Tab Extra" w:cs="Latha"/>
+                <w:b/>
+                <w:bCs/>
+                <w:sz w:val="32"/>
+                <w:szCs w:val="28"/>
+                <w:lang w:bidi="ta-IN"/>
+              </w:rPr>
+              <w:t>†</w:t>
+            </w:r>
+            <w:r>
+              <w:rPr>
+                <w:rFonts w:ascii="Latha" w:hAnsi="Latha" w:cs="Latha"/>
+                <w:szCs w:val="28"/>
+                <w:cs/>
+                <w:lang w:bidi="ta-IN"/>
+              </w:rPr>
+              <w:t>ன் த்</w:t>
+            </w:r>
+            <w:r>
+              <w:rPr>
+                <w:rFonts w:ascii="Latha" w:hAnsi="Latha" w:cs="Latha"/>
+                <w:b/>
+                <w:bCs/>
+                <w:position w:val="-12"/>
+                <w:szCs w:val="28"/>
+                <w:cs/>
+                <w:lang w:bidi="ta-IN"/>
+              </w:rPr>
+              <w:t>2</w:t>
+            </w:r>
+            <w:r>
+              <w:rPr>
+                <w:rFonts w:ascii="Latha" w:hAnsi="Latha" w:cs="Latha"/>
+                <w:szCs w:val="28"/>
+                <w:cs/>
+                <w:lang w:bidi="ta-IN"/>
+              </w:rPr>
+              <w:t>ஸ்த</w:t>
+            </w:r>
+            <w:r>
+              <w:rPr>
+                <w:rFonts w:ascii="BRH Tamil Tab Extra" w:hAnsi="BRH Tamil Tab Extra" w:cs="Latha"/>
+                <w:b/>
+                <w:bCs/>
+                <w:sz w:val="32"/>
+                <w:szCs w:val="28"/>
+                <w:lang w:bidi="ta-IN"/>
+              </w:rPr>
+              <w:t>…</w:t>
+            </w:r>
+            <w:r>
+              <w:rPr>
+                <w:rFonts w:ascii="Latha" w:hAnsi="Latha" w:cs="Latha"/>
+                <w:szCs w:val="28"/>
+                <w:cs/>
+                <w:lang w:bidi="ta-IN"/>
+              </w:rPr>
+              <w:t>னய</w:t>
+            </w:r>
+            <w:r>
+              <w:rPr>
+                <w:rFonts w:ascii="BRH Tamil Tab Extra" w:hAnsi="BRH Tamil Tab Extra" w:cs="Latha"/>
+                <w:b/>
+                <w:bCs/>
+                <w:sz w:val="32"/>
+                <w:szCs w:val="28"/>
+                <w:lang w:bidi="ta-IN"/>
+              </w:rPr>
+              <w:t>†</w:t>
+            </w:r>
+            <w:r>
+              <w:rPr>
+                <w:rFonts w:ascii="Latha" w:hAnsi="Latha" w:cs="Latha"/>
+                <w:szCs w:val="28"/>
+                <w:cs/>
+                <w:lang w:bidi="ta-IN"/>
+              </w:rPr>
+              <w:t>ன் ந</w:t>
+            </w:r>
+            <w:r>
+              <w:rPr>
+                <w:rFonts w:ascii="BRH Tamil Tab Extra" w:hAnsi="BRH Tamil Tab Extra" w:cs="Latha"/>
+                <w:b/>
+                <w:bCs/>
+                <w:sz w:val="32"/>
+                <w:szCs w:val="28"/>
+                <w:lang w:bidi="ta-IN"/>
+              </w:rPr>
+              <w:t>…</w:t>
+            </w:r>
+            <w:r>
+              <w:rPr>
+                <w:rFonts w:ascii="Latha" w:hAnsi="Latha" w:cs="Latha"/>
+                <w:szCs w:val="28"/>
+                <w:cs/>
+                <w:lang w:bidi="ta-IN"/>
+              </w:rPr>
+              <w:t>க்</w:t>
+            </w:r>
+            <w:r>
+              <w:rPr>
+                <w:rFonts w:ascii="Latha" w:hAnsi="Latha" w:cs="Latha"/>
+                <w:b/>
+                <w:bCs/>
+                <w:position w:val="-12"/>
+                <w:szCs w:val="28"/>
+                <w:cs/>
+                <w:lang w:bidi="ta-IN"/>
+              </w:rPr>
+              <w:t>3</w:t>
+            </w:r>
+            <w:r>
+              <w:rPr>
+                <w:rFonts w:ascii="Latha" w:hAnsi="Latha" w:cs="Latha"/>
+                <w:szCs w:val="28"/>
+                <w:cs/>
+                <w:lang w:bidi="ta-IN"/>
+              </w:rPr>
+              <w:t>னி ர</w:t>
+            </w:r>
+            <w:r>
+              <w:rPr>
+                <w:rFonts w:ascii="BRH Tamil Tab Extra" w:hAnsi="BRH Tamil Tab Extra" w:cs="Latha"/>
+                <w:b/>
+                <w:bCs/>
+                <w:sz w:val="32"/>
+                <w:szCs w:val="28"/>
+                <w:lang w:bidi="ta-IN"/>
+              </w:rPr>
+              <w:t>…</w:t>
+            </w:r>
+            <w:r>
+              <w:rPr>
+                <w:rFonts w:ascii="Latha" w:hAnsi="Latha" w:cs="Latha"/>
+                <w:szCs w:val="28"/>
+                <w:cs/>
+                <w:lang w:bidi="ta-IN"/>
+              </w:rPr>
+              <w:t>க்</w:t>
+            </w:r>
+            <w:r>
+              <w:rPr>
+                <w:rFonts w:ascii="Latha" w:hAnsi="Latha" w:cs="Latha"/>
+                <w:b/>
+                <w:bCs/>
+                <w:position w:val="-12"/>
+                <w:szCs w:val="28"/>
+                <w:cs/>
+                <w:lang w:bidi="ta-IN"/>
+              </w:rPr>
+              <w:t>3</w:t>
+            </w:r>
+            <w:r>
+              <w:rPr>
+                <w:rFonts w:ascii="Latha" w:hAnsi="Latha" w:cs="Latha"/>
+                <w:szCs w:val="28"/>
+                <w:cs/>
+                <w:lang w:bidi="ta-IN"/>
+              </w:rPr>
+              <w:t>னி</w:t>
+            </w:r>
+            <w:r>
+              <w:rPr>
+                <w:rFonts w:ascii="Latha" w:hAnsi="Latha" w:cs="Latha"/>
+                <w:b/>
+                <w:bCs/>
+                <w:szCs w:val="28"/>
+                <w:cs/>
+                <w:lang w:bidi="ta-IN"/>
+              </w:rPr>
+              <w:t>:</w:t>
+            </w:r>
+            <w:r>
+              <w:rPr>
+                <w:rFonts w:ascii="Latha" w:hAnsi="Latha" w:cs="Latha"/>
+                <w:szCs w:val="28"/>
+                <w:cs/>
+                <w:lang w:bidi="ta-IN"/>
+              </w:rPr>
+              <w:t xml:space="preserve"> ஸ்த</w:t>
+            </w:r>
+            <w:r>
+              <w:rPr>
+                <w:rFonts w:ascii="BRH Tamil Tab Extra" w:hAnsi="BRH Tamil Tab Extra" w:cs="Latha"/>
+                <w:b/>
+                <w:bCs/>
+                <w:sz w:val="32"/>
+                <w:szCs w:val="28"/>
+                <w:lang w:bidi="ta-IN"/>
+              </w:rPr>
+              <w:t>…</w:t>
+            </w:r>
+            <w:r>
+              <w:rPr>
+                <w:rFonts w:ascii="Latha" w:hAnsi="Latha" w:cs="Latha"/>
+                <w:szCs w:val="28"/>
+                <w:cs/>
+                <w:lang w:bidi="ta-IN"/>
+              </w:rPr>
+              <w:t>னயன்ன்</w:t>
+            </w:r>
+            <w:r>
+              <w:rPr>
+                <w:rFonts w:ascii="BRH Tamil Tab Extra" w:hAnsi="BRH Tamil Tab Extra" w:cs="Latha"/>
+                <w:b/>
+                <w:bCs/>
+                <w:sz w:val="32"/>
+                <w:szCs w:val="28"/>
+                <w:lang w:bidi="ta-IN"/>
+              </w:rPr>
+              <w:t>†</w:t>
+            </w:r>
+            <w:r>
+              <w:rPr>
+                <w:rFonts w:ascii="Latha" w:hAnsi="Latha" w:cs="Latha"/>
+                <w:szCs w:val="28"/>
+                <w:lang w:bidi="ta-IN"/>
+              </w:rPr>
+              <w:t xml:space="preserve"> |</w:t>
+            </w:r>
+          </w:p>
+          <w:p>
+            <w:pPr>
+              <w:widowControl w:val="0"/>
+              <w:autoSpaceDE w:val="0"/>
+              <w:autoSpaceDN w:val="0"/>
+              <w:adjustRightInd w:val="0"/>
+              <w:spacing w:before="0" w:line="240" w:lineRule="auto"/>
+              <w:rPr>
+                <w:rFonts w:ascii="Latha" w:hAnsi="Latha" w:cs="Latha"/>
+                <w:color w:val="000000"/>
+                <w:szCs w:val="28"/>
+              </w:rPr>
+            </w:pPr>
+          </w:p>
+          <w:p>
+            <w:pPr>
+              <w:widowControl w:val="0"/>
+              <w:autoSpaceDE w:val="0"/>
+              <w:autoSpaceDN w:val="0"/>
+              <w:adjustRightInd w:val="0"/>
+              <w:spacing w:before="0" w:line="240" w:lineRule="auto"/>
+              <w:rPr>
                 <w:rFonts w:ascii="BRH Devanagari Extra" w:hAnsi="BRH Devanagari Extra" w:cs="BRH Devanagari Extra"/>
                 <w:color w:val="000000"/>
                 <w:sz w:val="32"/>
                 <w:szCs w:val="40"/>
               </w:rPr>
             </w:pPr>
-            <w:r>
-              <w:rPr>
-                <w:rFonts w:ascii="Latha" w:hAnsi="Latha" w:cs="Latha"/>
-                <w:szCs w:val="28"/>
-                <w:cs/>
-                <w:lang w:bidi="ta-IN"/>
-              </w:rPr>
-              <w:t>அ</w:t>
-            </w:r>
-            <w:r>
-              <w:rPr>
-                <w:rFonts w:ascii="BRH Tamil Tab Extra" w:hAnsi="BRH Tamil Tab Extra" w:cs="Latha"/>
-                <w:b/>
-                <w:bCs/>
-                <w:sz w:val="32"/>
-                <w:szCs w:val="28"/>
-                <w:lang w:bidi="ta-IN"/>
-              </w:rPr>
-              <w:t>…</w:t>
-            </w:r>
-            <w:r>
-              <w:rPr>
-                <w:rFonts w:ascii="Latha" w:hAnsi="Latha" w:cs="Latha"/>
-                <w:szCs w:val="28"/>
-                <w:cs/>
-                <w:lang w:bidi="ta-IN"/>
-              </w:rPr>
-              <w:t>க்</w:t>
-            </w:r>
-            <w:r>
-              <w:rPr>
-                <w:rFonts w:ascii="Latha" w:hAnsi="Latha" w:cs="Latha"/>
-                <w:b/>
-                <w:bCs/>
-                <w:position w:val="-12"/>
-                <w:szCs w:val="28"/>
-                <w:cs/>
-                <w:lang w:bidi="ta-IN"/>
-              </w:rPr>
-              <w:t>3</w:t>
-            </w:r>
-            <w:r>
-              <w:rPr>
-                <w:rFonts w:ascii="Latha" w:hAnsi="Latha" w:cs="Latha"/>
-                <w:szCs w:val="28"/>
-                <w:cs/>
-                <w:lang w:bidi="ta-IN"/>
-              </w:rPr>
-              <w:t>னி</w:t>
-            </w:r>
-            <w:r>
-              <w:rPr>
-                <w:rFonts w:ascii="Latha" w:hAnsi="Latha" w:cs="Latha"/>
-                <w:b/>
-                <w:bCs/>
-                <w:szCs w:val="28"/>
-                <w:cs/>
-                <w:lang w:bidi="ta-IN"/>
-              </w:rPr>
-              <w:t>:</w:t>
-            </w:r>
-            <w:r>
-              <w:rPr>
-                <w:rFonts w:ascii="Latha" w:hAnsi="Latha" w:cs="Latha"/>
-                <w:szCs w:val="28"/>
-                <w:cs/>
-                <w:lang w:bidi="ta-IN"/>
-              </w:rPr>
-              <w:t xml:space="preserve"> ஸ்த</w:t>
-            </w:r>
-            <w:r>
-              <w:rPr>
-                <w:rFonts w:ascii="BRH Tamil Tab Extra" w:hAnsi="BRH Tamil Tab Extra" w:cs="Latha"/>
-                <w:b/>
-                <w:bCs/>
-                <w:sz w:val="32"/>
-                <w:szCs w:val="28"/>
-                <w:lang w:bidi="ta-IN"/>
-              </w:rPr>
-              <w:t>…</w:t>
-            </w:r>
-            <w:r>
-              <w:rPr>
-                <w:rFonts w:ascii="Latha" w:hAnsi="Latha" w:cs="Latha"/>
-                <w:szCs w:val="28"/>
-                <w:cs/>
-                <w:lang w:bidi="ta-IN"/>
-              </w:rPr>
-              <w:t>ன</w:t>
-            </w:r>
-            <w:r>
-              <w:rPr>
-                <w:rFonts w:ascii="Latha" w:hAnsi="Latha" w:cs="Latha"/>
-                <w:szCs w:val="28"/>
-                <w:highlight w:val="yellow"/>
-                <w:cs/>
-                <w:lang w:bidi="ta-IN"/>
-              </w:rPr>
-              <w:t>ய</w:t>
-            </w:r>
-            <w:r>
-              <w:rPr>
-                <w:rFonts w:ascii="BRH Tamil Tab Extra" w:hAnsi="BRH Tamil Tab Extra" w:cs="Latha"/>
-                <w:b/>
-                <w:bCs/>
-                <w:sz w:val="32"/>
-                <w:szCs w:val="28"/>
-                <w:lang w:bidi="ta-IN"/>
-              </w:rPr>
-              <w:t>†</w:t>
-            </w:r>
-            <w:r>
-              <w:rPr>
-                <w:rFonts w:ascii="Latha" w:hAnsi="Latha" w:cs="Latha"/>
-                <w:szCs w:val="28"/>
-                <w:cs/>
-                <w:lang w:bidi="ta-IN"/>
-              </w:rPr>
-              <w:t>ன் த்</w:t>
-            </w:r>
-            <w:r>
-              <w:rPr>
-                <w:rFonts w:ascii="Latha" w:hAnsi="Latha" w:cs="Latha"/>
-                <w:b/>
-                <w:bCs/>
-                <w:position w:val="-12"/>
-                <w:szCs w:val="28"/>
-                <w:cs/>
-                <w:lang w:bidi="ta-IN"/>
-              </w:rPr>
-              <w:t>2</w:t>
-            </w:r>
-            <w:r>
-              <w:rPr>
-                <w:rFonts w:ascii="Latha" w:hAnsi="Latha" w:cs="Latha"/>
-                <w:szCs w:val="28"/>
-                <w:cs/>
-                <w:lang w:bidi="ta-IN"/>
-              </w:rPr>
-              <w:t>ஸ்த</w:t>
-            </w:r>
-            <w:r>
-              <w:rPr>
-                <w:rFonts w:ascii="BRH Tamil Tab Extra" w:hAnsi="BRH Tamil Tab Extra" w:cs="Latha"/>
-                <w:b/>
-                <w:bCs/>
-                <w:sz w:val="32"/>
-                <w:szCs w:val="28"/>
-                <w:lang w:bidi="ta-IN"/>
-              </w:rPr>
-              <w:t>…</w:t>
-            </w:r>
-            <w:r>
-              <w:rPr>
-                <w:rFonts w:ascii="Latha" w:hAnsi="Latha" w:cs="Latha"/>
-                <w:szCs w:val="28"/>
-                <w:cs/>
-                <w:lang w:bidi="ta-IN"/>
-              </w:rPr>
-              <w:t>னய</w:t>
-            </w:r>
-            <w:r>
-              <w:rPr>
-                <w:rFonts w:ascii="BRH Tamil Tab Extra" w:hAnsi="BRH Tamil Tab Extra" w:cs="Latha"/>
-                <w:b/>
-                <w:bCs/>
-                <w:sz w:val="32"/>
-                <w:szCs w:val="28"/>
-                <w:lang w:bidi="ta-IN"/>
-              </w:rPr>
-              <w:t>†</w:t>
-            </w:r>
-            <w:r>
-              <w:rPr>
-                <w:rFonts w:ascii="Latha" w:hAnsi="Latha" w:cs="Latha"/>
-                <w:szCs w:val="28"/>
-                <w:cs/>
-                <w:lang w:bidi="ta-IN"/>
-              </w:rPr>
-              <w:t>ன் ந</w:t>
-            </w:r>
-            <w:r>
-              <w:rPr>
-                <w:rFonts w:ascii="BRH Tamil Tab Extra" w:hAnsi="BRH Tamil Tab Extra" w:cs="Latha"/>
-                <w:b/>
-                <w:bCs/>
-                <w:sz w:val="32"/>
-                <w:szCs w:val="28"/>
-                <w:lang w:bidi="ta-IN"/>
-              </w:rPr>
-              <w:t>…</w:t>
-            </w:r>
-            <w:r>
-              <w:rPr>
-                <w:rFonts w:ascii="Latha" w:hAnsi="Latha" w:cs="Latha"/>
-                <w:szCs w:val="28"/>
-                <w:cs/>
-                <w:lang w:bidi="ta-IN"/>
-              </w:rPr>
-              <w:t>க்</w:t>
-            </w:r>
-            <w:r>
-              <w:rPr>
-                <w:rFonts w:ascii="Latha" w:hAnsi="Latha" w:cs="Latha"/>
-                <w:b/>
-                <w:bCs/>
-                <w:position w:val="-12"/>
-                <w:szCs w:val="28"/>
-                <w:cs/>
-                <w:lang w:bidi="ta-IN"/>
-              </w:rPr>
-              <w:t>3</w:t>
-            </w:r>
-            <w:r>
-              <w:rPr>
-                <w:rFonts w:ascii="Latha" w:hAnsi="Latha" w:cs="Latha"/>
-                <w:szCs w:val="28"/>
-                <w:cs/>
-                <w:lang w:bidi="ta-IN"/>
-              </w:rPr>
-              <w:t>னி ர</w:t>
-            </w:r>
-            <w:r>
-              <w:rPr>
-                <w:rFonts w:ascii="BRH Tamil Tab Extra" w:hAnsi="BRH Tamil Tab Extra" w:cs="Latha"/>
-                <w:b/>
-                <w:bCs/>
-                <w:sz w:val="32"/>
-                <w:szCs w:val="28"/>
-                <w:lang w:bidi="ta-IN"/>
-              </w:rPr>
-              <w:t>…</w:t>
-            </w:r>
-            <w:r>
-              <w:rPr>
-                <w:rFonts w:ascii="Latha" w:hAnsi="Latha" w:cs="Latha"/>
-                <w:szCs w:val="28"/>
-                <w:cs/>
-                <w:lang w:bidi="ta-IN"/>
-              </w:rPr>
-              <w:t>க்</w:t>
-            </w:r>
-            <w:r>
-              <w:rPr>
-                <w:rFonts w:ascii="Latha" w:hAnsi="Latha" w:cs="Latha"/>
-                <w:b/>
-                <w:bCs/>
-                <w:position w:val="-12"/>
-                <w:szCs w:val="28"/>
-                <w:cs/>
-                <w:lang w:bidi="ta-IN"/>
-              </w:rPr>
-              <w:t>3</w:t>
-            </w:r>
-            <w:r>
-              <w:rPr>
-                <w:rFonts w:ascii="Latha" w:hAnsi="Latha" w:cs="Latha"/>
-                <w:szCs w:val="28"/>
-                <w:cs/>
-                <w:lang w:bidi="ta-IN"/>
-              </w:rPr>
-              <w:t>னி</w:t>
-            </w:r>
-            <w:r>
-              <w:rPr>
-                <w:rFonts w:ascii="Latha" w:hAnsi="Latha" w:cs="Latha"/>
-                <w:b/>
-                <w:bCs/>
-                <w:szCs w:val="28"/>
-                <w:cs/>
-                <w:lang w:bidi="ta-IN"/>
-              </w:rPr>
-              <w:t>:</w:t>
-            </w:r>
-            <w:r>
-              <w:rPr>
-                <w:rFonts w:ascii="Latha" w:hAnsi="Latha" w:cs="Latha"/>
-                <w:szCs w:val="28"/>
-                <w:cs/>
-                <w:lang w:bidi="ta-IN"/>
-              </w:rPr>
-              <w:t xml:space="preserve"> ஸ்த</w:t>
-            </w:r>
-            <w:r>
-              <w:rPr>
-                <w:rFonts w:ascii="BRH Tamil Tab Extra" w:hAnsi="BRH Tamil Tab Extra" w:cs="Latha"/>
-                <w:b/>
-                <w:bCs/>
-                <w:sz w:val="32"/>
-                <w:szCs w:val="28"/>
-                <w:lang w:bidi="ta-IN"/>
-              </w:rPr>
-              <w:t>…</w:t>
-            </w:r>
-            <w:r>
-              <w:rPr>
-                <w:rFonts w:ascii="Latha" w:hAnsi="Latha" w:cs="Latha"/>
-                <w:szCs w:val="28"/>
-                <w:cs/>
-                <w:lang w:bidi="ta-IN"/>
-              </w:rPr>
-              <w:t>னயன்ன்</w:t>
-            </w:r>
-            <w:r>
-              <w:rPr>
-                <w:rFonts w:ascii="BRH Tamil Tab Extra" w:hAnsi="BRH Tamil Tab Extra" w:cs="Latha"/>
-                <w:b/>
-                <w:bCs/>
-                <w:sz w:val="32"/>
-                <w:szCs w:val="28"/>
-                <w:lang w:bidi="ta-IN"/>
-              </w:rPr>
-              <w:t>†</w:t>
-            </w:r>
-            <w:r>
-              <w:rPr>
-                <w:rFonts w:ascii="Latha" w:hAnsi="Latha" w:cs="Latha"/>
-                <w:szCs w:val="28"/>
-                <w:lang w:bidi="ta-IN"/>
-              </w:rPr>
-              <w:t xml:space="preserve"> |</w:t>
-            </w:r>
           </w:p>
           <w:p>
             <w:pPr>
@@ -27256,6 +28042,7 @@
                 <w:cs/>
                 <w:lang w:bidi="ta-IN"/>
               </w:rPr>
+              <w:lastRenderedPageBreak/>
               <w:t>32</w:t>
             </w:r>
             <w:r>
@@ -27655,6 +28442,7 @@
                 <w:cs/>
                 <w:lang w:bidi="ta-IN"/>
               </w:rPr>
+              <w:lastRenderedPageBreak/>
               <w:t>31</w:t>
             </w:r>
             <w:r>
@@ -27882,335 +28670,363 @@
               <w:adjustRightInd w:val="0"/>
               <w:spacing w:before="0" w:line="240" w:lineRule="auto"/>
               <w:rPr>
+                <w:rFonts w:ascii="Latha" w:hAnsi="Latha" w:cs="Latha"/>
+                <w:szCs w:val="28"/>
+                <w:lang w:bidi="ta-IN"/>
+              </w:rPr>
+            </w:pPr>
+            <w:r>
+              <w:rPr>
+                <w:rFonts w:ascii="Latha" w:hAnsi="Latha" w:cs="Latha"/>
+                <w:szCs w:val="28"/>
+                <w:cs/>
+                <w:lang w:bidi="ta-IN"/>
+              </w:rPr>
+              <w:t>அ</w:t>
+            </w:r>
+            <w:r>
+              <w:rPr>
+                <w:rFonts w:ascii="BRH Tamil Tab Extra" w:hAnsi="BRH Tamil Tab Extra" w:cs="Latha"/>
+                <w:b/>
+                <w:bCs/>
+                <w:sz w:val="32"/>
+                <w:szCs w:val="28"/>
+                <w:lang w:bidi="ta-IN"/>
+              </w:rPr>
+              <w:t>…</w:t>
+            </w:r>
+            <w:r>
+              <w:rPr>
+                <w:rFonts w:ascii="Latha" w:hAnsi="Latha" w:cs="Latha"/>
+                <w:szCs w:val="28"/>
+                <w:cs/>
+                <w:lang w:bidi="ta-IN"/>
+              </w:rPr>
+              <w:t>க்</w:t>
+            </w:r>
+            <w:r>
+              <w:rPr>
+                <w:rFonts w:ascii="Latha" w:hAnsi="Latha" w:cs="Latha"/>
+                <w:b/>
+                <w:bCs/>
+                <w:position w:val="-12"/>
+                <w:szCs w:val="28"/>
+                <w:cs/>
+                <w:lang w:bidi="ta-IN"/>
+              </w:rPr>
+              <w:t>3</w:t>
+            </w:r>
+            <w:r>
+              <w:rPr>
+                <w:rFonts w:ascii="Latha" w:hAnsi="Latha" w:cs="Latha"/>
+                <w:szCs w:val="28"/>
+                <w:cs/>
+                <w:lang w:bidi="ta-IN"/>
+              </w:rPr>
+              <w:t>னி</w:t>
+            </w:r>
+            <w:r>
+              <w:rPr>
+                <w:rFonts w:ascii="Latha" w:hAnsi="Latha" w:cs="Latha"/>
+                <w:b/>
+                <w:bCs/>
+                <w:szCs w:val="28"/>
+                <w:cs/>
+                <w:lang w:bidi="ta-IN"/>
+              </w:rPr>
+              <w:t>:</w:t>
+            </w:r>
+            <w:r>
+              <w:rPr>
+                <w:rFonts w:ascii="Latha" w:hAnsi="Latha" w:cs="Latha"/>
+                <w:szCs w:val="28"/>
+                <w:cs/>
+                <w:lang w:bidi="ta-IN"/>
+              </w:rPr>
+              <w:t xml:space="preserve"> ஸ்த</w:t>
+            </w:r>
+            <w:r>
+              <w:rPr>
+                <w:rFonts w:ascii="BRH Tamil Tab Extra" w:hAnsi="BRH Tamil Tab Extra" w:cs="Latha"/>
+                <w:b/>
+                <w:bCs/>
+                <w:sz w:val="32"/>
+                <w:szCs w:val="28"/>
+                <w:lang w:bidi="ta-IN"/>
+              </w:rPr>
+              <w:t>…</w:t>
+            </w:r>
+            <w:r>
+              <w:rPr>
+                <w:rFonts w:ascii="Latha" w:hAnsi="Latha" w:cs="Latha"/>
+                <w:szCs w:val="28"/>
+                <w:cs/>
+                <w:lang w:bidi="ta-IN"/>
+              </w:rPr>
+              <w:t>ன</w:t>
+            </w:r>
+            <w:r>
+              <w:rPr>
+                <w:rFonts w:ascii="Latha" w:hAnsi="Latha" w:cs="Latha"/>
+                <w:szCs w:val="28"/>
+                <w:highlight w:val="green"/>
+                <w:cs/>
+                <w:lang w:bidi="ta-IN"/>
+              </w:rPr>
+              <w:t>ய</w:t>
+            </w:r>
+            <w:r>
+              <w:rPr>
+                <w:rFonts w:ascii="BRH Tamil Tab Extra" w:hAnsi="BRH Tamil Tab Extra" w:cs="Latha"/>
+                <w:b/>
+                <w:bCs/>
+                <w:sz w:val="32"/>
+                <w:szCs w:val="28"/>
+                <w:highlight w:val="green"/>
+                <w:lang w:bidi="ta-IN"/>
+              </w:rPr>
+              <w:t>‡</w:t>
+            </w:r>
+            <w:r>
+              <w:rPr>
+                <w:rFonts w:ascii="Latha" w:hAnsi="Latha" w:cs="Latha"/>
+                <w:szCs w:val="28"/>
+                <w:cs/>
+                <w:lang w:bidi="ta-IN"/>
+              </w:rPr>
+              <w:t>ன் த்</w:t>
+            </w:r>
+            <w:r>
+              <w:rPr>
+                <w:rFonts w:ascii="Latha" w:hAnsi="Latha" w:cs="Latha"/>
+                <w:b/>
+                <w:bCs/>
+                <w:position w:val="-12"/>
+                <w:szCs w:val="28"/>
+                <w:cs/>
+                <w:lang w:bidi="ta-IN"/>
+              </w:rPr>
+              <w:t>2</w:t>
+            </w:r>
+            <w:r>
+              <w:rPr>
+                <w:rFonts w:ascii="Latha" w:hAnsi="Latha" w:cs="Latha"/>
+                <w:szCs w:val="28"/>
+                <w:cs/>
+                <w:lang w:bidi="ta-IN"/>
+              </w:rPr>
+              <w:t>ஸ்த</w:t>
+            </w:r>
+            <w:r>
+              <w:rPr>
+                <w:rFonts w:ascii="BRH Tamil Tab Extra" w:hAnsi="BRH Tamil Tab Extra" w:cs="Latha"/>
+                <w:b/>
+                <w:bCs/>
+                <w:sz w:val="32"/>
+                <w:szCs w:val="28"/>
+                <w:lang w:bidi="ta-IN"/>
+              </w:rPr>
+              <w:t>…</w:t>
+            </w:r>
+            <w:r>
+              <w:rPr>
+                <w:rFonts w:ascii="Latha" w:hAnsi="Latha" w:cs="Latha"/>
+                <w:szCs w:val="28"/>
+                <w:cs/>
+                <w:lang w:bidi="ta-IN"/>
+              </w:rPr>
+              <w:t>னய</w:t>
+            </w:r>
+            <w:r>
+              <w:rPr>
+                <w:rFonts w:ascii="BRH Tamil Tab Extra" w:hAnsi="BRH Tamil Tab Extra" w:cs="Latha"/>
+                <w:b/>
+                <w:bCs/>
+                <w:sz w:val="32"/>
+                <w:szCs w:val="28"/>
+                <w:lang w:bidi="ta-IN"/>
+              </w:rPr>
+              <w:t>†</w:t>
+            </w:r>
+            <w:r>
+              <w:rPr>
+                <w:rFonts w:ascii="Latha" w:hAnsi="Latha" w:cs="Latha"/>
+                <w:szCs w:val="28"/>
+                <w:cs/>
+                <w:lang w:bidi="ta-IN"/>
+              </w:rPr>
+              <w:t>ன் ந</w:t>
+            </w:r>
+            <w:r>
+              <w:rPr>
+                <w:rFonts w:ascii="BRH Tamil Tab Extra" w:hAnsi="BRH Tamil Tab Extra" w:cs="Latha"/>
+                <w:b/>
+                <w:bCs/>
+                <w:sz w:val="32"/>
+                <w:szCs w:val="28"/>
+                <w:lang w:bidi="ta-IN"/>
+              </w:rPr>
+              <w:t>…</w:t>
+            </w:r>
+            <w:r>
+              <w:rPr>
+                <w:rFonts w:ascii="Latha" w:hAnsi="Latha" w:cs="Latha"/>
+                <w:szCs w:val="28"/>
+                <w:cs/>
+                <w:lang w:bidi="ta-IN"/>
+              </w:rPr>
+              <w:t>க்</w:t>
+            </w:r>
+            <w:r>
+              <w:rPr>
+                <w:rFonts w:ascii="Latha" w:hAnsi="Latha" w:cs="Latha"/>
+                <w:b/>
+                <w:bCs/>
+                <w:position w:val="-12"/>
+                <w:szCs w:val="28"/>
+                <w:cs/>
+                <w:lang w:bidi="ta-IN"/>
+              </w:rPr>
+              <w:t>3</w:t>
+            </w:r>
+            <w:r>
+              <w:rPr>
+                <w:rFonts w:ascii="Latha" w:hAnsi="Latha" w:cs="Latha"/>
+                <w:szCs w:val="28"/>
+                <w:cs/>
+                <w:lang w:bidi="ta-IN"/>
+              </w:rPr>
+              <w:t>னி ர</w:t>
+            </w:r>
+            <w:r>
+              <w:rPr>
+                <w:rFonts w:ascii="BRH Tamil Tab Extra" w:hAnsi="BRH Tamil Tab Extra" w:cs="Latha"/>
+                <w:b/>
+                <w:bCs/>
+                <w:sz w:val="32"/>
+                <w:szCs w:val="28"/>
+                <w:lang w:bidi="ta-IN"/>
+              </w:rPr>
+              <w:t>…</w:t>
+            </w:r>
+            <w:r>
+              <w:rPr>
+                <w:rFonts w:ascii="Latha" w:hAnsi="Latha" w:cs="Latha"/>
+                <w:szCs w:val="28"/>
+                <w:cs/>
+                <w:lang w:bidi="ta-IN"/>
+              </w:rPr>
+              <w:t>க்</w:t>
+            </w:r>
+            <w:r>
+              <w:rPr>
+                <w:rFonts w:ascii="Latha" w:hAnsi="Latha" w:cs="Latha"/>
+                <w:b/>
+                <w:bCs/>
+                <w:position w:val="-12"/>
+                <w:szCs w:val="28"/>
+                <w:cs/>
+                <w:lang w:bidi="ta-IN"/>
+              </w:rPr>
+              <w:t>3</w:t>
+            </w:r>
+            <w:r>
+              <w:rPr>
+                <w:rFonts w:ascii="Latha" w:hAnsi="Latha" w:cs="Latha"/>
+                <w:szCs w:val="28"/>
+                <w:cs/>
+                <w:lang w:bidi="ta-IN"/>
+              </w:rPr>
+              <w:t>னி</w:t>
+            </w:r>
+            <w:r>
+              <w:rPr>
+                <w:rFonts w:ascii="Latha" w:hAnsi="Latha" w:cs="Latha"/>
+                <w:b/>
+                <w:bCs/>
+                <w:szCs w:val="28"/>
+                <w:cs/>
+                <w:lang w:bidi="ta-IN"/>
+              </w:rPr>
+              <w:t>:</w:t>
+            </w:r>
+            <w:r>
+              <w:rPr>
+                <w:rFonts w:ascii="Latha" w:hAnsi="Latha" w:cs="Latha"/>
+                <w:szCs w:val="28"/>
+                <w:cs/>
+                <w:lang w:bidi="ta-IN"/>
+              </w:rPr>
+              <w:t xml:space="preserve"> ஸ்த</w:t>
+            </w:r>
+            <w:r>
+              <w:rPr>
+                <w:rFonts w:ascii="BRH Tamil Tab Extra" w:hAnsi="BRH Tamil Tab Extra" w:cs="Latha"/>
+                <w:b/>
+                <w:bCs/>
+                <w:sz w:val="32"/>
+                <w:szCs w:val="28"/>
+                <w:lang w:bidi="ta-IN"/>
+              </w:rPr>
+              <w:t>…</w:t>
+            </w:r>
+            <w:r>
+              <w:rPr>
+                <w:rFonts w:ascii="Latha" w:hAnsi="Latha" w:cs="Latha"/>
+                <w:szCs w:val="28"/>
+                <w:cs/>
+                <w:lang w:bidi="ta-IN"/>
+              </w:rPr>
+              <w:t>னயன்ன்</w:t>
+            </w:r>
+            <w:r>
+              <w:rPr>
+                <w:rFonts w:ascii="BRH Tamil Tab Extra" w:hAnsi="BRH Tamil Tab Extra" w:cs="Latha"/>
+                <w:b/>
+                <w:bCs/>
+                <w:sz w:val="32"/>
+                <w:szCs w:val="28"/>
+                <w:lang w:bidi="ta-IN"/>
+              </w:rPr>
+              <w:t>†</w:t>
+            </w:r>
+            <w:r>
+              <w:rPr>
+                <w:rFonts w:ascii="Latha" w:hAnsi="Latha" w:cs="Latha"/>
+                <w:szCs w:val="28"/>
+                <w:lang w:bidi="ta-IN"/>
+              </w:rPr>
+              <w:t xml:space="preserve"> |</w:t>
+            </w:r>
+          </w:p>
+          <w:p>
+            <w:pPr>
+              <w:widowControl w:val="0"/>
+              <w:autoSpaceDE w:val="0"/>
+              <w:autoSpaceDN w:val="0"/>
+              <w:adjustRightInd w:val="0"/>
+              <w:spacing w:before="0" w:line="240" w:lineRule="auto"/>
+              <w:rPr>
+                <w:rFonts w:ascii="Latha" w:hAnsi="Latha" w:cs="Latha"/>
+                <w:color w:val="000000"/>
+                <w:szCs w:val="28"/>
+              </w:rPr>
+            </w:pPr>
+          </w:p>
+          <w:p>
+            <w:pPr>
+              <w:widowControl w:val="0"/>
+              <w:autoSpaceDE w:val="0"/>
+              <w:autoSpaceDN w:val="0"/>
+              <w:adjustRightInd w:val="0"/>
+              <w:spacing w:before="0" w:line="240" w:lineRule="auto"/>
+              <w:rPr>
                 <w:rFonts w:ascii="BRH Devanagari Extra" w:hAnsi="BRH Devanagari Extra" w:cs="BRH Devanagari Extra"/>
                 <w:color w:val="000000"/>
                 <w:sz w:val="32"/>
                 <w:szCs w:val="40"/>
               </w:rPr>
             </w:pPr>
-            <w:r>
-              <w:rPr>
-                <w:rFonts w:ascii="Latha" w:hAnsi="Latha" w:cs="Latha"/>
-                <w:szCs w:val="28"/>
-                <w:cs/>
-                <w:lang w:bidi="ta-IN"/>
-              </w:rPr>
-              <w:t>அ</w:t>
-            </w:r>
-            <w:r>
-              <w:rPr>
-                <w:rFonts w:ascii="BRH Tamil Tab Extra" w:hAnsi="BRH Tamil Tab Extra" w:cs="Latha"/>
-                <w:b/>
-                <w:bCs/>
-                <w:sz w:val="32"/>
-                <w:szCs w:val="28"/>
-                <w:lang w:bidi="ta-IN"/>
-              </w:rPr>
-              <w:t>…</w:t>
-            </w:r>
-            <w:r>
-              <w:rPr>
-                <w:rFonts w:ascii="Latha" w:hAnsi="Latha" w:cs="Latha"/>
-                <w:szCs w:val="28"/>
-                <w:cs/>
-                <w:lang w:bidi="ta-IN"/>
-              </w:rPr>
-              <w:t>க்</w:t>
-            </w:r>
-            <w:r>
-              <w:rPr>
-                <w:rFonts w:ascii="Latha" w:hAnsi="Latha" w:cs="Latha"/>
-                <w:b/>
-                <w:bCs/>
-                <w:position w:val="-12"/>
-                <w:szCs w:val="28"/>
-                <w:cs/>
-                <w:lang w:bidi="ta-IN"/>
-              </w:rPr>
-              <w:t>3</w:t>
-            </w:r>
-            <w:r>
-              <w:rPr>
-                <w:rFonts w:ascii="Latha" w:hAnsi="Latha" w:cs="Latha"/>
-                <w:szCs w:val="28"/>
-                <w:cs/>
-                <w:lang w:bidi="ta-IN"/>
-              </w:rPr>
-              <w:t>னி</w:t>
-            </w:r>
-            <w:r>
-              <w:rPr>
-                <w:rFonts w:ascii="Latha" w:hAnsi="Latha" w:cs="Latha"/>
-                <w:b/>
-                <w:bCs/>
-                <w:szCs w:val="28"/>
-                <w:cs/>
-                <w:lang w:bidi="ta-IN"/>
-              </w:rPr>
-              <w:t>:</w:t>
-            </w:r>
-            <w:r>
-              <w:rPr>
-                <w:rFonts w:ascii="Latha" w:hAnsi="Latha" w:cs="Latha"/>
-                <w:szCs w:val="28"/>
-                <w:cs/>
-                <w:lang w:bidi="ta-IN"/>
-              </w:rPr>
-              <w:t xml:space="preserve"> ஸ்த</w:t>
-            </w:r>
-            <w:r>
-              <w:rPr>
-                <w:rFonts w:ascii="BRH Tamil Tab Extra" w:hAnsi="BRH Tamil Tab Extra" w:cs="Latha"/>
-                <w:b/>
-                <w:bCs/>
-                <w:sz w:val="32"/>
-                <w:szCs w:val="28"/>
-                <w:lang w:bidi="ta-IN"/>
-              </w:rPr>
-              <w:t>…</w:t>
-            </w:r>
-            <w:r>
-              <w:rPr>
-                <w:rFonts w:ascii="Latha" w:hAnsi="Latha" w:cs="Latha"/>
-                <w:szCs w:val="28"/>
-                <w:cs/>
-                <w:lang w:bidi="ta-IN"/>
-              </w:rPr>
-              <w:t>ன</w:t>
-            </w:r>
-            <w:r>
-              <w:rPr>
-                <w:rFonts w:ascii="Latha" w:hAnsi="Latha" w:cs="Latha"/>
-                <w:szCs w:val="28"/>
-                <w:highlight w:val="green"/>
-                <w:cs/>
-                <w:lang w:bidi="ta-IN"/>
-              </w:rPr>
-              <w:t>ய</w:t>
-            </w:r>
-            <w:r>
-              <w:rPr>
-                <w:rFonts w:ascii="BRH Tamil Tab Extra" w:hAnsi="BRH Tamil Tab Extra" w:cs="Latha"/>
-                <w:b/>
-                <w:bCs/>
-                <w:sz w:val="32"/>
-                <w:szCs w:val="28"/>
-                <w:highlight w:val="green"/>
-                <w:lang w:bidi="ta-IN"/>
-              </w:rPr>
-              <w:t>‡</w:t>
-            </w:r>
-            <w:r>
-              <w:rPr>
-                <w:rFonts w:ascii="Latha" w:hAnsi="Latha" w:cs="Latha"/>
-                <w:szCs w:val="28"/>
-                <w:cs/>
-                <w:lang w:bidi="ta-IN"/>
-              </w:rPr>
-              <w:t>ன் த்</w:t>
-            </w:r>
-            <w:r>
-              <w:rPr>
-                <w:rFonts w:ascii="Latha" w:hAnsi="Latha" w:cs="Latha"/>
-                <w:b/>
-                <w:bCs/>
-                <w:position w:val="-12"/>
-                <w:szCs w:val="28"/>
-                <w:cs/>
-                <w:lang w:bidi="ta-IN"/>
-              </w:rPr>
-              <w:t>2</w:t>
-            </w:r>
-            <w:r>
-              <w:rPr>
-                <w:rFonts w:ascii="Latha" w:hAnsi="Latha" w:cs="Latha"/>
-                <w:szCs w:val="28"/>
-                <w:cs/>
-                <w:lang w:bidi="ta-IN"/>
-              </w:rPr>
-              <w:t>ஸ்த</w:t>
-            </w:r>
-            <w:r>
-              <w:rPr>
-                <w:rFonts w:ascii="BRH Tamil Tab Extra" w:hAnsi="BRH Tamil Tab Extra" w:cs="Latha"/>
-                <w:b/>
-                <w:bCs/>
-                <w:sz w:val="32"/>
-                <w:szCs w:val="28"/>
-                <w:lang w:bidi="ta-IN"/>
-              </w:rPr>
-              <w:t>…</w:t>
-            </w:r>
-            <w:r>
-              <w:rPr>
-                <w:rFonts w:ascii="Latha" w:hAnsi="Latha" w:cs="Latha"/>
-                <w:szCs w:val="28"/>
-                <w:cs/>
-                <w:lang w:bidi="ta-IN"/>
-              </w:rPr>
-              <w:t>னய</w:t>
-            </w:r>
-            <w:r>
-              <w:rPr>
-                <w:rFonts w:ascii="BRH Tamil Tab Extra" w:hAnsi="BRH Tamil Tab Extra" w:cs="Latha"/>
-                <w:b/>
-                <w:bCs/>
-                <w:sz w:val="32"/>
-                <w:szCs w:val="28"/>
-                <w:lang w:bidi="ta-IN"/>
-              </w:rPr>
-              <w:t>†</w:t>
-            </w:r>
-            <w:r>
-              <w:rPr>
-                <w:rFonts w:ascii="Latha" w:hAnsi="Latha" w:cs="Latha"/>
-                <w:szCs w:val="28"/>
-                <w:cs/>
-                <w:lang w:bidi="ta-IN"/>
-              </w:rPr>
-              <w:t>ன் ந</w:t>
-            </w:r>
-            <w:r>
-              <w:rPr>
-                <w:rFonts w:ascii="BRH Tamil Tab Extra" w:hAnsi="BRH Tamil Tab Extra" w:cs="Latha"/>
-                <w:b/>
-                <w:bCs/>
-                <w:sz w:val="32"/>
-                <w:szCs w:val="28"/>
-                <w:lang w:bidi="ta-IN"/>
-              </w:rPr>
-              <w:t>…</w:t>
-            </w:r>
-            <w:r>
-              <w:rPr>
-                <w:rFonts w:ascii="Latha" w:hAnsi="Latha" w:cs="Latha"/>
-                <w:szCs w:val="28"/>
-                <w:cs/>
-                <w:lang w:bidi="ta-IN"/>
-              </w:rPr>
-              <w:t>க்</w:t>
-            </w:r>
-            <w:r>
-              <w:rPr>
-                <w:rFonts w:ascii="Latha" w:hAnsi="Latha" w:cs="Latha"/>
-                <w:b/>
-                <w:bCs/>
-                <w:position w:val="-12"/>
-                <w:szCs w:val="28"/>
-                <w:cs/>
-                <w:lang w:bidi="ta-IN"/>
-              </w:rPr>
-              <w:t>3</w:t>
-            </w:r>
-            <w:r>
-              <w:rPr>
-                <w:rFonts w:ascii="Latha" w:hAnsi="Latha" w:cs="Latha"/>
-                <w:szCs w:val="28"/>
-                <w:cs/>
-                <w:lang w:bidi="ta-IN"/>
-              </w:rPr>
-              <w:t>னி ர</w:t>
-            </w:r>
-            <w:r>
-              <w:rPr>
-                <w:rFonts w:ascii="BRH Tamil Tab Extra" w:hAnsi="BRH Tamil Tab Extra" w:cs="Latha"/>
-                <w:b/>
-                <w:bCs/>
-                <w:sz w:val="32"/>
-                <w:szCs w:val="28"/>
-                <w:lang w:bidi="ta-IN"/>
-              </w:rPr>
-              <w:t>…</w:t>
-            </w:r>
-            <w:r>
-              <w:rPr>
-                <w:rFonts w:ascii="Latha" w:hAnsi="Latha" w:cs="Latha"/>
-                <w:szCs w:val="28"/>
-                <w:cs/>
-                <w:lang w:bidi="ta-IN"/>
-              </w:rPr>
-              <w:t>க்</w:t>
-            </w:r>
-            <w:r>
-              <w:rPr>
-                <w:rFonts w:ascii="Latha" w:hAnsi="Latha" w:cs="Latha"/>
-                <w:b/>
-                <w:bCs/>
-                <w:position w:val="-12"/>
-                <w:szCs w:val="28"/>
-                <w:cs/>
-                <w:lang w:bidi="ta-IN"/>
-              </w:rPr>
-              <w:t>3</w:t>
-            </w:r>
-            <w:r>
-              <w:rPr>
-                <w:rFonts w:ascii="Latha" w:hAnsi="Latha" w:cs="Latha"/>
-                <w:szCs w:val="28"/>
-                <w:cs/>
-                <w:lang w:bidi="ta-IN"/>
-              </w:rPr>
-              <w:t>னி</w:t>
-            </w:r>
-            <w:r>
-              <w:rPr>
-                <w:rFonts w:ascii="Latha" w:hAnsi="Latha" w:cs="Latha"/>
-                <w:b/>
-                <w:bCs/>
-                <w:szCs w:val="28"/>
-                <w:cs/>
-                <w:lang w:bidi="ta-IN"/>
-              </w:rPr>
-              <w:t>:</w:t>
-            </w:r>
-            <w:r>
-              <w:rPr>
-                <w:rFonts w:ascii="Latha" w:hAnsi="Latha" w:cs="Latha"/>
-                <w:szCs w:val="28"/>
-                <w:cs/>
-                <w:lang w:bidi="ta-IN"/>
-              </w:rPr>
-              <w:t xml:space="preserve"> ஸ்த</w:t>
-            </w:r>
-            <w:r>
-              <w:rPr>
-                <w:rFonts w:ascii="BRH Tamil Tab Extra" w:hAnsi="BRH Tamil Tab Extra" w:cs="Latha"/>
-                <w:b/>
-                <w:bCs/>
-                <w:sz w:val="32"/>
-                <w:szCs w:val="28"/>
-                <w:lang w:bidi="ta-IN"/>
-              </w:rPr>
-              <w:t>…</w:t>
-            </w:r>
-            <w:r>
-              <w:rPr>
-                <w:rFonts w:ascii="Latha" w:hAnsi="Latha" w:cs="Latha"/>
-                <w:szCs w:val="28"/>
-                <w:cs/>
-                <w:lang w:bidi="ta-IN"/>
-              </w:rPr>
-              <w:t>னயன்ன்</w:t>
-            </w:r>
-            <w:r>
-              <w:rPr>
-                <w:rFonts w:ascii="BRH Tamil Tab Extra" w:hAnsi="BRH Tamil Tab Extra" w:cs="Latha"/>
-                <w:b/>
-                <w:bCs/>
-                <w:sz w:val="32"/>
-                <w:szCs w:val="28"/>
-                <w:lang w:bidi="ta-IN"/>
-              </w:rPr>
-              <w:t>†</w:t>
-            </w:r>
-            <w:r>
-              <w:rPr>
-                <w:rFonts w:ascii="Latha" w:hAnsi="Latha" w:cs="Latha"/>
-                <w:szCs w:val="28"/>
-                <w:lang w:bidi="ta-IN"/>
-              </w:rPr>
-              <w:t xml:space="preserve"> |</w:t>
-            </w:r>
           </w:p>
           <w:p>
             <w:pPr>
@@ -28232,6 +29048,7 @@
                 <w:cs/>
                 <w:lang w:bidi="ta-IN"/>
               </w:rPr>
+              <w:lastRenderedPageBreak/>
               <w:t>32</w:t>
             </w:r>
             <w:r>
@@ -28655,6 +29472,7 @@
                 <w:cs/>
                 <w:lang w:bidi="ta-IN"/>
               </w:rPr>
+              <w:lastRenderedPageBreak/>
               <w:t>5</w:t>
             </w:r>
             <w:r>
@@ -29725,16 +30543,68 @@
                 <w:highlight w:val="green"/>
                 <w:lang w:bidi="ta-IN"/>
               </w:rPr>
-              <w:t>is udAttam</w:t>
-            </w:r>
+              <w:t xml:space="preserve">is </w:t>
+            </w:r>
+            <w:proofErr w:type="spellStart"/>
             <w:r>
               <w:rPr>
                 <w:rFonts w:cs="Arial"/>
                 <w:sz w:val="28"/>
                 <w:szCs w:val="28"/>
-                <w:lang w:bidi="ta-IN"/>
-              </w:rPr>
-              <w:t xml:space="preserve"> should not acquire anudAttam should be udAttam only</w:t>
+                <w:highlight w:val="green"/>
+                <w:lang w:bidi="ta-IN"/>
+              </w:rPr>
+              <w:t>udAttam</w:t>
+            </w:r>
+            <w:proofErr w:type="spellEnd"/>
+            <w:r>
+              <w:rPr>
+                <w:rFonts w:cs="Arial"/>
+                <w:sz w:val="28"/>
+                <w:szCs w:val="28"/>
+                <w:lang w:bidi="ta-IN"/>
+              </w:rPr>
+              <w:t xml:space="preserve"> should not acquire </w:t>
+            </w:r>
+            <w:proofErr w:type="spellStart"/>
+            <w:r>
+              <w:rPr>
+                <w:rFonts w:cs="Arial"/>
+                <w:sz w:val="28"/>
+                <w:szCs w:val="28"/>
+                <w:lang w:bidi="ta-IN"/>
+              </w:rPr>
+              <w:t>anudAttam</w:t>
+            </w:r>
+            <w:proofErr w:type="spellEnd"/>
+            <w:r>
+              <w:rPr>
+                <w:rFonts w:cs="Arial"/>
+                <w:sz w:val="28"/>
+                <w:szCs w:val="28"/>
+                <w:lang w:bidi="ta-IN"/>
+              </w:rPr>
+              <w:t xml:space="preserve"> should be </w:t>
+            </w:r>
+            <w:proofErr w:type="spellStart"/>
+            <w:r>
+              <w:rPr>
+                <w:rFonts w:cs="Arial"/>
+                <w:sz w:val="28"/>
+                <w:szCs w:val="28"/>
+                <w:lang w:bidi="ta-IN"/>
+              </w:rPr>
+              <w:t>udAttam</w:t>
+            </w:r>
+            <w:proofErr w:type="spellEnd"/>
+            <w:r>
+              <w:rPr>
+                <w:rFonts w:cs="Arial"/>
+                <w:sz w:val="28"/>
+                <w:szCs w:val="28"/>
+                <w:lang w:bidi="ta-IN"/>
+              </w:rPr>
+              <w:t xml:space="preserve"> only</w:t>
             </w:r>
           </w:p>
         </w:tc>
@@ -29767,7 +30637,6 @@
                 <w:cs/>
                 <w:lang w:bidi="ta-IN"/>
               </w:rPr>
-              <w:lastRenderedPageBreak/>
               <w:t>36</w:t>
             </w:r>
             <w:r>
@@ -31365,6 +32234,7 @@
                 <w:cs/>
                 <w:lang w:bidi="ta-IN"/>
               </w:rPr>
+              <w:lastRenderedPageBreak/>
               <w:t>47</w:t>
             </w:r>
             <w:r>
